--- a/docs/Lab/Lab01/Exercise_1_Intro_to_ArcPro - Student.docx
+++ b/docs/Lab/Lab01/Exercise_1_Intro_to_ArcPro - Student.docx
@@ -1,6 +1,6 @@
 
 <file path=word/document.xml><?xml version="1.0" encoding="utf-8"?>
-<w:document xmlns:wpc="http://schemas.microsoft.com/office/word/2010/wordprocessingCanvas" xmlns:cx="http://schemas.microsoft.com/office/drawing/2014/chartex" xmlns:cx1="http://schemas.microsoft.com/office/drawing/2015/9/8/chartex" xmlns:cx2="http://schemas.microsoft.com/office/drawing/2015/10/21/chartex" xmlns:cx3="http://schemas.microsoft.com/office/drawing/2016/5/9/chartex" xmlns:cx4="http://schemas.microsoft.com/office/drawing/2016/5/10/chartex" xmlns:cx5="http://schemas.microsoft.com/office/drawing/2016/5/11/chartex" xmlns:cx6="http://schemas.microsoft.com/office/drawing/2016/5/12/chartex" xmlns:cx7="http://schemas.microsoft.com/office/drawing/2016/5/13/chartex" xmlns:cx8="http://schemas.microsoft.com/office/drawing/2016/5/14/chartex" xmlns:mc="http://schemas.openxmlformats.org/markup-compatibility/2006" xmlns:aink="http://schemas.microsoft.com/office/drawing/2016/ink" xmlns:am3d="http://schemas.microsoft.com/office/drawing/2017/model3d" xmlns:o="urn:schemas-microsoft-com:office:office" xmlns:oel="http://schemas.microsoft.com/office/2019/extlst" xmlns:r="http://schemas.openxmlformats.org/officeDocument/2006/relationships" xmlns:m="http://schemas.openxmlformats.org/officeDocument/2006/math" xmlns:v="urn:schemas-microsoft-com:vml" xmlns:wp14="http://schemas.microsoft.com/office/word/2010/wordprocessingDrawing" xmlns:wp="http://schemas.openxmlformats.org/drawingml/2006/wordprocessingDrawing" xmlns:w10="urn:schemas-microsoft-com:office:word" xmlns:w="http://schemas.openxmlformats.org/wordprocessingml/2006/main" xmlns:w14="http://schemas.microsoft.com/office/word/2010/wordml" xmlns:w15="http://schemas.microsoft.com/office/word/2012/wordml" xmlns:w16cex="http://schemas.microsoft.com/office/word/2018/wordml/cex" xmlns:w16cid="http://schemas.microsoft.com/office/word/2016/wordml/cid" xmlns:w16="http://schemas.microsoft.com/office/word/2018/wordml" xmlns:w16sdtdh="http://schemas.microsoft.com/office/word/2020/wordml/sdtdatahash" xmlns:w16se="http://schemas.microsoft.com/office/word/2015/wordml/symex" xmlns:wpg="http://schemas.microsoft.com/office/word/2010/wordprocessingGroup" xmlns:wpi="http://schemas.microsoft.com/office/word/2010/wordprocessingInk" xmlns:wne="http://schemas.microsoft.com/office/word/2006/wordml" xmlns:wps="http://schemas.microsoft.com/office/word/2010/wordprocessingShape" mc:Ignorable="w14 w15 w16se w16cid w16 w16cex w16sdtdh wp14">
+<w:document xmlns:wpc="http://schemas.microsoft.com/office/word/2010/wordprocessingCanvas" xmlns:cx="http://schemas.microsoft.com/office/drawing/2014/chartex" xmlns:cx1="http://schemas.microsoft.com/office/drawing/2015/9/8/chartex" xmlns:cx2="http://schemas.microsoft.com/office/drawing/2015/10/21/chartex" xmlns:cx3="http://schemas.microsoft.com/office/drawing/2016/5/9/chartex" xmlns:cx4="http://schemas.microsoft.com/office/drawing/2016/5/10/chartex" xmlns:cx5="http://schemas.microsoft.com/office/drawing/2016/5/11/chartex" xmlns:cx6="http://schemas.microsoft.com/office/drawing/2016/5/12/chartex" xmlns:cx7="http://schemas.microsoft.com/office/drawing/2016/5/13/chartex" xmlns:cx8="http://schemas.microsoft.com/office/drawing/2016/5/14/chartex" xmlns:mc="http://schemas.openxmlformats.org/markup-compatibility/2006" xmlns:aink="http://schemas.microsoft.com/office/drawing/2016/ink" xmlns:am3d="http://schemas.microsoft.com/office/drawing/2017/model3d" xmlns:o="urn:schemas-microsoft-com:office:office" xmlns:oel="http://schemas.microsoft.com/office/2019/extlst" xmlns:r="http://schemas.openxmlformats.org/officeDocument/2006/relationships" xmlns:m="http://schemas.openxmlformats.org/officeDocument/2006/math" xmlns:v="urn:schemas-microsoft-com:vml" xmlns:wp14="http://schemas.microsoft.com/office/word/2010/wordprocessingDrawing" xmlns:wp="http://schemas.openxmlformats.org/drawingml/2006/wordprocessingDrawing" xmlns:w10="urn:schemas-microsoft-com:office:word" xmlns:w="http://schemas.openxmlformats.org/wordprocessingml/2006/main" xmlns:w14="http://schemas.microsoft.com/office/word/2010/wordml" xmlns:w15="http://schemas.microsoft.com/office/word/2012/wordml" xmlns:w16cex="http://schemas.microsoft.com/office/word/2018/wordml/cex" xmlns:w16cid="http://schemas.microsoft.com/office/word/2016/wordml/cid" xmlns:w16="http://schemas.microsoft.com/office/word/2018/wordml" xmlns:w16du="http://schemas.microsoft.com/office/word/2023/wordml/word16du" xmlns:w16sdtdh="http://schemas.microsoft.com/office/word/2020/wordml/sdtdatahash" xmlns:w16sdtfl="http://schemas.microsoft.com/office/word/2024/wordml/sdtformatlock" xmlns:w16se="http://schemas.microsoft.com/office/word/2015/wordml/symex" xmlns:wpg="http://schemas.microsoft.com/office/word/2010/wordprocessingGroup" xmlns:wpi="http://schemas.microsoft.com/office/word/2010/wordprocessingInk" xmlns:wne="http://schemas.microsoft.com/office/word/2006/wordml" xmlns:wps="http://schemas.microsoft.com/office/word/2010/wordprocessingShape" mc:Ignorable="w14 w15 w16se w16cid w16 w16cex w16sdtdh w16sdtfl w16du wp14">
   <w:body>
     <w:p>
       <w:pPr>
@@ -228,7 +228,23 @@
           <w:szCs w:val="24"/>
           <w:lang w:val="en"/>
         </w:rPr>
-        <w:t xml:space="preserve"> % toward your total grade.</w:t>
+        <w:t xml:space="preserve"> % </w:t>
+      </w:r>
+      <w:r>
+        <w:rPr>
+          <w:rFonts w:asciiTheme="minorHAnsi" w:eastAsiaTheme="minorEastAsia" w:hAnsiTheme="minorHAnsi" w:cstheme="minorHAnsi"/>
+          <w:szCs w:val="24"/>
+          <w:lang w:val="en"/>
+        </w:rPr>
+        <w:t xml:space="preserve">(60 points out of 900 points) </w:t>
+      </w:r>
+      <w:r>
+        <w:rPr>
+          <w:rFonts w:asciiTheme="minorHAnsi" w:eastAsiaTheme="minorEastAsia" w:hAnsiTheme="minorHAnsi" w:cstheme="minorHAnsi"/>
+          <w:szCs w:val="24"/>
+          <w:lang w:val="en"/>
+        </w:rPr>
+        <w:t>toward your total grade.</w:t>
       </w:r>
     </w:p>
     <w:p>
@@ -1430,13 +1446,8 @@
         <w:t>s</w:t>
       </w:r>
       <w:r>
-        <w:t xml:space="preserve"> of World Topographic Map and World </w:t>
-      </w:r>
-      <w:proofErr w:type="spellStart"/>
-      <w:r>
-        <w:t>Hillshade</w:t>
-      </w:r>
-      <w:proofErr w:type="spellEnd"/>
+        <w:t xml:space="preserve"> of World Topographic Map and World Hillshade</w:t>
+      </w:r>
       <w:r>
         <w:t>? (</w:t>
       </w:r>
@@ -1664,7 +1675,6 @@
           <w:rFonts w:asciiTheme="minorHAnsi" w:hAnsiTheme="minorHAnsi" w:cstheme="minorHAnsi"/>
           <w:szCs w:val="24"/>
         </w:rPr>
-        <w:lastRenderedPageBreak/>
         <w:t>As you can see, the</w:t>
       </w:r>
       <w:r>
@@ -2826,7 +2836,6 @@
           <w:rFonts w:asciiTheme="minorHAnsi" w:hAnsiTheme="minorHAnsi" w:cstheme="minorHAnsi"/>
           <w:szCs w:val="24"/>
         </w:rPr>
-        <w:lastRenderedPageBreak/>
         <w:t xml:space="preserve">Double-click on the point symbology for the </w:t>
       </w:r>
       <w:r>
@@ -3323,7 +3332,6 @@
           <w:b/>
           <w:szCs w:val="24"/>
         </w:rPr>
-        <w:lastRenderedPageBreak/>
         <w:t xml:space="preserve"> </w:t>
       </w:r>
     </w:p>
@@ -4063,7 +4071,6 @@
           <w:rFonts w:asciiTheme="minorHAnsi" w:hAnsiTheme="minorHAnsi" w:cstheme="minorHAnsi"/>
           <w:szCs w:val="24"/>
         </w:rPr>
-        <w:lastRenderedPageBreak/>
         <w:t xml:space="preserve">Step </w:t>
       </w:r>
       <w:r>
@@ -4645,7 +4652,6 @@
           <w:noProof/>
           <w:szCs w:val="24"/>
         </w:rPr>
-        <w:lastRenderedPageBreak/>
         <w:drawing>
           <wp:inline distT="0" distB="0" distL="0" distR="0" wp14:anchorId="6F784B29" wp14:editId="063F58A5">
             <wp:extent cx="4739920" cy="3028950"/>
@@ -4985,7 +4991,6 @@
         <w:rPr>
           <w:noProof/>
         </w:rPr>
-        <w:lastRenderedPageBreak/>
         <w:drawing>
           <wp:inline distT="0" distB="0" distL="0" distR="0" wp14:anchorId="70650AEE" wp14:editId="44257A03">
             <wp:extent cx="2915267" cy="2723103"/>
@@ -5432,7 +5437,6 @@
           <w:noProof/>
           <w:szCs w:val="24"/>
         </w:rPr>
-        <w:lastRenderedPageBreak/>
         <w:drawing>
           <wp:anchor distT="0" distB="0" distL="114300" distR="114300" simplePos="0" relativeHeight="251668480" behindDoc="0" locked="0" layoutInCell="1" allowOverlap="0" wp14:anchorId="7C50CBA2" wp14:editId="774BC348">
             <wp:simplePos x="0" y="0"/>
@@ -6345,7 +6349,6 @@
           <w:noProof/>
           <w:szCs w:val="24"/>
         </w:rPr>
-        <w:lastRenderedPageBreak/>
         <w:drawing>
           <wp:inline distT="0" distB="0" distL="0" distR="0" wp14:anchorId="2257F62A" wp14:editId="7C264E5E">
             <wp:extent cx="3000375" cy="1219200"/>
@@ -6725,7 +6728,6 @@
           <w:rFonts w:asciiTheme="minorHAnsi" w:hAnsiTheme="minorHAnsi" w:cstheme="minorHAnsi"/>
           <w:szCs w:val="24"/>
         </w:rPr>
-        <w:lastRenderedPageBreak/>
         <w:t>Right-click on the field name and select Sort Descending. This will reorder the counties in descending order</w:t>
       </w:r>
       <w:r>
@@ -7098,7 +7100,7 @@
               </wp:anchor>
             </w:drawing>
           </mc:Choice>
-          <mc:Fallback xmlns:w16sdtfl="http://schemas.microsoft.com/office/word/2024/wordml/sdtformatlock" xmlns:w16du="http://schemas.microsoft.com/office/word/2023/wordml/word16du">
+          <mc:Fallback>
             <w:pict>
               <v:group w14:anchorId="633AAE55" id="Group 7946" o:spid="_x0000_s1026" alt="Image showing Add and Save icons" style="position:absolute;margin-left:389.95pt;margin-top:-2.45pt;width:51.1pt;height:78.2pt;z-index:251669504" coordsize="6489,9928" o:gfxdata="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">
                 <v:shape id="Picture 677" o:spid="_x0000_s1027" type="#_x0000_t75" style="position:absolute;width:5238;height:2571;visibility:visible;mso-wrap-style:square" o:gfxdata="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">
@@ -7560,7 +7562,6 @@
         <w:rPr>
           <w:noProof/>
         </w:rPr>
-        <w:lastRenderedPageBreak/>
         <w:drawing>
           <wp:inline distT="0" distB="0" distL="0" distR="0" wp14:anchorId="20B32324" wp14:editId="7F5D44A7">
             <wp:extent cx="2602135" cy="3793253"/>
@@ -7655,7 +7656,10 @@
         <w:t>(</w:t>
       </w:r>
       <w:r>
-        <w:t>5 Points</w:t>
+        <w:t>10</w:t>
+      </w:r>
+      <w:r>
+        <w:t xml:space="preserve"> Points</w:t>
       </w:r>
       <w:r>
         <w:t>)</w:t>
@@ -7944,7 +7948,6 @@
           <w:rFonts w:asciiTheme="minorHAnsi" w:hAnsiTheme="minorHAnsi" w:cstheme="minorHAnsi"/>
           <w:szCs w:val="24"/>
         </w:rPr>
-        <w:lastRenderedPageBreak/>
         <w:t>Navigate to the Analysis Tab then select Tools. This will open the Geoprocessing Window.</w:t>
       </w:r>
     </w:p>
@@ -8402,7 +8405,10 @@
         <w:t xml:space="preserve"> County in square kilometers? (</w:t>
       </w:r>
       <w:r>
-        <w:t>5 Points</w:t>
+        <w:t>10</w:t>
+      </w:r>
+      <w:r>
+        <w:t xml:space="preserve"> Points</w:t>
       </w:r>
       <w:r>
         <w:t xml:space="preserve">) </w:t>
@@ -8423,7 +8429,6 @@
           <w:color w:val="FF0000"/>
           <w:szCs w:val="24"/>
         </w:rPr>
-        <w:lastRenderedPageBreak/>
         <w:t>Answer 10:</w:t>
       </w:r>
       <w:r>
@@ -8917,7 +8922,6 @@
           <w:rFonts w:asciiTheme="minorHAnsi" w:hAnsiTheme="minorHAnsi" w:cstheme="minorHAnsi"/>
           <w:szCs w:val="24"/>
         </w:rPr>
-        <w:lastRenderedPageBreak/>
         <w:t xml:space="preserve">This will allow you to save a map layout as a graphic file, such as PDF or JPEG. </w:t>
       </w:r>
       <w:r>
@@ -9046,7 +9050,7 @@
 </file>
 
 <file path=word/endnotes.xml><?xml version="1.0" encoding="utf-8"?>
-<w:endnotes xmlns:wpc="http://schemas.microsoft.com/office/word/2010/wordprocessingCanvas" xmlns:cx="http://schemas.microsoft.com/office/drawing/2014/chartex" xmlns:cx1="http://schemas.microsoft.com/office/drawing/2015/9/8/chartex" xmlns:cx2="http://schemas.microsoft.com/office/drawing/2015/10/21/chartex" xmlns:cx3="http://schemas.microsoft.com/office/drawing/2016/5/9/chartex" xmlns:cx4="http://schemas.microsoft.com/office/drawing/2016/5/10/chartex" xmlns:cx5="http://schemas.microsoft.com/office/drawing/2016/5/11/chartex" xmlns:cx6="http://schemas.microsoft.com/office/drawing/2016/5/12/chartex" xmlns:cx7="http://schemas.microsoft.com/office/drawing/2016/5/13/chartex" xmlns:cx8="http://schemas.microsoft.com/office/drawing/2016/5/14/chartex" xmlns:mc="http://schemas.openxmlformats.org/markup-compatibility/2006" xmlns:aink="http://schemas.microsoft.com/office/drawing/2016/ink" xmlns:am3d="http://schemas.microsoft.com/office/drawing/2017/model3d" xmlns:o="urn:schemas-microsoft-com:office:office" xmlns:oel="http://schemas.microsoft.com/office/2019/extlst" xmlns:r="http://schemas.openxmlformats.org/officeDocument/2006/relationships" xmlns:m="http://schemas.openxmlformats.org/officeDocument/2006/math" xmlns:v="urn:schemas-microsoft-com:vml" xmlns:wp14="http://schemas.microsoft.com/office/word/2010/wordprocessingDrawing" xmlns:wp="http://schemas.openxmlformats.org/drawingml/2006/wordprocessingDrawing" xmlns:w10="urn:schemas-microsoft-com:office:word" xmlns:w="http://schemas.openxmlformats.org/wordprocessingml/2006/main" xmlns:w14="http://schemas.microsoft.com/office/word/2010/wordml" xmlns:w15="http://schemas.microsoft.com/office/word/2012/wordml" xmlns:w16cex="http://schemas.microsoft.com/office/word/2018/wordml/cex" xmlns:w16cid="http://schemas.microsoft.com/office/word/2016/wordml/cid" xmlns:w16="http://schemas.microsoft.com/office/word/2018/wordml" xmlns:w16sdtdh="http://schemas.microsoft.com/office/word/2020/wordml/sdtdatahash" xmlns:w16se="http://schemas.microsoft.com/office/word/2015/wordml/symex" xmlns:wpg="http://schemas.microsoft.com/office/word/2010/wordprocessingGroup" xmlns:wpi="http://schemas.microsoft.com/office/word/2010/wordprocessingInk" xmlns:wne="http://schemas.microsoft.com/office/word/2006/wordml" xmlns:wps="http://schemas.microsoft.com/office/word/2010/wordprocessingShape" mc:Ignorable="w14 w15 w16se w16cid w16 w16cex w16sdtdh wp14">
+<w:endnotes xmlns:wpc="http://schemas.microsoft.com/office/word/2010/wordprocessingCanvas" xmlns:cx="http://schemas.microsoft.com/office/drawing/2014/chartex" xmlns:cx1="http://schemas.microsoft.com/office/drawing/2015/9/8/chartex" xmlns:cx2="http://schemas.microsoft.com/office/drawing/2015/10/21/chartex" xmlns:cx3="http://schemas.microsoft.com/office/drawing/2016/5/9/chartex" xmlns:cx4="http://schemas.microsoft.com/office/drawing/2016/5/10/chartex" xmlns:cx5="http://schemas.microsoft.com/office/drawing/2016/5/11/chartex" xmlns:cx6="http://schemas.microsoft.com/office/drawing/2016/5/12/chartex" xmlns:cx7="http://schemas.microsoft.com/office/drawing/2016/5/13/chartex" xmlns:cx8="http://schemas.microsoft.com/office/drawing/2016/5/14/chartex" xmlns:mc="http://schemas.openxmlformats.org/markup-compatibility/2006" xmlns:aink="http://schemas.microsoft.com/office/drawing/2016/ink" xmlns:am3d="http://schemas.microsoft.com/office/drawing/2017/model3d" xmlns:o="urn:schemas-microsoft-com:office:office" xmlns:oel="http://schemas.microsoft.com/office/2019/extlst" xmlns:r="http://schemas.openxmlformats.org/officeDocument/2006/relationships" xmlns:m="http://schemas.openxmlformats.org/officeDocument/2006/math" xmlns:v="urn:schemas-microsoft-com:vml" xmlns:wp14="http://schemas.microsoft.com/office/word/2010/wordprocessingDrawing" xmlns:wp="http://schemas.openxmlformats.org/drawingml/2006/wordprocessingDrawing" xmlns:w10="urn:schemas-microsoft-com:office:word" xmlns:w="http://schemas.openxmlformats.org/wordprocessingml/2006/main" xmlns:w14="http://schemas.microsoft.com/office/word/2010/wordml" xmlns:w15="http://schemas.microsoft.com/office/word/2012/wordml" xmlns:w16cex="http://schemas.microsoft.com/office/word/2018/wordml/cex" xmlns:w16cid="http://schemas.microsoft.com/office/word/2016/wordml/cid" xmlns:w16="http://schemas.microsoft.com/office/word/2018/wordml" xmlns:w16du="http://schemas.microsoft.com/office/word/2023/wordml/word16du" xmlns:w16sdtdh="http://schemas.microsoft.com/office/word/2020/wordml/sdtdatahash" xmlns:w16sdtfl="http://schemas.microsoft.com/office/word/2024/wordml/sdtformatlock" xmlns:w16se="http://schemas.microsoft.com/office/word/2015/wordml/symex" xmlns:wpg="http://schemas.microsoft.com/office/word/2010/wordprocessingGroup" xmlns:wpi="http://schemas.microsoft.com/office/word/2010/wordprocessingInk" xmlns:wne="http://schemas.microsoft.com/office/word/2006/wordml" xmlns:wps="http://schemas.microsoft.com/office/word/2010/wordprocessingShape" mc:Ignorable="w14 w15 w16se w16cid w16 w16cex w16sdtdh w16sdtfl w16du wp14">
   <w:endnote w:type="separator" w:id="-1">
     <w:p>
       <w:pPr>
@@ -9071,7 +9075,7 @@
 </file>
 
 <file path=word/footer1.xml><?xml version="1.0" encoding="utf-8"?>
-<w:ftr xmlns:wpc="http://schemas.microsoft.com/office/word/2010/wordprocessingCanvas" xmlns:cx="http://schemas.microsoft.com/office/drawing/2014/chartex" xmlns:cx1="http://schemas.microsoft.com/office/drawing/2015/9/8/chartex" xmlns:cx2="http://schemas.microsoft.com/office/drawing/2015/10/21/chartex" xmlns:cx3="http://schemas.microsoft.com/office/drawing/2016/5/9/chartex" xmlns:cx4="http://schemas.microsoft.com/office/drawing/2016/5/10/chartex" xmlns:cx5="http://schemas.microsoft.com/office/drawing/2016/5/11/chartex" xmlns:cx6="http://schemas.microsoft.com/office/drawing/2016/5/12/chartex" xmlns:cx7="http://schemas.microsoft.com/office/drawing/2016/5/13/chartex" xmlns:cx8="http://schemas.microsoft.com/office/drawing/2016/5/14/chartex" xmlns:mc="http://schemas.openxmlformats.org/markup-compatibility/2006" xmlns:aink="http://schemas.microsoft.com/office/drawing/2016/ink" xmlns:am3d="http://schemas.microsoft.com/office/drawing/2017/model3d" xmlns:o="urn:schemas-microsoft-com:office:office" xmlns:oel="http://schemas.microsoft.com/office/2019/extlst" xmlns:r="http://schemas.openxmlformats.org/officeDocument/2006/relationships" xmlns:m="http://schemas.openxmlformats.org/officeDocument/2006/math" xmlns:v="urn:schemas-microsoft-com:vml" xmlns:wp14="http://schemas.microsoft.com/office/word/2010/wordprocessingDrawing" xmlns:wp="http://schemas.openxmlformats.org/drawingml/2006/wordprocessingDrawing" xmlns:w10="urn:schemas-microsoft-com:office:word" xmlns:w="http://schemas.openxmlformats.org/wordprocessingml/2006/main" xmlns:w14="http://schemas.microsoft.com/office/word/2010/wordml" xmlns:w15="http://schemas.microsoft.com/office/word/2012/wordml" xmlns:w16cex="http://schemas.microsoft.com/office/word/2018/wordml/cex" xmlns:w16cid="http://schemas.microsoft.com/office/word/2016/wordml/cid" xmlns:w16="http://schemas.microsoft.com/office/word/2018/wordml" xmlns:w16sdtdh="http://schemas.microsoft.com/office/word/2020/wordml/sdtdatahash" xmlns:w16se="http://schemas.microsoft.com/office/word/2015/wordml/symex" xmlns:wpg="http://schemas.microsoft.com/office/word/2010/wordprocessingGroup" xmlns:wpi="http://schemas.microsoft.com/office/word/2010/wordprocessingInk" xmlns:wne="http://schemas.microsoft.com/office/word/2006/wordml" xmlns:wps="http://schemas.microsoft.com/office/word/2010/wordprocessingShape" mc:Ignorable="w14 w15 w16se w16cid w16 w16cex w16sdtdh wp14">
+<w:ftr xmlns:wpc="http://schemas.microsoft.com/office/word/2010/wordprocessingCanvas" xmlns:cx="http://schemas.microsoft.com/office/drawing/2014/chartex" xmlns:cx1="http://schemas.microsoft.com/office/drawing/2015/9/8/chartex" xmlns:cx2="http://schemas.microsoft.com/office/drawing/2015/10/21/chartex" xmlns:cx3="http://schemas.microsoft.com/office/drawing/2016/5/9/chartex" xmlns:cx4="http://schemas.microsoft.com/office/drawing/2016/5/10/chartex" xmlns:cx5="http://schemas.microsoft.com/office/drawing/2016/5/11/chartex" xmlns:cx6="http://schemas.microsoft.com/office/drawing/2016/5/12/chartex" xmlns:cx7="http://schemas.microsoft.com/office/drawing/2016/5/13/chartex" xmlns:cx8="http://schemas.microsoft.com/office/drawing/2016/5/14/chartex" xmlns:mc="http://schemas.openxmlformats.org/markup-compatibility/2006" xmlns:aink="http://schemas.microsoft.com/office/drawing/2016/ink" xmlns:am3d="http://schemas.microsoft.com/office/drawing/2017/model3d" xmlns:o="urn:schemas-microsoft-com:office:office" xmlns:oel="http://schemas.microsoft.com/office/2019/extlst" xmlns:r="http://schemas.openxmlformats.org/officeDocument/2006/relationships" xmlns:m="http://schemas.openxmlformats.org/officeDocument/2006/math" xmlns:v="urn:schemas-microsoft-com:vml" xmlns:wp14="http://schemas.microsoft.com/office/word/2010/wordprocessingDrawing" xmlns:wp="http://schemas.openxmlformats.org/drawingml/2006/wordprocessingDrawing" xmlns:w10="urn:schemas-microsoft-com:office:word" xmlns:w="http://schemas.openxmlformats.org/wordprocessingml/2006/main" xmlns:w14="http://schemas.microsoft.com/office/word/2010/wordml" xmlns:w15="http://schemas.microsoft.com/office/word/2012/wordml" xmlns:w16cex="http://schemas.microsoft.com/office/word/2018/wordml/cex" xmlns:w16cid="http://schemas.microsoft.com/office/word/2016/wordml/cid" xmlns:w16="http://schemas.microsoft.com/office/word/2018/wordml" xmlns:w16du="http://schemas.microsoft.com/office/word/2023/wordml/word16du" xmlns:w16sdtdh="http://schemas.microsoft.com/office/word/2020/wordml/sdtdatahash" xmlns:w16sdtfl="http://schemas.microsoft.com/office/word/2024/wordml/sdtformatlock" xmlns:w16se="http://schemas.microsoft.com/office/word/2015/wordml/symex" xmlns:wpg="http://schemas.microsoft.com/office/word/2010/wordprocessingGroup" xmlns:wpi="http://schemas.microsoft.com/office/word/2010/wordprocessingInk" xmlns:wne="http://schemas.microsoft.com/office/word/2006/wordml" xmlns:wps="http://schemas.microsoft.com/office/word/2010/wordprocessingShape" mc:Ignorable="w14 w15 w16se w16cid w16 w16cex w16sdtdh w16sdtfl w16du wp14">
   <w:p>
     <w:pPr>
       <w:spacing w:after="0" w:line="259" w:lineRule="auto"/>
@@ -9114,7 +9118,7 @@
 </file>
 
 <file path=word/footer2.xml><?xml version="1.0" encoding="utf-8"?>
-<w:ftr xmlns:wpc="http://schemas.microsoft.com/office/word/2010/wordprocessingCanvas" xmlns:cx="http://schemas.microsoft.com/office/drawing/2014/chartex" xmlns:cx1="http://schemas.microsoft.com/office/drawing/2015/9/8/chartex" xmlns:cx2="http://schemas.microsoft.com/office/drawing/2015/10/21/chartex" xmlns:cx3="http://schemas.microsoft.com/office/drawing/2016/5/9/chartex" xmlns:cx4="http://schemas.microsoft.com/office/drawing/2016/5/10/chartex" xmlns:cx5="http://schemas.microsoft.com/office/drawing/2016/5/11/chartex" xmlns:cx6="http://schemas.microsoft.com/office/drawing/2016/5/12/chartex" xmlns:cx7="http://schemas.microsoft.com/office/drawing/2016/5/13/chartex" xmlns:cx8="http://schemas.microsoft.com/office/drawing/2016/5/14/chartex" xmlns:mc="http://schemas.openxmlformats.org/markup-compatibility/2006" xmlns:aink="http://schemas.microsoft.com/office/drawing/2016/ink" xmlns:am3d="http://schemas.microsoft.com/office/drawing/2017/model3d" xmlns:o="urn:schemas-microsoft-com:office:office" xmlns:oel="http://schemas.microsoft.com/office/2019/extlst" xmlns:r="http://schemas.openxmlformats.org/officeDocument/2006/relationships" xmlns:m="http://schemas.openxmlformats.org/officeDocument/2006/math" xmlns:v="urn:schemas-microsoft-com:vml" xmlns:wp14="http://schemas.microsoft.com/office/word/2010/wordprocessingDrawing" xmlns:wp="http://schemas.openxmlformats.org/drawingml/2006/wordprocessingDrawing" xmlns:w10="urn:schemas-microsoft-com:office:word" xmlns:w="http://schemas.openxmlformats.org/wordprocessingml/2006/main" xmlns:w14="http://schemas.microsoft.com/office/word/2010/wordml" xmlns:w15="http://schemas.microsoft.com/office/word/2012/wordml" xmlns:w16cex="http://schemas.microsoft.com/office/word/2018/wordml/cex" xmlns:w16cid="http://schemas.microsoft.com/office/word/2016/wordml/cid" xmlns:w16="http://schemas.microsoft.com/office/word/2018/wordml" xmlns:w16sdtdh="http://schemas.microsoft.com/office/word/2020/wordml/sdtdatahash" xmlns:w16se="http://schemas.microsoft.com/office/word/2015/wordml/symex" xmlns:wpg="http://schemas.microsoft.com/office/word/2010/wordprocessingGroup" xmlns:wpi="http://schemas.microsoft.com/office/word/2010/wordprocessingInk" xmlns:wne="http://schemas.microsoft.com/office/word/2006/wordml" xmlns:wps="http://schemas.microsoft.com/office/word/2010/wordprocessingShape" mc:Ignorable="w14 w15 w16se w16cid w16 w16cex w16sdtdh wp14">
+<w:ftr xmlns:wpc="http://schemas.microsoft.com/office/word/2010/wordprocessingCanvas" xmlns:cx="http://schemas.microsoft.com/office/drawing/2014/chartex" xmlns:cx1="http://schemas.microsoft.com/office/drawing/2015/9/8/chartex" xmlns:cx2="http://schemas.microsoft.com/office/drawing/2015/10/21/chartex" xmlns:cx3="http://schemas.microsoft.com/office/drawing/2016/5/9/chartex" xmlns:cx4="http://schemas.microsoft.com/office/drawing/2016/5/10/chartex" xmlns:cx5="http://schemas.microsoft.com/office/drawing/2016/5/11/chartex" xmlns:cx6="http://schemas.microsoft.com/office/drawing/2016/5/12/chartex" xmlns:cx7="http://schemas.microsoft.com/office/drawing/2016/5/13/chartex" xmlns:cx8="http://schemas.microsoft.com/office/drawing/2016/5/14/chartex" xmlns:mc="http://schemas.openxmlformats.org/markup-compatibility/2006" xmlns:aink="http://schemas.microsoft.com/office/drawing/2016/ink" xmlns:am3d="http://schemas.microsoft.com/office/drawing/2017/model3d" xmlns:o="urn:schemas-microsoft-com:office:office" xmlns:oel="http://schemas.microsoft.com/office/2019/extlst" xmlns:r="http://schemas.openxmlformats.org/officeDocument/2006/relationships" xmlns:m="http://schemas.openxmlformats.org/officeDocument/2006/math" xmlns:v="urn:schemas-microsoft-com:vml" xmlns:wp14="http://schemas.microsoft.com/office/word/2010/wordprocessingDrawing" xmlns:wp="http://schemas.openxmlformats.org/drawingml/2006/wordprocessingDrawing" xmlns:w10="urn:schemas-microsoft-com:office:word" xmlns:w="http://schemas.openxmlformats.org/wordprocessingml/2006/main" xmlns:w14="http://schemas.microsoft.com/office/word/2010/wordml" xmlns:w15="http://schemas.microsoft.com/office/word/2012/wordml" xmlns:w16cex="http://schemas.microsoft.com/office/word/2018/wordml/cex" xmlns:w16cid="http://schemas.microsoft.com/office/word/2016/wordml/cid" xmlns:w16="http://schemas.microsoft.com/office/word/2018/wordml" xmlns:w16du="http://schemas.microsoft.com/office/word/2023/wordml/word16du" xmlns:w16sdtdh="http://schemas.microsoft.com/office/word/2020/wordml/sdtdatahash" xmlns:w16sdtfl="http://schemas.microsoft.com/office/word/2024/wordml/sdtformatlock" xmlns:w16se="http://schemas.microsoft.com/office/word/2015/wordml/symex" xmlns:wpg="http://schemas.microsoft.com/office/word/2010/wordprocessingGroup" xmlns:wpi="http://schemas.microsoft.com/office/word/2010/wordprocessingInk" xmlns:wne="http://schemas.microsoft.com/office/word/2006/wordml" xmlns:wps="http://schemas.microsoft.com/office/word/2010/wordprocessingShape" mc:Ignorable="w14 w15 w16se w16cid w16 w16cex w16sdtdh w16sdtfl w16du wp14">
   <w:p>
     <w:pPr>
       <w:spacing w:after="0" w:line="259" w:lineRule="auto"/>
@@ -9157,7 +9161,7 @@
 </file>
 
 <file path=word/footer3.xml><?xml version="1.0" encoding="utf-8"?>
-<w:ftr xmlns:wpc="http://schemas.microsoft.com/office/word/2010/wordprocessingCanvas" xmlns:cx="http://schemas.microsoft.com/office/drawing/2014/chartex" xmlns:cx1="http://schemas.microsoft.com/office/drawing/2015/9/8/chartex" xmlns:cx2="http://schemas.microsoft.com/office/drawing/2015/10/21/chartex" xmlns:cx3="http://schemas.microsoft.com/office/drawing/2016/5/9/chartex" xmlns:cx4="http://schemas.microsoft.com/office/drawing/2016/5/10/chartex" xmlns:cx5="http://schemas.microsoft.com/office/drawing/2016/5/11/chartex" xmlns:cx6="http://schemas.microsoft.com/office/drawing/2016/5/12/chartex" xmlns:cx7="http://schemas.microsoft.com/office/drawing/2016/5/13/chartex" xmlns:cx8="http://schemas.microsoft.com/office/drawing/2016/5/14/chartex" xmlns:mc="http://schemas.openxmlformats.org/markup-compatibility/2006" xmlns:aink="http://schemas.microsoft.com/office/drawing/2016/ink" xmlns:am3d="http://schemas.microsoft.com/office/drawing/2017/model3d" xmlns:o="urn:schemas-microsoft-com:office:office" xmlns:oel="http://schemas.microsoft.com/office/2019/extlst" xmlns:r="http://schemas.openxmlformats.org/officeDocument/2006/relationships" xmlns:m="http://schemas.openxmlformats.org/officeDocument/2006/math" xmlns:v="urn:schemas-microsoft-com:vml" xmlns:wp14="http://schemas.microsoft.com/office/word/2010/wordprocessingDrawing" xmlns:wp="http://schemas.openxmlformats.org/drawingml/2006/wordprocessingDrawing" xmlns:w10="urn:schemas-microsoft-com:office:word" xmlns:w="http://schemas.openxmlformats.org/wordprocessingml/2006/main" xmlns:w14="http://schemas.microsoft.com/office/word/2010/wordml" xmlns:w15="http://schemas.microsoft.com/office/word/2012/wordml" xmlns:w16cex="http://schemas.microsoft.com/office/word/2018/wordml/cex" xmlns:w16cid="http://schemas.microsoft.com/office/word/2016/wordml/cid" xmlns:w16="http://schemas.microsoft.com/office/word/2018/wordml" xmlns:w16sdtdh="http://schemas.microsoft.com/office/word/2020/wordml/sdtdatahash" xmlns:w16se="http://schemas.microsoft.com/office/word/2015/wordml/symex" xmlns:wpg="http://schemas.microsoft.com/office/word/2010/wordprocessingGroup" xmlns:wpi="http://schemas.microsoft.com/office/word/2010/wordprocessingInk" xmlns:wne="http://schemas.microsoft.com/office/word/2006/wordml" xmlns:wps="http://schemas.microsoft.com/office/word/2010/wordprocessingShape" mc:Ignorable="w14 w15 w16se w16cid w16 w16cex w16sdtdh wp14">
+<w:ftr xmlns:wpc="http://schemas.microsoft.com/office/word/2010/wordprocessingCanvas" xmlns:cx="http://schemas.microsoft.com/office/drawing/2014/chartex" xmlns:cx1="http://schemas.microsoft.com/office/drawing/2015/9/8/chartex" xmlns:cx2="http://schemas.microsoft.com/office/drawing/2015/10/21/chartex" xmlns:cx3="http://schemas.microsoft.com/office/drawing/2016/5/9/chartex" xmlns:cx4="http://schemas.microsoft.com/office/drawing/2016/5/10/chartex" xmlns:cx5="http://schemas.microsoft.com/office/drawing/2016/5/11/chartex" xmlns:cx6="http://schemas.microsoft.com/office/drawing/2016/5/12/chartex" xmlns:cx7="http://schemas.microsoft.com/office/drawing/2016/5/13/chartex" xmlns:cx8="http://schemas.microsoft.com/office/drawing/2016/5/14/chartex" xmlns:mc="http://schemas.openxmlformats.org/markup-compatibility/2006" xmlns:aink="http://schemas.microsoft.com/office/drawing/2016/ink" xmlns:am3d="http://schemas.microsoft.com/office/drawing/2017/model3d" xmlns:o="urn:schemas-microsoft-com:office:office" xmlns:oel="http://schemas.microsoft.com/office/2019/extlst" xmlns:r="http://schemas.openxmlformats.org/officeDocument/2006/relationships" xmlns:m="http://schemas.openxmlformats.org/officeDocument/2006/math" xmlns:v="urn:schemas-microsoft-com:vml" xmlns:wp14="http://schemas.microsoft.com/office/word/2010/wordprocessingDrawing" xmlns:wp="http://schemas.openxmlformats.org/drawingml/2006/wordprocessingDrawing" xmlns:w10="urn:schemas-microsoft-com:office:word" xmlns:w="http://schemas.openxmlformats.org/wordprocessingml/2006/main" xmlns:w14="http://schemas.microsoft.com/office/word/2010/wordml" xmlns:w15="http://schemas.microsoft.com/office/word/2012/wordml" xmlns:w16cex="http://schemas.microsoft.com/office/word/2018/wordml/cex" xmlns:w16cid="http://schemas.microsoft.com/office/word/2016/wordml/cid" xmlns:w16="http://schemas.microsoft.com/office/word/2018/wordml" xmlns:w16du="http://schemas.microsoft.com/office/word/2023/wordml/word16du" xmlns:w16sdtdh="http://schemas.microsoft.com/office/word/2020/wordml/sdtdatahash" xmlns:w16sdtfl="http://schemas.microsoft.com/office/word/2024/wordml/sdtformatlock" xmlns:w16se="http://schemas.microsoft.com/office/word/2015/wordml/symex" xmlns:wpg="http://schemas.microsoft.com/office/word/2010/wordprocessingGroup" xmlns:wpi="http://schemas.microsoft.com/office/word/2010/wordprocessingInk" xmlns:wne="http://schemas.microsoft.com/office/word/2006/wordml" xmlns:wps="http://schemas.microsoft.com/office/word/2010/wordprocessingShape" mc:Ignorable="w14 w15 w16se w16cid w16 w16cex w16sdtdh w16sdtfl w16du wp14">
   <w:p>
     <w:pPr>
       <w:spacing w:after="0" w:line="259" w:lineRule="auto"/>
@@ -9200,7 +9204,7 @@
 </file>
 
 <file path=word/footnotes.xml><?xml version="1.0" encoding="utf-8"?>
-<w:footnotes xmlns:wpc="http://schemas.microsoft.com/office/word/2010/wordprocessingCanvas" xmlns:cx="http://schemas.microsoft.com/office/drawing/2014/chartex" xmlns:cx1="http://schemas.microsoft.com/office/drawing/2015/9/8/chartex" xmlns:cx2="http://schemas.microsoft.com/office/drawing/2015/10/21/chartex" xmlns:cx3="http://schemas.microsoft.com/office/drawing/2016/5/9/chartex" xmlns:cx4="http://schemas.microsoft.com/office/drawing/2016/5/10/chartex" xmlns:cx5="http://schemas.microsoft.com/office/drawing/2016/5/11/chartex" xmlns:cx6="http://schemas.microsoft.com/office/drawing/2016/5/12/chartex" xmlns:cx7="http://schemas.microsoft.com/office/drawing/2016/5/13/chartex" xmlns:cx8="http://schemas.microsoft.com/office/drawing/2016/5/14/chartex" xmlns:mc="http://schemas.openxmlformats.org/markup-compatibility/2006" xmlns:aink="http://schemas.microsoft.com/office/drawing/2016/ink" xmlns:am3d="http://schemas.microsoft.com/office/drawing/2017/model3d" xmlns:o="urn:schemas-microsoft-com:office:office" xmlns:oel="http://schemas.microsoft.com/office/2019/extlst" xmlns:r="http://schemas.openxmlformats.org/officeDocument/2006/relationships" xmlns:m="http://schemas.openxmlformats.org/officeDocument/2006/math" xmlns:v="urn:schemas-microsoft-com:vml" xmlns:wp14="http://schemas.microsoft.com/office/word/2010/wordprocessingDrawing" xmlns:wp="http://schemas.openxmlformats.org/drawingml/2006/wordprocessingDrawing" xmlns:w10="urn:schemas-microsoft-com:office:word" xmlns:w="http://schemas.openxmlformats.org/wordprocessingml/2006/main" xmlns:w14="http://schemas.microsoft.com/office/word/2010/wordml" xmlns:w15="http://schemas.microsoft.com/office/word/2012/wordml" xmlns:w16cex="http://schemas.microsoft.com/office/word/2018/wordml/cex" xmlns:w16cid="http://schemas.microsoft.com/office/word/2016/wordml/cid" xmlns:w16="http://schemas.microsoft.com/office/word/2018/wordml" xmlns:w16sdtdh="http://schemas.microsoft.com/office/word/2020/wordml/sdtdatahash" xmlns:w16se="http://schemas.microsoft.com/office/word/2015/wordml/symex" xmlns:wpg="http://schemas.microsoft.com/office/word/2010/wordprocessingGroup" xmlns:wpi="http://schemas.microsoft.com/office/word/2010/wordprocessingInk" xmlns:wne="http://schemas.microsoft.com/office/word/2006/wordml" xmlns:wps="http://schemas.microsoft.com/office/word/2010/wordprocessingShape" mc:Ignorable="w14 w15 w16se w16cid w16 w16cex w16sdtdh wp14">
+<w:footnotes xmlns:wpc="http://schemas.microsoft.com/office/word/2010/wordprocessingCanvas" xmlns:cx="http://schemas.microsoft.com/office/drawing/2014/chartex" xmlns:cx1="http://schemas.microsoft.com/office/drawing/2015/9/8/chartex" xmlns:cx2="http://schemas.microsoft.com/office/drawing/2015/10/21/chartex" xmlns:cx3="http://schemas.microsoft.com/office/drawing/2016/5/9/chartex" xmlns:cx4="http://schemas.microsoft.com/office/drawing/2016/5/10/chartex" xmlns:cx5="http://schemas.microsoft.com/office/drawing/2016/5/11/chartex" xmlns:cx6="http://schemas.microsoft.com/office/drawing/2016/5/12/chartex" xmlns:cx7="http://schemas.microsoft.com/office/drawing/2016/5/13/chartex" xmlns:cx8="http://schemas.microsoft.com/office/drawing/2016/5/14/chartex" xmlns:mc="http://schemas.openxmlformats.org/markup-compatibility/2006" xmlns:aink="http://schemas.microsoft.com/office/drawing/2016/ink" xmlns:am3d="http://schemas.microsoft.com/office/drawing/2017/model3d" xmlns:o="urn:schemas-microsoft-com:office:office" xmlns:oel="http://schemas.microsoft.com/office/2019/extlst" xmlns:r="http://schemas.openxmlformats.org/officeDocument/2006/relationships" xmlns:m="http://schemas.openxmlformats.org/officeDocument/2006/math" xmlns:v="urn:schemas-microsoft-com:vml" xmlns:wp14="http://schemas.microsoft.com/office/word/2010/wordprocessingDrawing" xmlns:wp="http://schemas.openxmlformats.org/drawingml/2006/wordprocessingDrawing" xmlns:w10="urn:schemas-microsoft-com:office:word" xmlns:w="http://schemas.openxmlformats.org/wordprocessingml/2006/main" xmlns:w14="http://schemas.microsoft.com/office/word/2010/wordml" xmlns:w15="http://schemas.microsoft.com/office/word/2012/wordml" xmlns:w16cex="http://schemas.microsoft.com/office/word/2018/wordml/cex" xmlns:w16cid="http://schemas.microsoft.com/office/word/2016/wordml/cid" xmlns:w16="http://schemas.microsoft.com/office/word/2018/wordml" xmlns:w16du="http://schemas.microsoft.com/office/word/2023/wordml/word16du" xmlns:w16sdtdh="http://schemas.microsoft.com/office/word/2020/wordml/sdtdatahash" xmlns:w16sdtfl="http://schemas.microsoft.com/office/word/2024/wordml/sdtformatlock" xmlns:w16se="http://schemas.microsoft.com/office/word/2015/wordml/symex" xmlns:wpg="http://schemas.microsoft.com/office/word/2010/wordprocessingGroup" xmlns:wpi="http://schemas.microsoft.com/office/word/2010/wordprocessingInk" xmlns:wne="http://schemas.microsoft.com/office/word/2006/wordml" xmlns:wps="http://schemas.microsoft.com/office/word/2010/wordprocessingShape" mc:Ignorable="w14 w15 w16se w16cid w16 w16cex w16sdtdh w16sdtfl w16du wp14">
   <w:footnote w:type="separator" w:id="-1">
     <w:p>
       <w:pPr>
@@ -9225,7 +9229,7 @@
 </file>
 
 <file path=word/numbering.xml><?xml version="1.0" encoding="utf-8"?>
-<w:numbering xmlns:wpc="http://schemas.microsoft.com/office/word/2010/wordprocessingCanvas" xmlns:cx="http://schemas.microsoft.com/office/drawing/2014/chartex" xmlns:cx1="http://schemas.microsoft.com/office/drawing/2015/9/8/chartex" xmlns:cx2="http://schemas.microsoft.com/office/drawing/2015/10/21/chartex" xmlns:cx3="http://schemas.microsoft.com/office/drawing/2016/5/9/chartex" xmlns:cx4="http://schemas.microsoft.com/office/drawing/2016/5/10/chartex" xmlns:cx5="http://schemas.microsoft.com/office/drawing/2016/5/11/chartex" xmlns:cx6="http://schemas.microsoft.com/office/drawing/2016/5/12/chartex" xmlns:cx7="http://schemas.microsoft.com/office/drawing/2016/5/13/chartex" xmlns:cx8="http://schemas.microsoft.com/office/drawing/2016/5/14/chartex" xmlns:mc="http://schemas.openxmlformats.org/markup-compatibility/2006" xmlns:aink="http://schemas.microsoft.com/office/drawing/2016/ink" xmlns:am3d="http://schemas.microsoft.com/office/drawing/2017/model3d" xmlns:o="urn:schemas-microsoft-com:office:office" xmlns:oel="http://schemas.microsoft.com/office/2019/extlst" xmlns:r="http://schemas.openxmlformats.org/officeDocument/2006/relationships" xmlns:m="http://schemas.openxmlformats.org/officeDocument/2006/math" xmlns:v="urn:schemas-microsoft-com:vml" xmlns:wp14="http://schemas.microsoft.com/office/word/2010/wordprocessingDrawing" xmlns:wp="http://schemas.openxmlformats.org/drawingml/2006/wordprocessingDrawing" xmlns:w10="urn:schemas-microsoft-com:office:word" xmlns:w="http://schemas.openxmlformats.org/wordprocessingml/2006/main" xmlns:w14="http://schemas.microsoft.com/office/word/2010/wordml" xmlns:w15="http://schemas.microsoft.com/office/word/2012/wordml" xmlns:w16cex="http://schemas.microsoft.com/office/word/2018/wordml/cex" xmlns:w16cid="http://schemas.microsoft.com/office/word/2016/wordml/cid" xmlns:w16="http://schemas.microsoft.com/office/word/2018/wordml" xmlns:w16sdtdh="http://schemas.microsoft.com/office/word/2020/wordml/sdtdatahash" xmlns:w16se="http://schemas.microsoft.com/office/word/2015/wordml/symex" xmlns:wpg="http://schemas.microsoft.com/office/word/2010/wordprocessingGroup" xmlns:wpi="http://schemas.microsoft.com/office/word/2010/wordprocessingInk" xmlns:wne="http://schemas.microsoft.com/office/word/2006/wordml" xmlns:wps="http://schemas.microsoft.com/office/word/2010/wordprocessingShape" mc:Ignorable="w14 w15 w16se w16cid w16 w16cex w16sdtdh wp14">
+<w:numbering xmlns:wpc="http://schemas.microsoft.com/office/word/2010/wordprocessingCanvas" xmlns:cx="http://schemas.microsoft.com/office/drawing/2014/chartex" xmlns:cx1="http://schemas.microsoft.com/office/drawing/2015/9/8/chartex" xmlns:cx2="http://schemas.microsoft.com/office/drawing/2015/10/21/chartex" xmlns:cx3="http://schemas.microsoft.com/office/drawing/2016/5/9/chartex" xmlns:cx4="http://schemas.microsoft.com/office/drawing/2016/5/10/chartex" xmlns:cx5="http://schemas.microsoft.com/office/drawing/2016/5/11/chartex" xmlns:cx6="http://schemas.microsoft.com/office/drawing/2016/5/12/chartex" xmlns:cx7="http://schemas.microsoft.com/office/drawing/2016/5/13/chartex" xmlns:cx8="http://schemas.microsoft.com/office/drawing/2016/5/14/chartex" xmlns:mc="http://schemas.openxmlformats.org/markup-compatibility/2006" xmlns:aink="http://schemas.microsoft.com/office/drawing/2016/ink" xmlns:am3d="http://schemas.microsoft.com/office/drawing/2017/model3d" xmlns:o="urn:schemas-microsoft-com:office:office" xmlns:oel="http://schemas.microsoft.com/office/2019/extlst" xmlns:r="http://schemas.openxmlformats.org/officeDocument/2006/relationships" xmlns:m="http://schemas.openxmlformats.org/officeDocument/2006/math" xmlns:v="urn:schemas-microsoft-com:vml" xmlns:wp14="http://schemas.microsoft.com/office/word/2010/wordprocessingDrawing" xmlns:wp="http://schemas.openxmlformats.org/drawingml/2006/wordprocessingDrawing" xmlns:w10="urn:schemas-microsoft-com:office:word" xmlns:w="http://schemas.openxmlformats.org/wordprocessingml/2006/main" xmlns:w14="http://schemas.microsoft.com/office/word/2010/wordml" xmlns:w15="http://schemas.microsoft.com/office/word/2012/wordml" xmlns:w16cex="http://schemas.microsoft.com/office/word/2018/wordml/cex" xmlns:w16cid="http://schemas.microsoft.com/office/word/2016/wordml/cid" xmlns:w16="http://schemas.microsoft.com/office/word/2018/wordml" xmlns:w16du="http://schemas.microsoft.com/office/word/2023/wordml/word16du" xmlns:w16sdtdh="http://schemas.microsoft.com/office/word/2020/wordml/sdtdatahash" xmlns:w16sdtfl="http://schemas.microsoft.com/office/word/2024/wordml/sdtformatlock" xmlns:w16se="http://schemas.microsoft.com/office/word/2015/wordml/symex" xmlns:wpg="http://schemas.microsoft.com/office/word/2010/wordprocessingGroup" xmlns:wpi="http://schemas.microsoft.com/office/word/2010/wordprocessingInk" xmlns:wne="http://schemas.microsoft.com/office/word/2006/wordml" xmlns:wps="http://schemas.microsoft.com/office/word/2010/wordprocessingShape" mc:Ignorable="w14 w15 w16se w16cid w16 w16cex w16sdtdh w16sdtfl w16du wp14">
   <w:abstractNum w:abstractNumId="0" w15:restartNumberingAfterBreak="0">
     <w:nsid w:val="074350D3"/>
     <w:multiLevelType w:val="hybridMultilevel"/>
@@ -11816,7 +11820,7 @@
 </file>
 
 <file path=word/styles.xml><?xml version="1.0" encoding="utf-8"?>
-<w:styles xmlns:mc="http://schemas.openxmlformats.org/markup-compatibility/2006" xmlns:r="http://schemas.openxmlformats.org/officeDocument/2006/relationships" xmlns:w="http://schemas.openxmlformats.org/wordprocessingml/2006/main" xmlns:w14="http://schemas.microsoft.com/office/word/2010/wordml" xmlns:w15="http://schemas.microsoft.com/office/word/2012/wordml" xmlns:w16cex="http://schemas.microsoft.com/office/word/2018/wordml/cex" xmlns:w16cid="http://schemas.microsoft.com/office/word/2016/wordml/cid" xmlns:w16="http://schemas.microsoft.com/office/word/2018/wordml" xmlns:w16sdtdh="http://schemas.microsoft.com/office/word/2020/wordml/sdtdatahash" xmlns:w16se="http://schemas.microsoft.com/office/word/2015/wordml/symex" mc:Ignorable="w14 w15 w16se w16cid w16 w16cex w16sdtdh">
+<w:styles xmlns:mc="http://schemas.openxmlformats.org/markup-compatibility/2006" xmlns:r="http://schemas.openxmlformats.org/officeDocument/2006/relationships" xmlns:w="http://schemas.openxmlformats.org/wordprocessingml/2006/main" xmlns:w14="http://schemas.microsoft.com/office/word/2010/wordml" xmlns:w15="http://schemas.microsoft.com/office/word/2012/wordml" xmlns:w16cex="http://schemas.microsoft.com/office/word/2018/wordml/cex" xmlns:w16cid="http://schemas.microsoft.com/office/word/2016/wordml/cid" xmlns:w16="http://schemas.microsoft.com/office/word/2018/wordml" xmlns:w16du="http://schemas.microsoft.com/office/word/2023/wordml/word16du" xmlns:w16sdtdh="http://schemas.microsoft.com/office/word/2020/wordml/sdtdatahash" xmlns:w16sdtfl="http://schemas.microsoft.com/office/word/2024/wordml/sdtformatlock" xmlns:w16se="http://schemas.microsoft.com/office/word/2015/wordml/symex" mc:Ignorable="w14 w15 w16se w16cid w16 w16cex w16sdtdh w16sdtfl w16du">
   <w:docDefaults>
     <w:rPrDefault>
       <w:rPr>

--- a/docs/Lab/Lab01/Exercise_1_Intro_to_ArcPro - Student.docx
+++ b/docs/Lab/Lab01/Exercise_1_Intro_to_ArcPro - Student.docx
@@ -1,6 +1,6 @@
 
 <file path=word/document.xml><?xml version="1.0" encoding="utf-8"?>
-<w:document xmlns:wpc="http://schemas.microsoft.com/office/word/2010/wordprocessingCanvas" xmlns:cx="http://schemas.microsoft.com/office/drawing/2014/chartex" xmlns:cx1="http://schemas.microsoft.com/office/drawing/2015/9/8/chartex" xmlns:cx2="http://schemas.microsoft.com/office/drawing/2015/10/21/chartex" xmlns:cx3="http://schemas.microsoft.com/office/drawing/2016/5/9/chartex" xmlns:cx4="http://schemas.microsoft.com/office/drawing/2016/5/10/chartex" xmlns:cx5="http://schemas.microsoft.com/office/drawing/2016/5/11/chartex" xmlns:cx6="http://schemas.microsoft.com/office/drawing/2016/5/12/chartex" xmlns:cx7="http://schemas.microsoft.com/office/drawing/2016/5/13/chartex" xmlns:cx8="http://schemas.microsoft.com/office/drawing/2016/5/14/chartex" xmlns:mc="http://schemas.openxmlformats.org/markup-compatibility/2006" xmlns:aink="http://schemas.microsoft.com/office/drawing/2016/ink" xmlns:am3d="http://schemas.microsoft.com/office/drawing/2017/model3d" xmlns:o="urn:schemas-microsoft-com:office:office" xmlns:oel="http://schemas.microsoft.com/office/2019/extlst" xmlns:r="http://schemas.openxmlformats.org/officeDocument/2006/relationships" xmlns:m="http://schemas.openxmlformats.org/officeDocument/2006/math" xmlns:v="urn:schemas-microsoft-com:vml" xmlns:wp14="http://schemas.microsoft.com/office/word/2010/wordprocessingDrawing" xmlns:wp="http://schemas.openxmlformats.org/drawingml/2006/wordprocessingDrawing" xmlns:w10="urn:schemas-microsoft-com:office:word" xmlns:w="http://schemas.openxmlformats.org/wordprocessingml/2006/main" xmlns:w14="http://schemas.microsoft.com/office/word/2010/wordml" xmlns:w15="http://schemas.microsoft.com/office/word/2012/wordml" xmlns:w16cex="http://schemas.microsoft.com/office/word/2018/wordml/cex" xmlns:w16cid="http://schemas.microsoft.com/office/word/2016/wordml/cid" xmlns:w16="http://schemas.microsoft.com/office/word/2018/wordml" xmlns:w16du="http://schemas.microsoft.com/office/word/2023/wordml/word16du" xmlns:w16sdtdh="http://schemas.microsoft.com/office/word/2020/wordml/sdtdatahash" xmlns:w16sdtfl="http://schemas.microsoft.com/office/word/2024/wordml/sdtformatlock" xmlns:w16se="http://schemas.microsoft.com/office/word/2015/wordml/symex" xmlns:wpg="http://schemas.microsoft.com/office/word/2010/wordprocessingGroup" xmlns:wpi="http://schemas.microsoft.com/office/word/2010/wordprocessingInk" xmlns:wne="http://schemas.microsoft.com/office/word/2006/wordml" xmlns:wps="http://schemas.microsoft.com/office/word/2010/wordprocessingShape" mc:Ignorable="w14 w15 w16se w16cid w16 w16cex w16sdtdh w16sdtfl w16du wp14">
+<w:document xmlns:wpc="http://schemas.microsoft.com/office/word/2010/wordprocessingCanvas" xmlns:cx="http://schemas.microsoft.com/office/drawing/2014/chartex" xmlns:cx1="http://schemas.microsoft.com/office/drawing/2015/9/8/chartex" xmlns:cx2="http://schemas.microsoft.com/office/drawing/2015/10/21/chartex" xmlns:cx3="http://schemas.microsoft.com/office/drawing/2016/5/9/chartex" xmlns:cx4="http://schemas.microsoft.com/office/drawing/2016/5/10/chartex" xmlns:cx5="http://schemas.microsoft.com/office/drawing/2016/5/11/chartex" xmlns:cx6="http://schemas.microsoft.com/office/drawing/2016/5/12/chartex" xmlns:cx7="http://schemas.microsoft.com/office/drawing/2016/5/13/chartex" xmlns:cx8="http://schemas.microsoft.com/office/drawing/2016/5/14/chartex" xmlns:mc="http://schemas.openxmlformats.org/markup-compatibility/2006" xmlns:aink="http://schemas.microsoft.com/office/drawing/2016/ink" xmlns:am3d="http://schemas.microsoft.com/office/drawing/2017/model3d" xmlns:o="urn:schemas-microsoft-com:office:office" xmlns:oel="http://schemas.microsoft.com/office/2019/extlst" xmlns:r="http://schemas.openxmlformats.org/officeDocument/2006/relationships" xmlns:m="http://schemas.openxmlformats.org/officeDocument/2006/math" xmlns:v="urn:schemas-microsoft-com:vml" xmlns:wp14="http://schemas.microsoft.com/office/word/2010/wordprocessingDrawing" xmlns:wp="http://schemas.openxmlformats.org/drawingml/2006/wordprocessingDrawing" xmlns:w10="urn:schemas-microsoft-com:office:word" xmlns:w="http://schemas.openxmlformats.org/wordprocessingml/2006/main" xmlns:w14="http://schemas.microsoft.com/office/word/2010/wordml" xmlns:w15="http://schemas.microsoft.com/office/word/2012/wordml" xmlns:w16cex="http://schemas.microsoft.com/office/word/2018/wordml/cex" xmlns:w16cid="http://schemas.microsoft.com/office/word/2016/wordml/cid" xmlns:w16="http://schemas.microsoft.com/office/word/2018/wordml" xmlns:w16sdtdh="http://schemas.microsoft.com/office/word/2020/wordml/sdtdatahash" xmlns:w16se="http://schemas.microsoft.com/office/word/2015/wordml/symex" xmlns:wpg="http://schemas.microsoft.com/office/word/2010/wordprocessingGroup" xmlns:wpi="http://schemas.microsoft.com/office/word/2010/wordprocessingInk" xmlns:wne="http://schemas.microsoft.com/office/word/2006/wordml" xmlns:wps="http://schemas.microsoft.com/office/word/2010/wordprocessingShape" mc:Ignorable="w14 w15 w16se w16cid w16 w16cex w16sdtdh wp14">
   <w:body>
     <w:p>
       <w:pPr>
@@ -161,8 +161,9 @@
           <w:szCs w:val="24"/>
           <w:lang w:val="en"/>
         </w:rPr>
-        <w:t>Lab0</w:t>
-      </w:r>
+        <w:t>Lab</w:t>
+      </w:r>
+      <w:proofErr w:type="gramStart"/>
       <w:r>
         <w:rPr>
           <w:rFonts w:asciiTheme="minorHAnsi" w:eastAsiaTheme="minorEastAsia" w:hAnsiTheme="minorHAnsi" w:cstheme="minorHAnsi"/>
@@ -173,7 +174,7 @@
           <w:szCs w:val="24"/>
           <w:lang w:val="en"/>
         </w:rPr>
-        <w:t>1</w:t>
+        <w:t>0</w:t>
       </w:r>
       <w:r>
         <w:rPr>
@@ -185,85 +186,98 @@
           <w:szCs w:val="24"/>
           <w:lang w:val="en"/>
         </w:rPr>
-        <w:t xml:space="preserve"> </w:t>
-      </w:r>
-      <w:r>
-        <w:rPr>
-          <w:rFonts w:asciiTheme="minorHAnsi" w:eastAsiaTheme="minorEastAsia" w:hAnsiTheme="minorHAnsi" w:cstheme="minorHAnsi"/>
-          <w:szCs w:val="24"/>
-          <w:lang w:val="en"/>
-        </w:rPr>
-        <w:t xml:space="preserve"> link</w:t>
-      </w:r>
-    </w:p>
-    <w:p>
-      <w:pPr>
-        <w:spacing w:after="118" w:line="259" w:lineRule="auto"/>
-        <w:ind w:left="0" w:firstLine="0"/>
-        <w:rPr>
-          <w:rFonts w:asciiTheme="minorHAnsi" w:eastAsiaTheme="minorEastAsia" w:hAnsiTheme="minorHAnsi" w:cstheme="minorHAnsi"/>
-          <w:szCs w:val="24"/>
-          <w:lang w:val="en"/>
-        </w:rPr>
-      </w:pPr>
-      <w:r>
-        <w:rPr>
-          <w:rFonts w:asciiTheme="minorHAnsi" w:eastAsiaTheme="minorEastAsia" w:hAnsiTheme="minorHAnsi" w:cstheme="minorHAnsi"/>
-          <w:szCs w:val="24"/>
-          <w:lang w:val="en"/>
-        </w:rPr>
-        <w:t xml:space="preserve">This lab counts </w:t>
-      </w:r>
-      <w:r>
-        <w:rPr>
-          <w:rFonts w:asciiTheme="minorHAnsi" w:eastAsiaTheme="minorEastAsia" w:hAnsiTheme="minorHAnsi" w:cstheme="minorHAnsi"/>
-          <w:szCs w:val="24"/>
-          <w:lang w:val="en"/>
-        </w:rPr>
-        <w:t>6.67</w:t>
-      </w:r>
-      <w:r>
-        <w:rPr>
-          <w:rFonts w:asciiTheme="minorHAnsi" w:eastAsiaTheme="minorEastAsia" w:hAnsiTheme="minorHAnsi" w:cstheme="minorHAnsi"/>
-          <w:szCs w:val="24"/>
-          <w:lang w:val="en"/>
-        </w:rPr>
-        <w:t xml:space="preserve"> % </w:t>
-      </w:r>
-      <w:r>
-        <w:rPr>
-          <w:rFonts w:asciiTheme="minorHAnsi" w:eastAsiaTheme="minorEastAsia" w:hAnsiTheme="minorHAnsi" w:cstheme="minorHAnsi"/>
-          <w:szCs w:val="24"/>
-          <w:lang w:val="en"/>
-        </w:rPr>
-        <w:t xml:space="preserve">(60 points out of 900 points) </w:t>
-      </w:r>
-      <w:r>
-        <w:rPr>
-          <w:rFonts w:asciiTheme="minorHAnsi" w:eastAsiaTheme="minorEastAsia" w:hAnsiTheme="minorHAnsi" w:cstheme="minorHAnsi"/>
-          <w:szCs w:val="24"/>
-          <w:lang w:val="en"/>
-        </w:rPr>
-        <w:t>toward your total grade.</w:t>
-      </w:r>
-    </w:p>
-    <w:p>
-      <w:pPr>
-        <w:spacing w:after="118" w:line="259" w:lineRule="auto"/>
-        <w:ind w:left="0" w:firstLine="0"/>
-        <w:rPr>
-          <w:rFonts w:asciiTheme="minorHAnsi" w:hAnsiTheme="minorHAnsi" w:cstheme="minorHAnsi"/>
-          <w:szCs w:val="24"/>
-        </w:rPr>
-      </w:pPr>
+        <w:t>1</w:t>
+      </w:r>
       <w:r>
         <w:rPr>
           <w:rFonts w:asciiTheme="minorHAnsi" w:eastAsiaTheme="minorEastAsia" w:hAnsiTheme="minorHAnsi" w:cstheme="minorHAnsi"/>
           <w:b/>
           <w:bCs/>
+          <w:i/>
+          <w:iCs/>
           <w:szCs w:val="24"/>
           <w:lang w:val="en"/>
         </w:rPr>
+        <w:t xml:space="preserve"> </w:t>
+      </w:r>
+      <w:r>
+        <w:rPr>
+          <w:rFonts w:asciiTheme="minorHAnsi" w:eastAsiaTheme="minorEastAsia" w:hAnsiTheme="minorHAnsi" w:cstheme="minorHAnsi"/>
+          <w:szCs w:val="24"/>
+          <w:lang w:val="en"/>
+        </w:rPr>
+        <w:t xml:space="preserve"> link</w:t>
+      </w:r>
+      <w:proofErr w:type="gramEnd"/>
+    </w:p>
+    <w:p>
+      <w:pPr>
+        <w:spacing w:after="118" w:line="259" w:lineRule="auto"/>
+        <w:ind w:left="0" w:firstLine="0"/>
+        <w:rPr>
+          <w:rFonts w:asciiTheme="minorHAnsi" w:eastAsiaTheme="minorEastAsia" w:hAnsiTheme="minorHAnsi" w:cstheme="minorHAnsi"/>
+          <w:szCs w:val="24"/>
+          <w:lang w:val="en"/>
+        </w:rPr>
+      </w:pPr>
+      <w:r>
+        <w:rPr>
+          <w:rFonts w:asciiTheme="minorHAnsi" w:eastAsiaTheme="minorEastAsia" w:hAnsiTheme="minorHAnsi" w:cstheme="minorHAnsi"/>
+          <w:szCs w:val="24"/>
+          <w:lang w:val="en"/>
+        </w:rPr>
+        <w:t xml:space="preserve">This lab counts </w:t>
+      </w:r>
+      <w:r>
+        <w:rPr>
+          <w:rFonts w:asciiTheme="minorHAnsi" w:eastAsiaTheme="minorEastAsia" w:hAnsiTheme="minorHAnsi" w:cstheme="minorHAnsi"/>
+          <w:szCs w:val="24"/>
+          <w:lang w:val="en"/>
+        </w:rPr>
+        <w:t>6.67</w:t>
+      </w:r>
+      <w:r>
+        <w:rPr>
+          <w:rFonts w:asciiTheme="minorHAnsi" w:eastAsiaTheme="minorEastAsia" w:hAnsiTheme="minorHAnsi" w:cstheme="minorHAnsi"/>
+          <w:szCs w:val="24"/>
+          <w:lang w:val="en"/>
+        </w:rPr>
+        <w:t xml:space="preserve"> % </w:t>
+      </w:r>
+      <w:r>
+        <w:rPr>
+          <w:rFonts w:asciiTheme="minorHAnsi" w:eastAsiaTheme="minorEastAsia" w:hAnsiTheme="minorHAnsi" w:cstheme="minorHAnsi"/>
+          <w:szCs w:val="24"/>
+          <w:lang w:val="en"/>
+        </w:rPr>
+        <w:t xml:space="preserve">(60 points out of 900 points) </w:t>
+      </w:r>
+      <w:r>
+        <w:rPr>
+          <w:rFonts w:asciiTheme="minorHAnsi" w:eastAsiaTheme="minorEastAsia" w:hAnsiTheme="minorHAnsi" w:cstheme="minorHAnsi"/>
+          <w:szCs w:val="24"/>
+          <w:lang w:val="en"/>
+        </w:rPr>
+        <w:t>toward your total grade.</w:t>
+      </w:r>
+    </w:p>
+    <w:p>
+      <w:pPr>
+        <w:spacing w:after="118" w:line="259" w:lineRule="auto"/>
+        <w:ind w:left="0" w:firstLine="0"/>
+        <w:rPr>
+          <w:rFonts w:asciiTheme="minorHAnsi" w:hAnsiTheme="minorHAnsi" w:cstheme="minorHAnsi"/>
+          <w:szCs w:val="24"/>
+        </w:rPr>
+      </w:pPr>
+      <w:r>
+        <w:rPr>
+          <w:rFonts w:asciiTheme="minorHAnsi" w:eastAsiaTheme="minorEastAsia" w:hAnsiTheme="minorHAnsi" w:cstheme="minorHAnsi"/>
+          <w:b/>
+          <w:bCs/>
+          <w:szCs w:val="24"/>
+          <w:lang w:val="en"/>
+        </w:rPr>
         <w:t>Objectives:</w:t>
       </w:r>
       <w:r>
@@ -293,7 +307,23 @@
           <w:rFonts w:asciiTheme="minorHAnsi" w:hAnsiTheme="minorHAnsi" w:cstheme="minorHAnsi"/>
           <w:szCs w:val="24"/>
         </w:rPr>
-        <w:t xml:space="preserve">Pro, the desktop GIS software by Environmental Systems Research Institute (ESRI). This desktop software is fully integrated with other ESRI products, such as ArcGIS Online, and offers a 64-bit, tab-based interface. It is a very powerful tool for viewing spatial data, querying spatial data, making maps, conducting spatial analysis, and working with remotely sensed imagery. However, before you can make full use of this software, you have to know the basics. This is the intention of this exercise.  </w:t>
+        <w:t xml:space="preserve">Pro, the desktop GIS software by Environmental Systems Research Institute (ESRI). This desktop software is fully integrated with other ESRI products, such as ArcGIS Online, and offers a 64-bit, tab-based interface. It is a very powerful tool for viewing spatial data, querying spatial data, making maps, conducting spatial analysis, and working with remotely sensed imagery. However, before you can make full use of this software, you </w:t>
+      </w:r>
+      <w:proofErr w:type="gramStart"/>
+      <w:r>
+        <w:rPr>
+          <w:rFonts w:asciiTheme="minorHAnsi" w:hAnsiTheme="minorHAnsi" w:cstheme="minorHAnsi"/>
+          <w:szCs w:val="24"/>
+        </w:rPr>
+        <w:t>have to</w:t>
+      </w:r>
+      <w:proofErr w:type="gramEnd"/>
+      <w:r>
+        <w:rPr>
+          <w:rFonts w:asciiTheme="minorHAnsi" w:hAnsiTheme="minorHAnsi" w:cstheme="minorHAnsi"/>
+          <w:szCs w:val="24"/>
+        </w:rPr>
+        <w:t xml:space="preserve"> know the basics. This is the intention of this exercise.  </w:t>
       </w:r>
     </w:p>
     <w:tbl>
@@ -541,7 +571,23 @@
           <w:rFonts w:asciiTheme="minorHAnsi" w:hAnsiTheme="minorHAnsi" w:cstheme="minorHAnsi"/>
           <w:szCs w:val="24"/>
         </w:rPr>
-        <w:t>Map project files (.aprx files) allow you to work with your spatial data. Within a project file, you can store multiple maps, scenes, and map layouts. You can also reference a variety of spatial data layers. Note that project files do not house the raw data layers. So, if you share this file with a colleague</w:t>
+        <w:t>Map project files (.</w:t>
+      </w:r>
+      <w:proofErr w:type="spellStart"/>
+      <w:r>
+        <w:rPr>
+          <w:rFonts w:asciiTheme="minorHAnsi" w:hAnsiTheme="minorHAnsi" w:cstheme="minorHAnsi"/>
+          <w:szCs w:val="24"/>
+        </w:rPr>
+        <w:t>aprx</w:t>
+      </w:r>
+      <w:proofErr w:type="spellEnd"/>
+      <w:r>
+        <w:rPr>
+          <w:rFonts w:asciiTheme="minorHAnsi" w:hAnsiTheme="minorHAnsi" w:cstheme="minorHAnsi"/>
+          <w:szCs w:val="24"/>
+        </w:rPr>
+        <w:t xml:space="preserve"> files) allow you to work with your spatial data. Within a project file, you can store multiple maps, scenes, and map layouts. You can also reference a variety of spatial data layers. Note that project files do not house the raw data layers. So, if you share this file with a colleague</w:t>
       </w:r>
       <w:r>
         <w:rPr>
@@ -929,8 +975,19 @@
           <w:color w:val="5B9BD5"/>
           <w:szCs w:val="24"/>
         </w:rPr>
-        <w:t>Exercise_1.aprx</w:t>
-      </w:r>
+        <w:t>Exercise_</w:t>
+      </w:r>
+      <w:proofErr w:type="gramStart"/>
+      <w:r>
+        <w:rPr>
+          <w:rFonts w:asciiTheme="minorHAnsi" w:hAnsiTheme="minorHAnsi" w:cstheme="minorHAnsi"/>
+          <w:b/>
+          <w:color w:val="5B9BD5"/>
+          <w:szCs w:val="24"/>
+        </w:rPr>
+        <w:t>1.aprx</w:t>
+      </w:r>
+      <w:proofErr w:type="gramEnd"/>
       <w:r>
         <w:rPr>
           <w:rFonts w:asciiTheme="minorHAnsi" w:hAnsiTheme="minorHAnsi" w:cstheme="minorHAnsi"/>
@@ -1166,6 +1223,7 @@
         </w:rPr>
         <w:t xml:space="preserve"> and </w:t>
       </w:r>
+      <w:proofErr w:type="spellStart"/>
       <w:r>
         <w:rPr>
           <w:rFonts w:asciiTheme="minorHAnsi" w:hAnsiTheme="minorHAnsi" w:cstheme="minorHAnsi"/>
@@ -1175,6 +1233,7 @@
         </w:rPr>
         <w:t>Soil_AR</w:t>
       </w:r>
+      <w:proofErr w:type="spellEnd"/>
       <w:r>
         <w:rPr>
           <w:rFonts w:asciiTheme="minorHAnsi" w:hAnsiTheme="minorHAnsi" w:cstheme="minorHAnsi"/>
@@ -1446,8 +1505,13 @@
         <w:t>s</w:t>
       </w:r>
       <w:r>
-        <w:t xml:space="preserve"> of World Topographic Map and World Hillshade</w:t>
-      </w:r>
+        <w:t xml:space="preserve"> of World Topographic Map and World </w:t>
+      </w:r>
+      <w:proofErr w:type="spellStart"/>
+      <w:r>
+        <w:t>Hillshade</w:t>
+      </w:r>
+      <w:proofErr w:type="spellEnd"/>
       <w:r>
         <w:t>? (</w:t>
       </w:r>
@@ -1675,6 +1739,7 @@
           <w:rFonts w:asciiTheme="minorHAnsi" w:hAnsiTheme="minorHAnsi" w:cstheme="minorHAnsi"/>
           <w:szCs w:val="24"/>
         </w:rPr>
+        <w:lastRenderedPageBreak/>
         <w:t>As you can see, the</w:t>
       </w:r>
       <w:r>
@@ -1957,6 +2022,7 @@
         </w:rPr>
         <w:t xml:space="preserve">, select the </w:t>
       </w:r>
+      <w:proofErr w:type="spellStart"/>
       <w:r>
         <w:rPr>
           <w:rFonts w:asciiTheme="minorHAnsi" w:hAnsiTheme="minorHAnsi" w:cstheme="minorHAnsi"/>
@@ -1966,6 +2032,7 @@
         </w:rPr>
         <w:t>Historical_features</w:t>
       </w:r>
+      <w:proofErr w:type="spellEnd"/>
       <w:r>
         <w:rPr>
           <w:rFonts w:asciiTheme="minorHAnsi" w:hAnsiTheme="minorHAnsi" w:cstheme="minorHAnsi"/>
@@ -2171,7 +2238,15 @@
           <w:rFonts w:asciiTheme="minorHAnsi" w:hAnsiTheme="minorHAnsi" w:cstheme="minorHAnsi"/>
           <w:szCs w:val="24"/>
         </w:rPr>
-        <w:t xml:space="preserve"> has been moved, renamed, deleted, or is otherwise inaccessible, that layer doesn’t draw, and its broken status is indicated in the Content pane with a red exclamation point</w:t>
+        <w:t xml:space="preserve"> has been moved, renamed, deleted, or is otherwise inaccessible, that layer doesn’t draw, and its broken status is indicated in the Content pane with a red exclamation </w:t>
+      </w:r>
+      <w:proofErr w:type="gramStart"/>
+      <w:r>
+        <w:rPr>
+          <w:rFonts w:asciiTheme="minorHAnsi" w:hAnsiTheme="minorHAnsi" w:cstheme="minorHAnsi"/>
+          <w:szCs w:val="24"/>
+        </w:rPr>
+        <w:t>point</w:t>
       </w:r>
       <w:r>
         <w:rPr>
@@ -2190,6 +2265,7 @@
         </w:rPr>
         <w:t>!</w:t>
       </w:r>
+      <w:proofErr w:type="gramEnd"/>
       <w:r>
         <w:rPr>
           <w:rFonts w:asciiTheme="minorHAnsi" w:hAnsiTheme="minorHAnsi" w:cstheme="minorHAnsi"/>
@@ -2402,6 +2478,7 @@
         </w:rPr>
         <w:t xml:space="preserve"> to </w:t>
       </w:r>
+      <w:proofErr w:type="spellStart"/>
       <w:r>
         <w:rPr>
           <w:rFonts w:asciiTheme="minorHAnsi" w:hAnsiTheme="minorHAnsi" w:cstheme="minorHAnsi"/>
@@ -2411,6 +2488,7 @@
         </w:rPr>
         <w:t>DataBackup</w:t>
       </w:r>
+      <w:proofErr w:type="spellEnd"/>
       <w:r>
         <w:rPr>
           <w:rFonts w:asciiTheme="minorHAnsi" w:hAnsiTheme="minorHAnsi" w:cstheme="minorHAnsi"/>
@@ -2515,7 +2593,15 @@
           <w:rFonts w:asciiTheme="minorHAnsi" w:hAnsiTheme="minorHAnsi" w:cstheme="minorHAnsi"/>
           <w:szCs w:val="24"/>
         </w:rPr>
-        <w:t xml:space="preserve"> a </w:t>
+        <w:t xml:space="preserve"> </w:t>
+      </w:r>
+      <w:proofErr w:type="gramStart"/>
+      <w:r>
+        <w:rPr>
+          <w:rFonts w:asciiTheme="minorHAnsi" w:hAnsiTheme="minorHAnsi" w:cstheme="minorHAnsi"/>
+          <w:szCs w:val="24"/>
+        </w:rPr>
+        <w:t xml:space="preserve">a </w:t>
       </w:r>
       <w:r>
         <w:rPr>
@@ -2525,110 +2611,9 @@
           <w:color w:val="FF0000"/>
           <w:szCs w:val="24"/>
         </w:rPr>
-        <w:t xml:space="preserve">! </w:t>
-      </w:r>
-      <w:r>
-        <w:rPr>
-          <w:rFonts w:asciiTheme="minorHAnsi" w:hAnsiTheme="minorHAnsi" w:cstheme="minorHAnsi"/>
-          <w:szCs w:val="24"/>
-        </w:rPr>
-        <w:t xml:space="preserve">before </w:t>
-      </w:r>
-      <w:r>
-        <w:rPr>
-          <w:rFonts w:asciiTheme="minorHAnsi" w:hAnsiTheme="minorHAnsi" w:cstheme="minorHAnsi"/>
-          <w:b/>
-          <w:color w:val="5B9BD5"/>
-          <w:szCs w:val="24"/>
-        </w:rPr>
-        <w:t>Historical_features</w:t>
-      </w:r>
-      <w:r>
-        <w:rPr>
-          <w:rFonts w:asciiTheme="minorHAnsi" w:hAnsiTheme="minorHAnsi" w:cstheme="minorHAnsi"/>
-          <w:b/>
-          <w:color w:val="5B9BD5"/>
-          <w:szCs w:val="24"/>
-        </w:rPr>
-        <w:t xml:space="preserve"> </w:t>
-      </w:r>
-      <w:r>
-        <w:rPr>
-          <w:rFonts w:asciiTheme="minorHAnsi" w:hAnsiTheme="minorHAnsi" w:cstheme="minorHAnsi"/>
-          <w:bCs/>
-          <w:color w:val="000000" w:themeColor="text1"/>
-          <w:szCs w:val="24"/>
-        </w:rPr>
-        <w:t>layer,</w:t>
-      </w:r>
-      <w:r>
-        <w:rPr>
-          <w:rFonts w:asciiTheme="minorHAnsi" w:hAnsiTheme="minorHAnsi" w:cstheme="minorHAnsi"/>
-          <w:b/>
-          <w:color w:val="000000" w:themeColor="text1"/>
-          <w:szCs w:val="24"/>
-        </w:rPr>
-        <w:t xml:space="preserve"> </w:t>
-      </w:r>
-      <w:r>
-        <w:rPr>
-          <w:rFonts w:asciiTheme="minorHAnsi" w:hAnsiTheme="minorHAnsi" w:cstheme="minorHAnsi"/>
-          <w:bCs/>
-          <w:color w:val="000000" w:themeColor="text1"/>
-          <w:szCs w:val="24"/>
-        </w:rPr>
-        <w:t xml:space="preserve">and there are no historical features showing in the map. This </w:t>
-      </w:r>
-      <w:r>
-        <w:rPr>
-          <w:rFonts w:asciiTheme="minorHAnsi" w:hAnsiTheme="minorHAnsi" w:cstheme="minorHAnsi"/>
-          <w:bCs/>
-          <w:color w:val="000000" w:themeColor="text1"/>
-          <w:szCs w:val="24"/>
-        </w:rPr>
-        <w:t>indicat</w:t>
-      </w:r>
-      <w:r>
-        <w:rPr>
-          <w:rFonts w:asciiTheme="minorHAnsi" w:hAnsiTheme="minorHAnsi" w:cstheme="minorHAnsi"/>
-          <w:bCs/>
-          <w:color w:val="000000" w:themeColor="text1"/>
-          <w:szCs w:val="24"/>
-        </w:rPr>
-        <w:t>es</w:t>
-      </w:r>
-      <w:r>
-        <w:rPr>
-          <w:rFonts w:asciiTheme="minorHAnsi" w:hAnsiTheme="minorHAnsi" w:cstheme="minorHAnsi"/>
-          <w:b/>
-          <w:color w:val="000000" w:themeColor="text1"/>
-          <w:szCs w:val="24"/>
-        </w:rPr>
-        <w:t xml:space="preserve"> </w:t>
-      </w:r>
-      <w:r>
-        <w:rPr>
-          <w:rFonts w:asciiTheme="minorHAnsi" w:hAnsiTheme="minorHAnsi" w:cstheme="minorHAnsi"/>
-          <w:bCs/>
-          <w:color w:val="000000" w:themeColor="text1"/>
-          <w:szCs w:val="24"/>
-        </w:rPr>
-        <w:t xml:space="preserve">the data source for the layer is broken. Click on the </w:t>
-      </w:r>
-      <w:r>
-        <w:rPr>
-          <w:rFonts w:asciiTheme="minorHAnsi" w:hAnsiTheme="minorHAnsi" w:cstheme="minorHAnsi"/>
-          <w:szCs w:val="24"/>
-        </w:rPr>
-        <w:t>exclamation</w:t>
-      </w:r>
-      <w:r>
-        <w:rPr>
-          <w:rFonts w:asciiTheme="minorHAnsi" w:hAnsiTheme="minorHAnsi" w:cstheme="minorHAnsi"/>
-          <w:szCs w:val="24"/>
-        </w:rPr>
-        <w:t xml:space="preserve"> </w:t>
-      </w:r>
+        <w:t>!</w:t>
+      </w:r>
+      <w:proofErr w:type="gramEnd"/>
       <w:r>
         <w:rPr>
           <w:rFonts w:asciiTheme="minorHAnsi" w:hAnsiTheme="minorHAnsi" w:cstheme="minorHAnsi"/>
@@ -2637,8 +2622,124 @@
           <w:color w:val="FF0000"/>
           <w:szCs w:val="24"/>
         </w:rPr>
+        <w:t xml:space="preserve"> </w:t>
+      </w:r>
+      <w:r>
+        <w:rPr>
+          <w:rFonts w:asciiTheme="minorHAnsi" w:hAnsiTheme="minorHAnsi" w:cstheme="minorHAnsi"/>
+          <w:szCs w:val="24"/>
+        </w:rPr>
+        <w:t xml:space="preserve">before </w:t>
+      </w:r>
+      <w:proofErr w:type="spellStart"/>
+      <w:r>
+        <w:rPr>
+          <w:rFonts w:asciiTheme="minorHAnsi" w:hAnsiTheme="minorHAnsi" w:cstheme="minorHAnsi"/>
+          <w:b/>
+          <w:color w:val="5B9BD5"/>
+          <w:szCs w:val="24"/>
+        </w:rPr>
+        <w:t>Historical_features</w:t>
+      </w:r>
+      <w:proofErr w:type="spellEnd"/>
+      <w:r>
+        <w:rPr>
+          <w:rFonts w:asciiTheme="minorHAnsi" w:hAnsiTheme="minorHAnsi" w:cstheme="minorHAnsi"/>
+          <w:b/>
+          <w:color w:val="5B9BD5"/>
+          <w:szCs w:val="24"/>
+        </w:rPr>
+        <w:t xml:space="preserve"> </w:t>
+      </w:r>
+      <w:r>
+        <w:rPr>
+          <w:rFonts w:asciiTheme="minorHAnsi" w:hAnsiTheme="minorHAnsi" w:cstheme="minorHAnsi"/>
+          <w:bCs/>
+          <w:color w:val="000000" w:themeColor="text1"/>
+          <w:szCs w:val="24"/>
+        </w:rPr>
+        <w:t>layer,</w:t>
+      </w:r>
+      <w:r>
+        <w:rPr>
+          <w:rFonts w:asciiTheme="minorHAnsi" w:hAnsiTheme="minorHAnsi" w:cstheme="minorHAnsi"/>
+          <w:b/>
+          <w:color w:val="000000" w:themeColor="text1"/>
+          <w:szCs w:val="24"/>
+        </w:rPr>
+        <w:t xml:space="preserve"> </w:t>
+      </w:r>
+      <w:r>
+        <w:rPr>
+          <w:rFonts w:asciiTheme="minorHAnsi" w:hAnsiTheme="minorHAnsi" w:cstheme="minorHAnsi"/>
+          <w:bCs/>
+          <w:color w:val="000000" w:themeColor="text1"/>
+          <w:szCs w:val="24"/>
+        </w:rPr>
+        <w:t xml:space="preserve">and there are no historical features showing in the map. This </w:t>
+      </w:r>
+      <w:r>
+        <w:rPr>
+          <w:rFonts w:asciiTheme="minorHAnsi" w:hAnsiTheme="minorHAnsi" w:cstheme="minorHAnsi"/>
+          <w:bCs/>
+          <w:color w:val="000000" w:themeColor="text1"/>
+          <w:szCs w:val="24"/>
+        </w:rPr>
+        <w:t>indicat</w:t>
+      </w:r>
+      <w:r>
+        <w:rPr>
+          <w:rFonts w:asciiTheme="minorHAnsi" w:hAnsiTheme="minorHAnsi" w:cstheme="minorHAnsi"/>
+          <w:bCs/>
+          <w:color w:val="000000" w:themeColor="text1"/>
+          <w:szCs w:val="24"/>
+        </w:rPr>
+        <w:t>es</w:t>
+      </w:r>
+      <w:r>
+        <w:rPr>
+          <w:rFonts w:asciiTheme="minorHAnsi" w:hAnsiTheme="minorHAnsi" w:cstheme="minorHAnsi"/>
+          <w:b/>
+          <w:color w:val="000000" w:themeColor="text1"/>
+          <w:szCs w:val="24"/>
+        </w:rPr>
+        <w:t xml:space="preserve"> </w:t>
+      </w:r>
+      <w:r>
+        <w:rPr>
+          <w:rFonts w:asciiTheme="minorHAnsi" w:hAnsiTheme="minorHAnsi" w:cstheme="minorHAnsi"/>
+          <w:bCs/>
+          <w:color w:val="000000" w:themeColor="text1"/>
+          <w:szCs w:val="24"/>
+        </w:rPr>
+        <w:t xml:space="preserve">the data source for the layer is broken. Click on the </w:t>
+      </w:r>
+      <w:proofErr w:type="gramStart"/>
+      <w:r>
+        <w:rPr>
+          <w:rFonts w:asciiTheme="minorHAnsi" w:hAnsiTheme="minorHAnsi" w:cstheme="minorHAnsi"/>
+          <w:szCs w:val="24"/>
+        </w:rPr>
+        <w:t>exclamation</w:t>
+      </w:r>
+      <w:r>
+        <w:rPr>
+          <w:rFonts w:asciiTheme="minorHAnsi" w:hAnsiTheme="minorHAnsi" w:cstheme="minorHAnsi"/>
+          <w:szCs w:val="24"/>
+        </w:rPr>
+        <w:t xml:space="preserve"> </w:t>
+      </w:r>
+      <w:r>
+        <w:rPr>
+          <w:rFonts w:asciiTheme="minorHAnsi" w:hAnsiTheme="minorHAnsi" w:cstheme="minorHAnsi"/>
+          <w:b/>
+          <w:bCs/>
+          <w:color w:val="FF0000"/>
+          <w:szCs w:val="24"/>
+        </w:rPr>
         <w:t>!</w:t>
       </w:r>
+      <w:proofErr w:type="gramEnd"/>
       <w:r>
         <w:rPr>
           <w:rFonts w:asciiTheme="minorHAnsi" w:hAnsiTheme="minorHAnsi" w:cstheme="minorHAnsi"/>
@@ -2683,6 +2784,7 @@
         </w:rPr>
         <w:t xml:space="preserve">, open </w:t>
       </w:r>
+      <w:proofErr w:type="spellStart"/>
       <w:r>
         <w:rPr>
           <w:rFonts w:asciiTheme="minorHAnsi" w:hAnsiTheme="minorHAnsi" w:cstheme="minorHAnsi"/>
@@ -2690,7 +2792,17 @@
           <w:color w:val="5B9BD5"/>
           <w:szCs w:val="24"/>
         </w:rPr>
-        <w:t xml:space="preserve">DataBackup </w:t>
+        <w:t>DataBackup</w:t>
+      </w:r>
+      <w:proofErr w:type="spellEnd"/>
+      <w:r>
+        <w:rPr>
+          <w:rFonts w:asciiTheme="minorHAnsi" w:hAnsiTheme="minorHAnsi" w:cstheme="minorHAnsi"/>
+          <w:b/>
+          <w:color w:val="5B9BD5"/>
+          <w:szCs w:val="24"/>
+        </w:rPr>
+        <w:t xml:space="preserve"> </w:t>
       </w:r>
       <w:r>
         <w:rPr>
@@ -2708,6 +2820,7 @@
         </w:rPr>
         <w:t xml:space="preserve">the </w:t>
       </w:r>
+      <w:proofErr w:type="spellStart"/>
       <w:r>
         <w:rPr>
           <w:rFonts w:asciiTheme="minorHAnsi" w:hAnsiTheme="minorHAnsi" w:cstheme="minorHAnsi"/>
@@ -2717,6 +2830,7 @@
         </w:rPr>
         <w:t>Historical_features</w:t>
       </w:r>
+      <w:proofErr w:type="spellEnd"/>
       <w:r>
         <w:rPr>
           <w:rFonts w:asciiTheme="minorHAnsi" w:hAnsiTheme="minorHAnsi" w:cstheme="minorHAnsi"/>
@@ -2836,8 +2950,10 @@
           <w:rFonts w:asciiTheme="minorHAnsi" w:hAnsiTheme="minorHAnsi" w:cstheme="minorHAnsi"/>
           <w:szCs w:val="24"/>
         </w:rPr>
+        <w:lastRenderedPageBreak/>
         <w:t xml:space="preserve">Double-click on the point symbology for the </w:t>
       </w:r>
+      <w:proofErr w:type="spellStart"/>
       <w:r>
         <w:rPr>
           <w:rFonts w:asciiTheme="minorHAnsi" w:hAnsiTheme="minorHAnsi" w:cstheme="minorHAnsi"/>
@@ -2847,6 +2963,7 @@
         </w:rPr>
         <w:t>Historical_features</w:t>
       </w:r>
+      <w:proofErr w:type="spellEnd"/>
       <w:r>
         <w:rPr>
           <w:rFonts w:asciiTheme="minorHAnsi" w:hAnsiTheme="minorHAnsi" w:cstheme="minorHAnsi"/>
@@ -2854,6 +2971,7 @@
         </w:rPr>
         <w:t xml:space="preserve"> in the Contents Pane (the point feature used to show the </w:t>
       </w:r>
+      <w:proofErr w:type="spellStart"/>
       <w:r>
         <w:rPr>
           <w:rFonts w:asciiTheme="minorHAnsi" w:hAnsiTheme="minorHAnsi" w:cstheme="minorHAnsi"/>
@@ -2863,6 +2981,7 @@
         </w:rPr>
         <w:t>Historical_features</w:t>
       </w:r>
+      <w:proofErr w:type="spellEnd"/>
       <w:r>
         <w:rPr>
           <w:rFonts w:asciiTheme="minorHAnsi" w:hAnsiTheme="minorHAnsi" w:cstheme="minorHAnsi"/>
@@ -3006,7 +3125,23 @@
           <w:rFonts w:asciiTheme="minorHAnsi" w:hAnsiTheme="minorHAnsi" w:cstheme="minorHAnsi"/>
           <w:szCs w:val="24"/>
         </w:rPr>
-        <w:t xml:space="preserve">allow you to manually change the fill and outline color. A search of the available symbols in the Gallery didn’t yield an appropriate symbol. So, we will change the properties manually. </w:t>
+        <w:t xml:space="preserve">allow you to manually change the fill and outline color. A search of the available symbols in the Gallery didn’t </w:t>
+      </w:r>
+      <w:proofErr w:type="gramStart"/>
+      <w:r>
+        <w:rPr>
+          <w:rFonts w:asciiTheme="minorHAnsi" w:hAnsiTheme="minorHAnsi" w:cstheme="minorHAnsi"/>
+          <w:szCs w:val="24"/>
+        </w:rPr>
+        <w:t>yield</w:t>
+      </w:r>
+      <w:proofErr w:type="gramEnd"/>
+      <w:r>
+        <w:rPr>
+          <w:rFonts w:asciiTheme="minorHAnsi" w:hAnsiTheme="minorHAnsi" w:cstheme="minorHAnsi"/>
+          <w:szCs w:val="24"/>
+        </w:rPr>
+        <w:t xml:space="preserve"> an appropriate symbol. So, we will change the properties manually. </w:t>
       </w:r>
     </w:p>
     <w:p>
@@ -3332,6 +3467,7 @@
           <w:b/>
           <w:szCs w:val="24"/>
         </w:rPr>
+        <w:lastRenderedPageBreak/>
         <w:t xml:space="preserve"> </w:t>
       </w:r>
     </w:p>
@@ -3659,6 +3795,7 @@
         </w:rPr>
         <w:t xml:space="preserve">You will now change the symbology of the </w:t>
       </w:r>
+      <w:proofErr w:type="spellStart"/>
       <w:r>
         <w:rPr>
           <w:rFonts w:asciiTheme="minorHAnsi" w:hAnsiTheme="minorHAnsi" w:cstheme="minorHAnsi"/>
@@ -3668,6 +3805,7 @@
         </w:rPr>
         <w:t>Soil_AR</w:t>
       </w:r>
+      <w:proofErr w:type="spellEnd"/>
       <w:r>
         <w:rPr>
           <w:rFonts w:asciiTheme="minorHAnsi" w:hAnsiTheme="minorHAnsi" w:cstheme="minorHAnsi"/>
@@ -3740,6 +3878,7 @@
         </w:rPr>
         <w:t xml:space="preserve">Double-click on the polygon symbology for </w:t>
       </w:r>
+      <w:proofErr w:type="spellStart"/>
       <w:r>
         <w:rPr>
           <w:rFonts w:asciiTheme="minorHAnsi" w:hAnsiTheme="minorHAnsi" w:cstheme="minorHAnsi"/>
@@ -3749,6 +3888,7 @@
         </w:rPr>
         <w:t>Soil_AR</w:t>
       </w:r>
+      <w:proofErr w:type="spellEnd"/>
       <w:r>
         <w:rPr>
           <w:rFonts w:asciiTheme="minorHAnsi" w:hAnsiTheme="minorHAnsi" w:cstheme="minorHAnsi"/>
@@ -4071,6 +4211,7 @@
           <w:rFonts w:asciiTheme="minorHAnsi" w:hAnsiTheme="minorHAnsi" w:cstheme="minorHAnsi"/>
           <w:szCs w:val="24"/>
         </w:rPr>
+        <w:lastRenderedPageBreak/>
         <w:t xml:space="preserve">Step </w:t>
       </w:r>
       <w:r>
@@ -4097,12 +4238,21 @@
           <w:szCs w:val="24"/>
         </w:rPr>
       </w:pPr>
-      <w:r>
-        <w:rPr>
-          <w:rFonts w:asciiTheme="minorHAnsi" w:hAnsiTheme="minorHAnsi" w:cstheme="minorHAnsi"/>
-          <w:szCs w:val="24"/>
-        </w:rPr>
-        <w:t xml:space="preserve">All of the above examples demonstrated how to change the symbology of vector layers: points, lines, and polygons. Now, you will investigate changing the symbology of a raster layer. Specifically, </w:t>
+      <w:proofErr w:type="gramStart"/>
+      <w:r>
+        <w:rPr>
+          <w:rFonts w:asciiTheme="minorHAnsi" w:hAnsiTheme="minorHAnsi" w:cstheme="minorHAnsi"/>
+          <w:szCs w:val="24"/>
+        </w:rPr>
+        <w:t>All of</w:t>
+      </w:r>
+      <w:proofErr w:type="gramEnd"/>
+      <w:r>
+        <w:rPr>
+          <w:rFonts w:asciiTheme="minorHAnsi" w:hAnsiTheme="minorHAnsi" w:cstheme="minorHAnsi"/>
+          <w:szCs w:val="24"/>
+        </w:rPr>
+        <w:t xml:space="preserve"> the above examples demonstrated how to change the symbology of vector layers: points, lines, and polygons. Now, you will investigate changing the symbology of a raster layer. Specifically, </w:t>
       </w:r>
       <w:r>
         <w:rPr>
@@ -4652,6 +4802,7 @@
           <w:noProof/>
           <w:szCs w:val="24"/>
         </w:rPr>
+        <w:lastRenderedPageBreak/>
         <w:drawing>
           <wp:inline distT="0" distB="0" distL="0" distR="0" wp14:anchorId="6F784B29" wp14:editId="063F58A5">
             <wp:extent cx="4739920" cy="3028950"/>
@@ -4991,6 +5142,7 @@
         <w:rPr>
           <w:noProof/>
         </w:rPr>
+        <w:lastRenderedPageBreak/>
         <w:drawing>
           <wp:inline distT="0" distB="0" distL="0" distR="0" wp14:anchorId="70650AEE" wp14:editId="44257A03">
             <wp:extent cx="2915267" cy="2723103"/>
@@ -5222,36 +5374,6 @@
         </w:rPr>
         <w:t xml:space="preserve">Answer 3: </w:t>
       </w:r>
-      <w:r>
-        <w:rPr>
-          <w:rFonts w:asciiTheme="minorHAnsi" w:hAnsiTheme="minorHAnsi" w:cstheme="minorHAnsi"/>
-          <w:szCs w:val="24"/>
-        </w:rPr>
-        <w:t xml:space="preserve">Keep your </w:t>
-      </w:r>
-      <w:r>
-        <w:rPr>
-          <w:rFonts w:asciiTheme="minorHAnsi" w:hAnsiTheme="minorHAnsi" w:cstheme="minorHAnsi"/>
-          <w:b/>
-          <w:color w:val="5B9BD5"/>
-          <w:szCs w:val="24"/>
-        </w:rPr>
-        <w:t>Airports</w:t>
-      </w:r>
-      <w:r>
-        <w:rPr>
-          <w:rFonts w:asciiTheme="minorHAnsi" w:hAnsiTheme="minorHAnsi" w:cstheme="minorHAnsi"/>
-          <w:szCs w:val="24"/>
-        </w:rPr>
-        <w:t xml:space="preserve"> layer on</w:t>
-      </w:r>
-      <w:r>
-        <w:rPr>
-          <w:rFonts w:asciiTheme="minorHAnsi" w:hAnsiTheme="minorHAnsi" w:cstheme="minorHAnsi"/>
-          <w:szCs w:val="24"/>
-        </w:rPr>
-        <w:t xml:space="preserve">.  </w:t>
-      </w:r>
     </w:p>
     <w:p>
       <w:pPr>
@@ -5437,6 +5559,7 @@
           <w:noProof/>
           <w:szCs w:val="24"/>
         </w:rPr>
+        <w:lastRenderedPageBreak/>
         <w:drawing>
           <wp:anchor distT="0" distB="0" distL="114300" distR="114300" simplePos="0" relativeHeight="251668480" behindDoc="0" locked="0" layoutInCell="1" allowOverlap="0" wp14:anchorId="7C50CBA2" wp14:editId="774BC348">
             <wp:simplePos x="0" y="0"/>
@@ -5636,12 +5759,21 @@
           <w:szCs w:val="24"/>
         </w:rPr>
       </w:pPr>
-      <w:r>
-        <w:rPr>
-          <w:rFonts w:asciiTheme="minorHAnsi" w:hAnsiTheme="minorHAnsi" w:cstheme="minorHAnsi"/>
-          <w:szCs w:val="24"/>
-        </w:rPr>
-        <w:t xml:space="preserve">Generally in ArcGIS Pro, if you hover over a tool, a helpful dialog box will load.  </w:t>
+      <w:proofErr w:type="gramStart"/>
+      <w:r>
+        <w:rPr>
+          <w:rFonts w:asciiTheme="minorHAnsi" w:hAnsiTheme="minorHAnsi" w:cstheme="minorHAnsi"/>
+          <w:szCs w:val="24"/>
+        </w:rPr>
+        <w:t>Generally</w:t>
+      </w:r>
+      <w:proofErr w:type="gramEnd"/>
+      <w:r>
+        <w:rPr>
+          <w:rFonts w:asciiTheme="minorHAnsi" w:hAnsiTheme="minorHAnsi" w:cstheme="minorHAnsi"/>
+          <w:szCs w:val="24"/>
+        </w:rPr>
+        <w:t xml:space="preserve"> in ArcGIS Pro, if you hover over a tool, a helpful dialog box will load.  </w:t>
       </w:r>
     </w:p>
     <w:p>
@@ -6224,6 +6356,7 @@
         </w:rPr>
         <w:t xml:space="preserve">Right-click on the </w:t>
       </w:r>
+      <w:proofErr w:type="spellStart"/>
       <w:r>
         <w:rPr>
           <w:rFonts w:asciiTheme="minorHAnsi" w:hAnsiTheme="minorHAnsi" w:cstheme="minorHAnsi"/>
@@ -6233,6 +6366,7 @@
         </w:rPr>
         <w:t>Soil_AR</w:t>
       </w:r>
+      <w:proofErr w:type="spellEnd"/>
       <w:r>
         <w:rPr>
           <w:rFonts w:asciiTheme="minorHAnsi" w:hAnsiTheme="minorHAnsi" w:cstheme="minorHAnsi"/>
@@ -6349,6 +6483,7 @@
           <w:noProof/>
           <w:szCs w:val="24"/>
         </w:rPr>
+        <w:lastRenderedPageBreak/>
         <w:drawing>
           <wp:inline distT="0" distB="0" distL="0" distR="0" wp14:anchorId="2257F62A" wp14:editId="7C264E5E">
             <wp:extent cx="3000375" cy="1219200"/>
@@ -6728,6 +6863,7 @@
           <w:rFonts w:asciiTheme="minorHAnsi" w:hAnsiTheme="minorHAnsi" w:cstheme="minorHAnsi"/>
           <w:szCs w:val="24"/>
         </w:rPr>
+        <w:lastRenderedPageBreak/>
         <w:t>Right-click on the field name and select Sort Descending. This will reorder the counties in descending order</w:t>
       </w:r>
       <w:r>
@@ -7100,7 +7236,7 @@
               </wp:anchor>
             </w:drawing>
           </mc:Choice>
-          <mc:Fallback>
+          <mc:Fallback xmlns:w16sdtfl="http://schemas.microsoft.com/office/word/2024/wordml/sdtformatlock" xmlns:w16du="http://schemas.microsoft.com/office/word/2023/wordml/word16du">
             <w:pict>
               <v:group w14:anchorId="633AAE55" id="Group 7946" o:spid="_x0000_s1026" alt="Image showing Add and Save icons" style="position:absolute;margin-left:389.95pt;margin-top:-2.45pt;width:51.1pt;height:78.2pt;z-index:251669504" coordsize="6489,9928" o:gfxdata="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">
                 <v:shape id="Picture 677" o:spid="_x0000_s1027" type="#_x0000_t75" style="position:absolute;width:5238;height:2571;visibility:visible;mso-wrap-style:square" o:gfxdata="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">
@@ -7562,6 +7698,7 @@
         <w:rPr>
           <w:noProof/>
         </w:rPr>
+        <w:lastRenderedPageBreak/>
         <w:drawing>
           <wp:inline distT="0" distB="0" distL="0" distR="0" wp14:anchorId="20B32324" wp14:editId="7F5D44A7">
             <wp:extent cx="2602135" cy="3793253"/>
@@ -7948,6 +8085,7 @@
           <w:rFonts w:asciiTheme="minorHAnsi" w:hAnsiTheme="minorHAnsi" w:cstheme="minorHAnsi"/>
           <w:szCs w:val="24"/>
         </w:rPr>
+        <w:lastRenderedPageBreak/>
         <w:t>Navigate to the Analysis Tab then select Tools. This will open the Geoprocessing Window.</w:t>
       </w:r>
     </w:p>
@@ -8429,6 +8567,7 @@
           <w:color w:val="FF0000"/>
           <w:szCs w:val="24"/>
         </w:rPr>
+        <w:lastRenderedPageBreak/>
         <w:t>Answer 10:</w:t>
       </w:r>
       <w:r>
@@ -8483,7 +8622,23 @@
           <w:rFonts w:asciiTheme="minorHAnsi" w:hAnsiTheme="minorHAnsi" w:cstheme="minorHAnsi"/>
           <w:szCs w:val="24"/>
         </w:rPr>
-        <w:t xml:space="preserve">You can save your work by navigating to the Project Tab then selecting Save. If you want to save a new copy you can use Save As. Remember to save often as you work through the lab exercises.  </w:t>
+        <w:t xml:space="preserve">You can save your work by navigating to the Project Tab then selecting Save. If you want to save a new copy you can use Save </w:t>
+      </w:r>
+      <w:proofErr w:type="gramStart"/>
+      <w:r>
+        <w:rPr>
+          <w:rFonts w:asciiTheme="minorHAnsi" w:hAnsiTheme="minorHAnsi" w:cstheme="minorHAnsi"/>
+          <w:szCs w:val="24"/>
+        </w:rPr>
+        <w:t>As.</w:t>
+      </w:r>
+      <w:proofErr w:type="gramEnd"/>
+      <w:r>
+        <w:rPr>
+          <w:rFonts w:asciiTheme="minorHAnsi" w:hAnsiTheme="minorHAnsi" w:cstheme="minorHAnsi"/>
+          <w:szCs w:val="24"/>
+        </w:rPr>
+        <w:t xml:space="preserve"> Remember to save often as you work through the lab exercises.  </w:t>
       </w:r>
     </w:p>
     <w:p>
@@ -8922,6 +9077,7 @@
           <w:rFonts w:asciiTheme="minorHAnsi" w:hAnsiTheme="minorHAnsi" w:cstheme="minorHAnsi"/>
           <w:szCs w:val="24"/>
         </w:rPr>
+        <w:lastRenderedPageBreak/>
         <w:t xml:space="preserve">This will allow you to save a map layout as a graphic file, such as PDF or JPEG. </w:t>
       </w:r>
       <w:r>
@@ -9050,7 +9206,7 @@
 </file>
 
 <file path=word/endnotes.xml><?xml version="1.0" encoding="utf-8"?>
-<w:endnotes xmlns:wpc="http://schemas.microsoft.com/office/word/2010/wordprocessingCanvas" xmlns:cx="http://schemas.microsoft.com/office/drawing/2014/chartex" xmlns:cx1="http://schemas.microsoft.com/office/drawing/2015/9/8/chartex" xmlns:cx2="http://schemas.microsoft.com/office/drawing/2015/10/21/chartex" xmlns:cx3="http://schemas.microsoft.com/office/drawing/2016/5/9/chartex" xmlns:cx4="http://schemas.microsoft.com/office/drawing/2016/5/10/chartex" xmlns:cx5="http://schemas.microsoft.com/office/drawing/2016/5/11/chartex" xmlns:cx6="http://schemas.microsoft.com/office/drawing/2016/5/12/chartex" xmlns:cx7="http://schemas.microsoft.com/office/drawing/2016/5/13/chartex" xmlns:cx8="http://schemas.microsoft.com/office/drawing/2016/5/14/chartex" xmlns:mc="http://schemas.openxmlformats.org/markup-compatibility/2006" xmlns:aink="http://schemas.microsoft.com/office/drawing/2016/ink" xmlns:am3d="http://schemas.microsoft.com/office/drawing/2017/model3d" xmlns:o="urn:schemas-microsoft-com:office:office" xmlns:oel="http://schemas.microsoft.com/office/2019/extlst" xmlns:r="http://schemas.openxmlformats.org/officeDocument/2006/relationships" xmlns:m="http://schemas.openxmlformats.org/officeDocument/2006/math" xmlns:v="urn:schemas-microsoft-com:vml" xmlns:wp14="http://schemas.microsoft.com/office/word/2010/wordprocessingDrawing" xmlns:wp="http://schemas.openxmlformats.org/drawingml/2006/wordprocessingDrawing" xmlns:w10="urn:schemas-microsoft-com:office:word" xmlns:w="http://schemas.openxmlformats.org/wordprocessingml/2006/main" xmlns:w14="http://schemas.microsoft.com/office/word/2010/wordml" xmlns:w15="http://schemas.microsoft.com/office/word/2012/wordml" xmlns:w16cex="http://schemas.microsoft.com/office/word/2018/wordml/cex" xmlns:w16cid="http://schemas.microsoft.com/office/word/2016/wordml/cid" xmlns:w16="http://schemas.microsoft.com/office/word/2018/wordml" xmlns:w16du="http://schemas.microsoft.com/office/word/2023/wordml/word16du" xmlns:w16sdtdh="http://schemas.microsoft.com/office/word/2020/wordml/sdtdatahash" xmlns:w16sdtfl="http://schemas.microsoft.com/office/word/2024/wordml/sdtformatlock" xmlns:w16se="http://schemas.microsoft.com/office/word/2015/wordml/symex" xmlns:wpg="http://schemas.microsoft.com/office/word/2010/wordprocessingGroup" xmlns:wpi="http://schemas.microsoft.com/office/word/2010/wordprocessingInk" xmlns:wne="http://schemas.microsoft.com/office/word/2006/wordml" xmlns:wps="http://schemas.microsoft.com/office/word/2010/wordprocessingShape" mc:Ignorable="w14 w15 w16se w16cid w16 w16cex w16sdtdh w16sdtfl w16du wp14">
+<w:endnotes xmlns:wpc="http://schemas.microsoft.com/office/word/2010/wordprocessingCanvas" xmlns:cx="http://schemas.microsoft.com/office/drawing/2014/chartex" xmlns:cx1="http://schemas.microsoft.com/office/drawing/2015/9/8/chartex" xmlns:cx2="http://schemas.microsoft.com/office/drawing/2015/10/21/chartex" xmlns:cx3="http://schemas.microsoft.com/office/drawing/2016/5/9/chartex" xmlns:cx4="http://schemas.microsoft.com/office/drawing/2016/5/10/chartex" xmlns:cx5="http://schemas.microsoft.com/office/drawing/2016/5/11/chartex" xmlns:cx6="http://schemas.microsoft.com/office/drawing/2016/5/12/chartex" xmlns:cx7="http://schemas.microsoft.com/office/drawing/2016/5/13/chartex" xmlns:cx8="http://schemas.microsoft.com/office/drawing/2016/5/14/chartex" xmlns:mc="http://schemas.openxmlformats.org/markup-compatibility/2006" xmlns:aink="http://schemas.microsoft.com/office/drawing/2016/ink" xmlns:am3d="http://schemas.microsoft.com/office/drawing/2017/model3d" xmlns:o="urn:schemas-microsoft-com:office:office" xmlns:oel="http://schemas.microsoft.com/office/2019/extlst" xmlns:r="http://schemas.openxmlformats.org/officeDocument/2006/relationships" xmlns:m="http://schemas.openxmlformats.org/officeDocument/2006/math" xmlns:v="urn:schemas-microsoft-com:vml" xmlns:wp14="http://schemas.microsoft.com/office/word/2010/wordprocessingDrawing" xmlns:wp="http://schemas.openxmlformats.org/drawingml/2006/wordprocessingDrawing" xmlns:w10="urn:schemas-microsoft-com:office:word" xmlns:w="http://schemas.openxmlformats.org/wordprocessingml/2006/main" xmlns:w14="http://schemas.microsoft.com/office/word/2010/wordml" xmlns:w15="http://schemas.microsoft.com/office/word/2012/wordml" xmlns:w16cex="http://schemas.microsoft.com/office/word/2018/wordml/cex" xmlns:w16cid="http://schemas.microsoft.com/office/word/2016/wordml/cid" xmlns:w16="http://schemas.microsoft.com/office/word/2018/wordml" xmlns:w16sdtdh="http://schemas.microsoft.com/office/word/2020/wordml/sdtdatahash" xmlns:w16se="http://schemas.microsoft.com/office/word/2015/wordml/symex" xmlns:wpg="http://schemas.microsoft.com/office/word/2010/wordprocessingGroup" xmlns:wpi="http://schemas.microsoft.com/office/word/2010/wordprocessingInk" xmlns:wne="http://schemas.microsoft.com/office/word/2006/wordml" xmlns:wps="http://schemas.microsoft.com/office/word/2010/wordprocessingShape" mc:Ignorable="w14 w15 w16se w16cid w16 w16cex w16sdtdh wp14">
   <w:endnote w:type="separator" w:id="-1">
     <w:p>
       <w:pPr>
@@ -9075,7 +9231,7 @@
 </file>
 
 <file path=word/footer1.xml><?xml version="1.0" encoding="utf-8"?>
-<w:ftr xmlns:wpc="http://schemas.microsoft.com/office/word/2010/wordprocessingCanvas" xmlns:cx="http://schemas.microsoft.com/office/drawing/2014/chartex" xmlns:cx1="http://schemas.microsoft.com/office/drawing/2015/9/8/chartex" xmlns:cx2="http://schemas.microsoft.com/office/drawing/2015/10/21/chartex" xmlns:cx3="http://schemas.microsoft.com/office/drawing/2016/5/9/chartex" xmlns:cx4="http://schemas.microsoft.com/office/drawing/2016/5/10/chartex" xmlns:cx5="http://schemas.microsoft.com/office/drawing/2016/5/11/chartex" xmlns:cx6="http://schemas.microsoft.com/office/drawing/2016/5/12/chartex" xmlns:cx7="http://schemas.microsoft.com/office/drawing/2016/5/13/chartex" xmlns:cx8="http://schemas.microsoft.com/office/drawing/2016/5/14/chartex" xmlns:mc="http://schemas.openxmlformats.org/markup-compatibility/2006" xmlns:aink="http://schemas.microsoft.com/office/drawing/2016/ink" xmlns:am3d="http://schemas.microsoft.com/office/drawing/2017/model3d" xmlns:o="urn:schemas-microsoft-com:office:office" xmlns:oel="http://schemas.microsoft.com/office/2019/extlst" xmlns:r="http://schemas.openxmlformats.org/officeDocument/2006/relationships" xmlns:m="http://schemas.openxmlformats.org/officeDocument/2006/math" xmlns:v="urn:schemas-microsoft-com:vml" xmlns:wp14="http://schemas.microsoft.com/office/word/2010/wordprocessingDrawing" xmlns:wp="http://schemas.openxmlformats.org/drawingml/2006/wordprocessingDrawing" xmlns:w10="urn:schemas-microsoft-com:office:word" xmlns:w="http://schemas.openxmlformats.org/wordprocessingml/2006/main" xmlns:w14="http://schemas.microsoft.com/office/word/2010/wordml" xmlns:w15="http://schemas.microsoft.com/office/word/2012/wordml" xmlns:w16cex="http://schemas.microsoft.com/office/word/2018/wordml/cex" xmlns:w16cid="http://schemas.microsoft.com/office/word/2016/wordml/cid" xmlns:w16="http://schemas.microsoft.com/office/word/2018/wordml" xmlns:w16du="http://schemas.microsoft.com/office/word/2023/wordml/word16du" xmlns:w16sdtdh="http://schemas.microsoft.com/office/word/2020/wordml/sdtdatahash" xmlns:w16sdtfl="http://schemas.microsoft.com/office/word/2024/wordml/sdtformatlock" xmlns:w16se="http://schemas.microsoft.com/office/word/2015/wordml/symex" xmlns:wpg="http://schemas.microsoft.com/office/word/2010/wordprocessingGroup" xmlns:wpi="http://schemas.microsoft.com/office/word/2010/wordprocessingInk" xmlns:wne="http://schemas.microsoft.com/office/word/2006/wordml" xmlns:wps="http://schemas.microsoft.com/office/word/2010/wordprocessingShape" mc:Ignorable="w14 w15 w16se w16cid w16 w16cex w16sdtdh w16sdtfl w16du wp14">
+<w:ftr xmlns:wpc="http://schemas.microsoft.com/office/word/2010/wordprocessingCanvas" xmlns:cx="http://schemas.microsoft.com/office/drawing/2014/chartex" xmlns:cx1="http://schemas.microsoft.com/office/drawing/2015/9/8/chartex" xmlns:cx2="http://schemas.microsoft.com/office/drawing/2015/10/21/chartex" xmlns:cx3="http://schemas.microsoft.com/office/drawing/2016/5/9/chartex" xmlns:cx4="http://schemas.microsoft.com/office/drawing/2016/5/10/chartex" xmlns:cx5="http://schemas.microsoft.com/office/drawing/2016/5/11/chartex" xmlns:cx6="http://schemas.microsoft.com/office/drawing/2016/5/12/chartex" xmlns:cx7="http://schemas.microsoft.com/office/drawing/2016/5/13/chartex" xmlns:cx8="http://schemas.microsoft.com/office/drawing/2016/5/14/chartex" xmlns:mc="http://schemas.openxmlformats.org/markup-compatibility/2006" xmlns:aink="http://schemas.microsoft.com/office/drawing/2016/ink" xmlns:am3d="http://schemas.microsoft.com/office/drawing/2017/model3d" xmlns:o="urn:schemas-microsoft-com:office:office" xmlns:oel="http://schemas.microsoft.com/office/2019/extlst" xmlns:r="http://schemas.openxmlformats.org/officeDocument/2006/relationships" xmlns:m="http://schemas.openxmlformats.org/officeDocument/2006/math" xmlns:v="urn:schemas-microsoft-com:vml" xmlns:wp14="http://schemas.microsoft.com/office/word/2010/wordprocessingDrawing" xmlns:wp="http://schemas.openxmlformats.org/drawingml/2006/wordprocessingDrawing" xmlns:w10="urn:schemas-microsoft-com:office:word" xmlns:w="http://schemas.openxmlformats.org/wordprocessingml/2006/main" xmlns:w14="http://schemas.microsoft.com/office/word/2010/wordml" xmlns:w15="http://schemas.microsoft.com/office/word/2012/wordml" xmlns:w16cex="http://schemas.microsoft.com/office/word/2018/wordml/cex" xmlns:w16cid="http://schemas.microsoft.com/office/word/2016/wordml/cid" xmlns:w16="http://schemas.microsoft.com/office/word/2018/wordml" xmlns:w16sdtdh="http://schemas.microsoft.com/office/word/2020/wordml/sdtdatahash" xmlns:w16se="http://schemas.microsoft.com/office/word/2015/wordml/symex" xmlns:wpg="http://schemas.microsoft.com/office/word/2010/wordprocessingGroup" xmlns:wpi="http://schemas.microsoft.com/office/word/2010/wordprocessingInk" xmlns:wne="http://schemas.microsoft.com/office/word/2006/wordml" xmlns:wps="http://schemas.microsoft.com/office/word/2010/wordprocessingShape" mc:Ignorable="w14 w15 w16se w16cid w16 w16cex w16sdtdh wp14">
   <w:p>
     <w:pPr>
       <w:spacing w:after="0" w:line="259" w:lineRule="auto"/>
@@ -9118,7 +9274,7 @@
 </file>
 
 <file path=word/footer2.xml><?xml version="1.0" encoding="utf-8"?>
-<w:ftr xmlns:wpc="http://schemas.microsoft.com/office/word/2010/wordprocessingCanvas" xmlns:cx="http://schemas.microsoft.com/office/drawing/2014/chartex" xmlns:cx1="http://schemas.microsoft.com/office/drawing/2015/9/8/chartex" xmlns:cx2="http://schemas.microsoft.com/office/drawing/2015/10/21/chartex" xmlns:cx3="http://schemas.microsoft.com/office/drawing/2016/5/9/chartex" xmlns:cx4="http://schemas.microsoft.com/office/drawing/2016/5/10/chartex" xmlns:cx5="http://schemas.microsoft.com/office/drawing/2016/5/11/chartex" xmlns:cx6="http://schemas.microsoft.com/office/drawing/2016/5/12/chartex" xmlns:cx7="http://schemas.microsoft.com/office/drawing/2016/5/13/chartex" xmlns:cx8="http://schemas.microsoft.com/office/drawing/2016/5/14/chartex" xmlns:mc="http://schemas.openxmlformats.org/markup-compatibility/2006" xmlns:aink="http://schemas.microsoft.com/office/drawing/2016/ink" xmlns:am3d="http://schemas.microsoft.com/office/drawing/2017/model3d" xmlns:o="urn:schemas-microsoft-com:office:office" xmlns:oel="http://schemas.microsoft.com/office/2019/extlst" xmlns:r="http://schemas.openxmlformats.org/officeDocument/2006/relationships" xmlns:m="http://schemas.openxmlformats.org/officeDocument/2006/math" xmlns:v="urn:schemas-microsoft-com:vml" xmlns:wp14="http://schemas.microsoft.com/office/word/2010/wordprocessingDrawing" xmlns:wp="http://schemas.openxmlformats.org/drawingml/2006/wordprocessingDrawing" xmlns:w10="urn:schemas-microsoft-com:office:word" xmlns:w="http://schemas.openxmlformats.org/wordprocessingml/2006/main" xmlns:w14="http://schemas.microsoft.com/office/word/2010/wordml" xmlns:w15="http://schemas.microsoft.com/office/word/2012/wordml" xmlns:w16cex="http://schemas.microsoft.com/office/word/2018/wordml/cex" xmlns:w16cid="http://schemas.microsoft.com/office/word/2016/wordml/cid" xmlns:w16="http://schemas.microsoft.com/office/word/2018/wordml" xmlns:w16du="http://schemas.microsoft.com/office/word/2023/wordml/word16du" xmlns:w16sdtdh="http://schemas.microsoft.com/office/word/2020/wordml/sdtdatahash" xmlns:w16sdtfl="http://schemas.microsoft.com/office/word/2024/wordml/sdtformatlock" xmlns:w16se="http://schemas.microsoft.com/office/word/2015/wordml/symex" xmlns:wpg="http://schemas.microsoft.com/office/word/2010/wordprocessingGroup" xmlns:wpi="http://schemas.microsoft.com/office/word/2010/wordprocessingInk" xmlns:wne="http://schemas.microsoft.com/office/word/2006/wordml" xmlns:wps="http://schemas.microsoft.com/office/word/2010/wordprocessingShape" mc:Ignorable="w14 w15 w16se w16cid w16 w16cex w16sdtdh w16sdtfl w16du wp14">
+<w:ftr xmlns:wpc="http://schemas.microsoft.com/office/word/2010/wordprocessingCanvas" xmlns:cx="http://schemas.microsoft.com/office/drawing/2014/chartex" xmlns:cx1="http://schemas.microsoft.com/office/drawing/2015/9/8/chartex" xmlns:cx2="http://schemas.microsoft.com/office/drawing/2015/10/21/chartex" xmlns:cx3="http://schemas.microsoft.com/office/drawing/2016/5/9/chartex" xmlns:cx4="http://schemas.microsoft.com/office/drawing/2016/5/10/chartex" xmlns:cx5="http://schemas.microsoft.com/office/drawing/2016/5/11/chartex" xmlns:cx6="http://schemas.microsoft.com/office/drawing/2016/5/12/chartex" xmlns:cx7="http://schemas.microsoft.com/office/drawing/2016/5/13/chartex" xmlns:cx8="http://schemas.microsoft.com/office/drawing/2016/5/14/chartex" xmlns:mc="http://schemas.openxmlformats.org/markup-compatibility/2006" xmlns:aink="http://schemas.microsoft.com/office/drawing/2016/ink" xmlns:am3d="http://schemas.microsoft.com/office/drawing/2017/model3d" xmlns:o="urn:schemas-microsoft-com:office:office" xmlns:oel="http://schemas.microsoft.com/office/2019/extlst" xmlns:r="http://schemas.openxmlformats.org/officeDocument/2006/relationships" xmlns:m="http://schemas.openxmlformats.org/officeDocument/2006/math" xmlns:v="urn:schemas-microsoft-com:vml" xmlns:wp14="http://schemas.microsoft.com/office/word/2010/wordprocessingDrawing" xmlns:wp="http://schemas.openxmlformats.org/drawingml/2006/wordprocessingDrawing" xmlns:w10="urn:schemas-microsoft-com:office:word" xmlns:w="http://schemas.openxmlformats.org/wordprocessingml/2006/main" xmlns:w14="http://schemas.microsoft.com/office/word/2010/wordml" xmlns:w15="http://schemas.microsoft.com/office/word/2012/wordml" xmlns:w16cex="http://schemas.microsoft.com/office/word/2018/wordml/cex" xmlns:w16cid="http://schemas.microsoft.com/office/word/2016/wordml/cid" xmlns:w16="http://schemas.microsoft.com/office/word/2018/wordml" xmlns:w16sdtdh="http://schemas.microsoft.com/office/word/2020/wordml/sdtdatahash" xmlns:w16se="http://schemas.microsoft.com/office/word/2015/wordml/symex" xmlns:wpg="http://schemas.microsoft.com/office/word/2010/wordprocessingGroup" xmlns:wpi="http://schemas.microsoft.com/office/word/2010/wordprocessingInk" xmlns:wne="http://schemas.microsoft.com/office/word/2006/wordml" xmlns:wps="http://schemas.microsoft.com/office/word/2010/wordprocessingShape" mc:Ignorable="w14 w15 w16se w16cid w16 w16cex w16sdtdh wp14">
   <w:p>
     <w:pPr>
       <w:spacing w:after="0" w:line="259" w:lineRule="auto"/>
@@ -9161,7 +9317,7 @@
 </file>
 
 <file path=word/footer3.xml><?xml version="1.0" encoding="utf-8"?>
-<w:ftr xmlns:wpc="http://schemas.microsoft.com/office/word/2010/wordprocessingCanvas" xmlns:cx="http://schemas.microsoft.com/office/drawing/2014/chartex" xmlns:cx1="http://schemas.microsoft.com/office/drawing/2015/9/8/chartex" xmlns:cx2="http://schemas.microsoft.com/office/drawing/2015/10/21/chartex" xmlns:cx3="http://schemas.microsoft.com/office/drawing/2016/5/9/chartex" xmlns:cx4="http://schemas.microsoft.com/office/drawing/2016/5/10/chartex" xmlns:cx5="http://schemas.microsoft.com/office/drawing/2016/5/11/chartex" xmlns:cx6="http://schemas.microsoft.com/office/drawing/2016/5/12/chartex" xmlns:cx7="http://schemas.microsoft.com/office/drawing/2016/5/13/chartex" xmlns:cx8="http://schemas.microsoft.com/office/drawing/2016/5/14/chartex" xmlns:mc="http://schemas.openxmlformats.org/markup-compatibility/2006" xmlns:aink="http://schemas.microsoft.com/office/drawing/2016/ink" xmlns:am3d="http://schemas.microsoft.com/office/drawing/2017/model3d" xmlns:o="urn:schemas-microsoft-com:office:office" xmlns:oel="http://schemas.microsoft.com/office/2019/extlst" xmlns:r="http://schemas.openxmlformats.org/officeDocument/2006/relationships" xmlns:m="http://schemas.openxmlformats.org/officeDocument/2006/math" xmlns:v="urn:schemas-microsoft-com:vml" xmlns:wp14="http://schemas.microsoft.com/office/word/2010/wordprocessingDrawing" xmlns:wp="http://schemas.openxmlformats.org/drawingml/2006/wordprocessingDrawing" xmlns:w10="urn:schemas-microsoft-com:office:word" xmlns:w="http://schemas.openxmlformats.org/wordprocessingml/2006/main" xmlns:w14="http://schemas.microsoft.com/office/word/2010/wordml" xmlns:w15="http://schemas.microsoft.com/office/word/2012/wordml" xmlns:w16cex="http://schemas.microsoft.com/office/word/2018/wordml/cex" xmlns:w16cid="http://schemas.microsoft.com/office/word/2016/wordml/cid" xmlns:w16="http://schemas.microsoft.com/office/word/2018/wordml" xmlns:w16du="http://schemas.microsoft.com/office/word/2023/wordml/word16du" xmlns:w16sdtdh="http://schemas.microsoft.com/office/word/2020/wordml/sdtdatahash" xmlns:w16sdtfl="http://schemas.microsoft.com/office/word/2024/wordml/sdtformatlock" xmlns:w16se="http://schemas.microsoft.com/office/word/2015/wordml/symex" xmlns:wpg="http://schemas.microsoft.com/office/word/2010/wordprocessingGroup" xmlns:wpi="http://schemas.microsoft.com/office/word/2010/wordprocessingInk" xmlns:wne="http://schemas.microsoft.com/office/word/2006/wordml" xmlns:wps="http://schemas.microsoft.com/office/word/2010/wordprocessingShape" mc:Ignorable="w14 w15 w16se w16cid w16 w16cex w16sdtdh w16sdtfl w16du wp14">
+<w:ftr xmlns:wpc="http://schemas.microsoft.com/office/word/2010/wordprocessingCanvas" xmlns:cx="http://schemas.microsoft.com/office/drawing/2014/chartex" xmlns:cx1="http://schemas.microsoft.com/office/drawing/2015/9/8/chartex" xmlns:cx2="http://schemas.microsoft.com/office/drawing/2015/10/21/chartex" xmlns:cx3="http://schemas.microsoft.com/office/drawing/2016/5/9/chartex" xmlns:cx4="http://schemas.microsoft.com/office/drawing/2016/5/10/chartex" xmlns:cx5="http://schemas.microsoft.com/office/drawing/2016/5/11/chartex" xmlns:cx6="http://schemas.microsoft.com/office/drawing/2016/5/12/chartex" xmlns:cx7="http://schemas.microsoft.com/office/drawing/2016/5/13/chartex" xmlns:cx8="http://schemas.microsoft.com/office/drawing/2016/5/14/chartex" xmlns:mc="http://schemas.openxmlformats.org/markup-compatibility/2006" xmlns:aink="http://schemas.microsoft.com/office/drawing/2016/ink" xmlns:am3d="http://schemas.microsoft.com/office/drawing/2017/model3d" xmlns:o="urn:schemas-microsoft-com:office:office" xmlns:oel="http://schemas.microsoft.com/office/2019/extlst" xmlns:r="http://schemas.openxmlformats.org/officeDocument/2006/relationships" xmlns:m="http://schemas.openxmlformats.org/officeDocument/2006/math" xmlns:v="urn:schemas-microsoft-com:vml" xmlns:wp14="http://schemas.microsoft.com/office/word/2010/wordprocessingDrawing" xmlns:wp="http://schemas.openxmlformats.org/drawingml/2006/wordprocessingDrawing" xmlns:w10="urn:schemas-microsoft-com:office:word" xmlns:w="http://schemas.openxmlformats.org/wordprocessingml/2006/main" xmlns:w14="http://schemas.microsoft.com/office/word/2010/wordml" xmlns:w15="http://schemas.microsoft.com/office/word/2012/wordml" xmlns:w16cex="http://schemas.microsoft.com/office/word/2018/wordml/cex" xmlns:w16cid="http://schemas.microsoft.com/office/word/2016/wordml/cid" xmlns:w16="http://schemas.microsoft.com/office/word/2018/wordml" xmlns:w16sdtdh="http://schemas.microsoft.com/office/word/2020/wordml/sdtdatahash" xmlns:w16se="http://schemas.microsoft.com/office/word/2015/wordml/symex" xmlns:wpg="http://schemas.microsoft.com/office/word/2010/wordprocessingGroup" xmlns:wpi="http://schemas.microsoft.com/office/word/2010/wordprocessingInk" xmlns:wne="http://schemas.microsoft.com/office/word/2006/wordml" xmlns:wps="http://schemas.microsoft.com/office/word/2010/wordprocessingShape" mc:Ignorable="w14 w15 w16se w16cid w16 w16cex w16sdtdh wp14">
   <w:p>
     <w:pPr>
       <w:spacing w:after="0" w:line="259" w:lineRule="auto"/>
@@ -9204,7 +9360,7 @@
 </file>
 
 <file path=word/footnotes.xml><?xml version="1.0" encoding="utf-8"?>
-<w:footnotes xmlns:wpc="http://schemas.microsoft.com/office/word/2010/wordprocessingCanvas" xmlns:cx="http://schemas.microsoft.com/office/drawing/2014/chartex" xmlns:cx1="http://schemas.microsoft.com/office/drawing/2015/9/8/chartex" xmlns:cx2="http://schemas.microsoft.com/office/drawing/2015/10/21/chartex" xmlns:cx3="http://schemas.microsoft.com/office/drawing/2016/5/9/chartex" xmlns:cx4="http://schemas.microsoft.com/office/drawing/2016/5/10/chartex" xmlns:cx5="http://schemas.microsoft.com/office/drawing/2016/5/11/chartex" xmlns:cx6="http://schemas.microsoft.com/office/drawing/2016/5/12/chartex" xmlns:cx7="http://schemas.microsoft.com/office/drawing/2016/5/13/chartex" xmlns:cx8="http://schemas.microsoft.com/office/drawing/2016/5/14/chartex" xmlns:mc="http://schemas.openxmlformats.org/markup-compatibility/2006" xmlns:aink="http://schemas.microsoft.com/office/drawing/2016/ink" xmlns:am3d="http://schemas.microsoft.com/office/drawing/2017/model3d" xmlns:o="urn:schemas-microsoft-com:office:office" xmlns:oel="http://schemas.microsoft.com/office/2019/extlst" xmlns:r="http://schemas.openxmlformats.org/officeDocument/2006/relationships" xmlns:m="http://schemas.openxmlformats.org/officeDocument/2006/math" xmlns:v="urn:schemas-microsoft-com:vml" xmlns:wp14="http://schemas.microsoft.com/office/word/2010/wordprocessingDrawing" xmlns:wp="http://schemas.openxmlformats.org/drawingml/2006/wordprocessingDrawing" xmlns:w10="urn:schemas-microsoft-com:office:word" xmlns:w="http://schemas.openxmlformats.org/wordprocessingml/2006/main" xmlns:w14="http://schemas.microsoft.com/office/word/2010/wordml" xmlns:w15="http://schemas.microsoft.com/office/word/2012/wordml" xmlns:w16cex="http://schemas.microsoft.com/office/word/2018/wordml/cex" xmlns:w16cid="http://schemas.microsoft.com/office/word/2016/wordml/cid" xmlns:w16="http://schemas.microsoft.com/office/word/2018/wordml" xmlns:w16du="http://schemas.microsoft.com/office/word/2023/wordml/word16du" xmlns:w16sdtdh="http://schemas.microsoft.com/office/word/2020/wordml/sdtdatahash" xmlns:w16sdtfl="http://schemas.microsoft.com/office/word/2024/wordml/sdtformatlock" xmlns:w16se="http://schemas.microsoft.com/office/word/2015/wordml/symex" xmlns:wpg="http://schemas.microsoft.com/office/word/2010/wordprocessingGroup" xmlns:wpi="http://schemas.microsoft.com/office/word/2010/wordprocessingInk" xmlns:wne="http://schemas.microsoft.com/office/word/2006/wordml" xmlns:wps="http://schemas.microsoft.com/office/word/2010/wordprocessingShape" mc:Ignorable="w14 w15 w16se w16cid w16 w16cex w16sdtdh w16sdtfl w16du wp14">
+<w:footnotes xmlns:wpc="http://schemas.microsoft.com/office/word/2010/wordprocessingCanvas" xmlns:cx="http://schemas.microsoft.com/office/drawing/2014/chartex" xmlns:cx1="http://schemas.microsoft.com/office/drawing/2015/9/8/chartex" xmlns:cx2="http://schemas.microsoft.com/office/drawing/2015/10/21/chartex" xmlns:cx3="http://schemas.microsoft.com/office/drawing/2016/5/9/chartex" xmlns:cx4="http://schemas.microsoft.com/office/drawing/2016/5/10/chartex" xmlns:cx5="http://schemas.microsoft.com/office/drawing/2016/5/11/chartex" xmlns:cx6="http://schemas.microsoft.com/office/drawing/2016/5/12/chartex" xmlns:cx7="http://schemas.microsoft.com/office/drawing/2016/5/13/chartex" xmlns:cx8="http://schemas.microsoft.com/office/drawing/2016/5/14/chartex" xmlns:mc="http://schemas.openxmlformats.org/markup-compatibility/2006" xmlns:aink="http://schemas.microsoft.com/office/drawing/2016/ink" xmlns:am3d="http://schemas.microsoft.com/office/drawing/2017/model3d" xmlns:o="urn:schemas-microsoft-com:office:office" xmlns:oel="http://schemas.microsoft.com/office/2019/extlst" xmlns:r="http://schemas.openxmlformats.org/officeDocument/2006/relationships" xmlns:m="http://schemas.openxmlformats.org/officeDocument/2006/math" xmlns:v="urn:schemas-microsoft-com:vml" xmlns:wp14="http://schemas.microsoft.com/office/word/2010/wordprocessingDrawing" xmlns:wp="http://schemas.openxmlformats.org/drawingml/2006/wordprocessingDrawing" xmlns:w10="urn:schemas-microsoft-com:office:word" xmlns:w="http://schemas.openxmlformats.org/wordprocessingml/2006/main" xmlns:w14="http://schemas.microsoft.com/office/word/2010/wordml" xmlns:w15="http://schemas.microsoft.com/office/word/2012/wordml" xmlns:w16cex="http://schemas.microsoft.com/office/word/2018/wordml/cex" xmlns:w16cid="http://schemas.microsoft.com/office/word/2016/wordml/cid" xmlns:w16="http://schemas.microsoft.com/office/word/2018/wordml" xmlns:w16sdtdh="http://schemas.microsoft.com/office/word/2020/wordml/sdtdatahash" xmlns:w16se="http://schemas.microsoft.com/office/word/2015/wordml/symex" xmlns:wpg="http://schemas.microsoft.com/office/word/2010/wordprocessingGroup" xmlns:wpi="http://schemas.microsoft.com/office/word/2010/wordprocessingInk" xmlns:wne="http://schemas.microsoft.com/office/word/2006/wordml" xmlns:wps="http://schemas.microsoft.com/office/word/2010/wordprocessingShape" mc:Ignorable="w14 w15 w16se w16cid w16 w16cex w16sdtdh wp14">
   <w:footnote w:type="separator" w:id="-1">
     <w:p>
       <w:pPr>
@@ -9229,7 +9385,7 @@
 </file>
 
 <file path=word/numbering.xml><?xml version="1.0" encoding="utf-8"?>
-<w:numbering xmlns:wpc="http://schemas.microsoft.com/office/word/2010/wordprocessingCanvas" xmlns:cx="http://schemas.microsoft.com/office/drawing/2014/chartex" xmlns:cx1="http://schemas.microsoft.com/office/drawing/2015/9/8/chartex" xmlns:cx2="http://schemas.microsoft.com/office/drawing/2015/10/21/chartex" xmlns:cx3="http://schemas.microsoft.com/office/drawing/2016/5/9/chartex" xmlns:cx4="http://schemas.microsoft.com/office/drawing/2016/5/10/chartex" xmlns:cx5="http://schemas.microsoft.com/office/drawing/2016/5/11/chartex" xmlns:cx6="http://schemas.microsoft.com/office/drawing/2016/5/12/chartex" xmlns:cx7="http://schemas.microsoft.com/office/drawing/2016/5/13/chartex" xmlns:cx8="http://schemas.microsoft.com/office/drawing/2016/5/14/chartex" xmlns:mc="http://schemas.openxmlformats.org/markup-compatibility/2006" xmlns:aink="http://schemas.microsoft.com/office/drawing/2016/ink" xmlns:am3d="http://schemas.microsoft.com/office/drawing/2017/model3d" xmlns:o="urn:schemas-microsoft-com:office:office" xmlns:oel="http://schemas.microsoft.com/office/2019/extlst" xmlns:r="http://schemas.openxmlformats.org/officeDocument/2006/relationships" xmlns:m="http://schemas.openxmlformats.org/officeDocument/2006/math" xmlns:v="urn:schemas-microsoft-com:vml" xmlns:wp14="http://schemas.microsoft.com/office/word/2010/wordprocessingDrawing" xmlns:wp="http://schemas.openxmlformats.org/drawingml/2006/wordprocessingDrawing" xmlns:w10="urn:schemas-microsoft-com:office:word" xmlns:w="http://schemas.openxmlformats.org/wordprocessingml/2006/main" xmlns:w14="http://schemas.microsoft.com/office/word/2010/wordml" xmlns:w15="http://schemas.microsoft.com/office/word/2012/wordml" xmlns:w16cex="http://schemas.microsoft.com/office/word/2018/wordml/cex" xmlns:w16cid="http://schemas.microsoft.com/office/word/2016/wordml/cid" xmlns:w16="http://schemas.microsoft.com/office/word/2018/wordml" xmlns:w16du="http://schemas.microsoft.com/office/word/2023/wordml/word16du" xmlns:w16sdtdh="http://schemas.microsoft.com/office/word/2020/wordml/sdtdatahash" xmlns:w16sdtfl="http://schemas.microsoft.com/office/word/2024/wordml/sdtformatlock" xmlns:w16se="http://schemas.microsoft.com/office/word/2015/wordml/symex" xmlns:wpg="http://schemas.microsoft.com/office/word/2010/wordprocessingGroup" xmlns:wpi="http://schemas.microsoft.com/office/word/2010/wordprocessingInk" xmlns:wne="http://schemas.microsoft.com/office/word/2006/wordml" xmlns:wps="http://schemas.microsoft.com/office/word/2010/wordprocessingShape" mc:Ignorable="w14 w15 w16se w16cid w16 w16cex w16sdtdh w16sdtfl w16du wp14">
+<w:numbering xmlns:wpc="http://schemas.microsoft.com/office/word/2010/wordprocessingCanvas" xmlns:cx="http://schemas.microsoft.com/office/drawing/2014/chartex" xmlns:cx1="http://schemas.microsoft.com/office/drawing/2015/9/8/chartex" xmlns:cx2="http://schemas.microsoft.com/office/drawing/2015/10/21/chartex" xmlns:cx3="http://schemas.microsoft.com/office/drawing/2016/5/9/chartex" xmlns:cx4="http://schemas.microsoft.com/office/drawing/2016/5/10/chartex" xmlns:cx5="http://schemas.microsoft.com/office/drawing/2016/5/11/chartex" xmlns:cx6="http://schemas.microsoft.com/office/drawing/2016/5/12/chartex" xmlns:cx7="http://schemas.microsoft.com/office/drawing/2016/5/13/chartex" xmlns:cx8="http://schemas.microsoft.com/office/drawing/2016/5/14/chartex" xmlns:mc="http://schemas.openxmlformats.org/markup-compatibility/2006" xmlns:aink="http://schemas.microsoft.com/office/drawing/2016/ink" xmlns:am3d="http://schemas.microsoft.com/office/drawing/2017/model3d" xmlns:o="urn:schemas-microsoft-com:office:office" xmlns:oel="http://schemas.microsoft.com/office/2019/extlst" xmlns:r="http://schemas.openxmlformats.org/officeDocument/2006/relationships" xmlns:m="http://schemas.openxmlformats.org/officeDocument/2006/math" xmlns:v="urn:schemas-microsoft-com:vml" xmlns:wp14="http://schemas.microsoft.com/office/word/2010/wordprocessingDrawing" xmlns:wp="http://schemas.openxmlformats.org/drawingml/2006/wordprocessingDrawing" xmlns:w10="urn:schemas-microsoft-com:office:word" xmlns:w="http://schemas.openxmlformats.org/wordprocessingml/2006/main" xmlns:w14="http://schemas.microsoft.com/office/word/2010/wordml" xmlns:w15="http://schemas.microsoft.com/office/word/2012/wordml" xmlns:w16cex="http://schemas.microsoft.com/office/word/2018/wordml/cex" xmlns:w16cid="http://schemas.microsoft.com/office/word/2016/wordml/cid" xmlns:w16="http://schemas.microsoft.com/office/word/2018/wordml" xmlns:w16sdtdh="http://schemas.microsoft.com/office/word/2020/wordml/sdtdatahash" xmlns:w16se="http://schemas.microsoft.com/office/word/2015/wordml/symex" xmlns:wpg="http://schemas.microsoft.com/office/word/2010/wordprocessingGroup" xmlns:wpi="http://schemas.microsoft.com/office/word/2010/wordprocessingInk" xmlns:wne="http://schemas.microsoft.com/office/word/2006/wordml" xmlns:wps="http://schemas.microsoft.com/office/word/2010/wordprocessingShape" mc:Ignorable="w14 w15 w16se w16cid w16 w16cex w16sdtdh wp14">
   <w:abstractNum w:abstractNumId="0" w15:restartNumberingAfterBreak="0">
     <w:nsid w:val="074350D3"/>
     <w:multiLevelType w:val="hybridMultilevel"/>
@@ -11820,7 +11976,7 @@
 </file>
 
 <file path=word/styles.xml><?xml version="1.0" encoding="utf-8"?>
-<w:styles xmlns:mc="http://schemas.openxmlformats.org/markup-compatibility/2006" xmlns:r="http://schemas.openxmlformats.org/officeDocument/2006/relationships" xmlns:w="http://schemas.openxmlformats.org/wordprocessingml/2006/main" xmlns:w14="http://schemas.microsoft.com/office/word/2010/wordml" xmlns:w15="http://schemas.microsoft.com/office/word/2012/wordml" xmlns:w16cex="http://schemas.microsoft.com/office/word/2018/wordml/cex" xmlns:w16cid="http://schemas.microsoft.com/office/word/2016/wordml/cid" xmlns:w16="http://schemas.microsoft.com/office/word/2018/wordml" xmlns:w16du="http://schemas.microsoft.com/office/word/2023/wordml/word16du" xmlns:w16sdtdh="http://schemas.microsoft.com/office/word/2020/wordml/sdtdatahash" xmlns:w16sdtfl="http://schemas.microsoft.com/office/word/2024/wordml/sdtformatlock" xmlns:w16se="http://schemas.microsoft.com/office/word/2015/wordml/symex" mc:Ignorable="w14 w15 w16se w16cid w16 w16cex w16sdtdh w16sdtfl w16du">
+<w:styles xmlns:mc="http://schemas.openxmlformats.org/markup-compatibility/2006" xmlns:r="http://schemas.openxmlformats.org/officeDocument/2006/relationships" xmlns:w="http://schemas.openxmlformats.org/wordprocessingml/2006/main" xmlns:w14="http://schemas.microsoft.com/office/word/2010/wordml" xmlns:w15="http://schemas.microsoft.com/office/word/2012/wordml" xmlns:w16cex="http://schemas.microsoft.com/office/word/2018/wordml/cex" xmlns:w16cid="http://schemas.microsoft.com/office/word/2016/wordml/cid" xmlns:w16="http://schemas.microsoft.com/office/word/2018/wordml" xmlns:w16sdtdh="http://schemas.microsoft.com/office/word/2020/wordml/sdtdatahash" xmlns:w16se="http://schemas.microsoft.com/office/word/2015/wordml/symex" mc:Ignorable="w14 w15 w16se w16cid w16 w16cex w16sdtdh">
   <w:docDefaults>
     <w:rPrDefault>
       <w:rPr>

--- a/docs/Lab/Lab01/Exercise_1_Intro_to_ArcPro - Student.docx
+++ b/docs/Lab/Lab01/Exercise_1_Intro_to_ArcPro - Student.docx
@@ -1,6 +1,6 @@
 
 <file path=word/document.xml><?xml version="1.0" encoding="utf-8"?>
-<w:document xmlns:wpc="http://schemas.microsoft.com/office/word/2010/wordprocessingCanvas" xmlns:cx="http://schemas.microsoft.com/office/drawing/2014/chartex" xmlns:cx1="http://schemas.microsoft.com/office/drawing/2015/9/8/chartex" xmlns:cx2="http://schemas.microsoft.com/office/drawing/2015/10/21/chartex" xmlns:cx3="http://schemas.microsoft.com/office/drawing/2016/5/9/chartex" xmlns:cx4="http://schemas.microsoft.com/office/drawing/2016/5/10/chartex" xmlns:cx5="http://schemas.microsoft.com/office/drawing/2016/5/11/chartex" xmlns:cx6="http://schemas.microsoft.com/office/drawing/2016/5/12/chartex" xmlns:cx7="http://schemas.microsoft.com/office/drawing/2016/5/13/chartex" xmlns:cx8="http://schemas.microsoft.com/office/drawing/2016/5/14/chartex" xmlns:mc="http://schemas.openxmlformats.org/markup-compatibility/2006" xmlns:aink="http://schemas.microsoft.com/office/drawing/2016/ink" xmlns:am3d="http://schemas.microsoft.com/office/drawing/2017/model3d" xmlns:o="urn:schemas-microsoft-com:office:office" xmlns:oel="http://schemas.microsoft.com/office/2019/extlst" xmlns:r="http://schemas.openxmlformats.org/officeDocument/2006/relationships" xmlns:m="http://schemas.openxmlformats.org/officeDocument/2006/math" xmlns:v="urn:schemas-microsoft-com:vml" xmlns:wp14="http://schemas.microsoft.com/office/word/2010/wordprocessingDrawing" xmlns:wp="http://schemas.openxmlformats.org/drawingml/2006/wordprocessingDrawing" xmlns:w10="urn:schemas-microsoft-com:office:word" xmlns:w="http://schemas.openxmlformats.org/wordprocessingml/2006/main" xmlns:w14="http://schemas.microsoft.com/office/word/2010/wordml" xmlns:w15="http://schemas.microsoft.com/office/word/2012/wordml" xmlns:w16cex="http://schemas.microsoft.com/office/word/2018/wordml/cex" xmlns:w16cid="http://schemas.microsoft.com/office/word/2016/wordml/cid" xmlns:w16="http://schemas.microsoft.com/office/word/2018/wordml" xmlns:w16sdtdh="http://schemas.microsoft.com/office/word/2020/wordml/sdtdatahash" xmlns:w16se="http://schemas.microsoft.com/office/word/2015/wordml/symex" xmlns:wpg="http://schemas.microsoft.com/office/word/2010/wordprocessingGroup" xmlns:wpi="http://schemas.microsoft.com/office/word/2010/wordprocessingInk" xmlns:wne="http://schemas.microsoft.com/office/word/2006/wordml" xmlns:wps="http://schemas.microsoft.com/office/word/2010/wordprocessingShape" mc:Ignorable="w14 w15 w16se w16cid w16 w16cex w16sdtdh wp14">
+<w:document xmlns:wpc="http://schemas.microsoft.com/office/word/2010/wordprocessingCanvas" xmlns:cx="http://schemas.microsoft.com/office/drawing/2014/chartex" xmlns:cx1="http://schemas.microsoft.com/office/drawing/2015/9/8/chartex" xmlns:cx2="http://schemas.microsoft.com/office/drawing/2015/10/21/chartex" xmlns:cx3="http://schemas.microsoft.com/office/drawing/2016/5/9/chartex" xmlns:cx4="http://schemas.microsoft.com/office/drawing/2016/5/10/chartex" xmlns:cx5="http://schemas.microsoft.com/office/drawing/2016/5/11/chartex" xmlns:cx6="http://schemas.microsoft.com/office/drawing/2016/5/12/chartex" xmlns:cx7="http://schemas.microsoft.com/office/drawing/2016/5/13/chartex" xmlns:cx8="http://schemas.microsoft.com/office/drawing/2016/5/14/chartex" xmlns:mc="http://schemas.openxmlformats.org/markup-compatibility/2006" xmlns:aink="http://schemas.microsoft.com/office/drawing/2016/ink" xmlns:am3d="http://schemas.microsoft.com/office/drawing/2017/model3d" xmlns:o="urn:schemas-microsoft-com:office:office" xmlns:oel="http://schemas.microsoft.com/office/2019/extlst" xmlns:r="http://schemas.openxmlformats.org/officeDocument/2006/relationships" xmlns:m="http://schemas.openxmlformats.org/officeDocument/2006/math" xmlns:v="urn:schemas-microsoft-com:vml" xmlns:wp14="http://schemas.microsoft.com/office/word/2010/wordprocessingDrawing" xmlns:wp="http://schemas.openxmlformats.org/drawingml/2006/wordprocessingDrawing" xmlns:w10="urn:schemas-microsoft-com:office:word" xmlns:w="http://schemas.openxmlformats.org/wordprocessingml/2006/main" xmlns:w14="http://schemas.microsoft.com/office/word/2010/wordml" xmlns:w15="http://schemas.microsoft.com/office/word/2012/wordml" xmlns:w16cex="http://schemas.microsoft.com/office/word/2018/wordml/cex" xmlns:w16cid="http://schemas.microsoft.com/office/word/2016/wordml/cid" xmlns:w16="http://schemas.microsoft.com/office/word/2018/wordml" xmlns:w16du="http://schemas.microsoft.com/office/word/2023/wordml/word16du" xmlns:w16sdtdh="http://schemas.microsoft.com/office/word/2020/wordml/sdtdatahash" xmlns:w16sdtfl="http://schemas.microsoft.com/office/word/2024/wordml/sdtformatlock" xmlns:w16se="http://schemas.microsoft.com/office/word/2015/wordml/symex" xmlns:wpg="http://schemas.microsoft.com/office/word/2010/wordprocessingGroup" xmlns:wpi="http://schemas.microsoft.com/office/word/2010/wordprocessingInk" xmlns:wne="http://schemas.microsoft.com/office/word/2006/wordml" xmlns:wps="http://schemas.microsoft.com/office/word/2010/wordprocessingShape" mc:Ignorable="w14 w15 w16se w16cid w16 w16cex w16sdtdh w16sdtfl w16du wp14">
   <w:body>
     <w:p>
       <w:pPr>
@@ -81,11 +81,27 @@
       </w:r>
       <w:r>
         <w:rPr>
+          <w:rFonts w:asciiTheme="minorHAnsi" w:eastAsiaTheme="minorEastAsia" w:hAnsiTheme="minorHAnsi" w:cstheme="minorHAnsi" w:hint="eastAsia"/>
+          <w:szCs w:val="24"/>
+          <w:lang w:val="en"/>
+        </w:rPr>
+        <w:t>Noon</w:t>
+      </w:r>
+      <w:r>
+        <w:rPr>
           <w:rFonts w:asciiTheme="minorHAnsi" w:eastAsiaTheme="minorEastAsia" w:hAnsiTheme="minorHAnsi" w:cstheme="minorHAnsi"/>
           <w:szCs w:val="24"/>
           <w:lang w:val="en"/>
         </w:rPr>
-        <w:t xml:space="preserve">Midnight (11:59 pm) on </w:t>
+        <w:t xml:space="preserve"> (11:59 </w:t>
+      </w:r>
+      <w:r>
+        <w:rPr>
+          <w:rFonts w:asciiTheme="minorHAnsi" w:eastAsiaTheme="minorEastAsia" w:hAnsiTheme="minorHAnsi" w:cstheme="minorHAnsi" w:hint="eastAsia"/>
+          <w:szCs w:val="24"/>
+          <w:lang w:val="en"/>
+        </w:rPr>
+        <w:t>a</w:t>
       </w:r>
       <w:r>
         <w:rPr>
@@ -93,7 +109,15 @@
           <w:szCs w:val="24"/>
           <w:lang w:val="en"/>
         </w:rPr>
-        <w:t>Monday</w:t>
+        <w:t xml:space="preserve">m) on </w:t>
+      </w:r>
+      <w:r>
+        <w:rPr>
+          <w:rFonts w:asciiTheme="minorHAnsi" w:eastAsiaTheme="minorEastAsia" w:hAnsiTheme="minorHAnsi" w:cstheme="minorHAnsi" w:hint="eastAsia"/>
+          <w:szCs w:val="24"/>
+          <w:lang w:val="en"/>
+        </w:rPr>
+        <w:t>Wednesday</w:t>
       </w:r>
       <w:r>
         <w:rPr>
@@ -121,11 +145,27 @@
       </w:r>
       <w:r>
         <w:rPr>
+          <w:rFonts w:asciiTheme="minorHAnsi" w:eastAsiaTheme="minorEastAsia" w:hAnsiTheme="minorHAnsi" w:cstheme="minorHAnsi" w:hint="eastAsia"/>
+          <w:szCs w:val="24"/>
+          <w:lang w:val="en"/>
+        </w:rPr>
+        <w:t>2</w:t>
+      </w:r>
+      <w:r>
+        <w:rPr>
           <w:rFonts w:asciiTheme="minorHAnsi" w:eastAsiaTheme="minorEastAsia" w:hAnsiTheme="minorHAnsi" w:cstheme="minorHAnsi"/>
           <w:szCs w:val="24"/>
           <w:lang w:val="en"/>
         </w:rPr>
-        <w:t>1</w:t>
+        <w:t>, 202</w:t>
+      </w:r>
+      <w:r>
+        <w:rPr>
+          <w:rFonts w:asciiTheme="minorHAnsi" w:eastAsiaTheme="minorEastAsia" w:hAnsiTheme="minorHAnsi" w:cstheme="minorHAnsi" w:hint="eastAsia"/>
+          <w:szCs w:val="24"/>
+          <w:lang w:val="en"/>
+        </w:rPr>
+        <w:t>6</w:t>
       </w:r>
       <w:r>
         <w:rPr>
@@ -133,7 +173,7 @@
           <w:szCs w:val="24"/>
           <w:lang w:val="en"/>
         </w:rPr>
-        <w:t xml:space="preserve">, 2025 submitted as Word document to </w:t>
+        <w:t xml:space="preserve"> submitted as Word document to </w:t>
       </w:r>
       <w:r>
         <w:rPr>
@@ -161,9 +201,8 @@
           <w:szCs w:val="24"/>
           <w:lang w:val="en"/>
         </w:rPr>
-        <w:t>Lab</w:t>
-      </w:r>
-      <w:proofErr w:type="gramStart"/>
+        <w:t>Lab0</w:t>
+      </w:r>
       <w:r>
         <w:rPr>
           <w:rFonts w:asciiTheme="minorHAnsi" w:eastAsiaTheme="minorEastAsia" w:hAnsiTheme="minorHAnsi" w:cstheme="minorHAnsi"/>
@@ -174,7 +213,7 @@
           <w:szCs w:val="24"/>
           <w:lang w:val="en"/>
         </w:rPr>
-        <w:t>0</w:t>
+        <w:t>1</w:t>
       </w:r>
       <w:r>
         <w:rPr>
@@ -186,144 +225,115 @@
           <w:szCs w:val="24"/>
           <w:lang w:val="en"/>
         </w:rPr>
-        <w:t>1</w:t>
-      </w:r>
+        <w:t xml:space="preserve"> </w:t>
+      </w:r>
+      <w:r>
+        <w:rPr>
+          <w:rFonts w:asciiTheme="minorHAnsi" w:eastAsiaTheme="minorEastAsia" w:hAnsiTheme="minorHAnsi" w:cstheme="minorHAnsi"/>
+          <w:szCs w:val="24"/>
+          <w:lang w:val="en"/>
+        </w:rPr>
+        <w:t xml:space="preserve"> link</w:t>
+      </w:r>
+    </w:p>
+    <w:p>
+      <w:pPr>
+        <w:spacing w:after="118" w:line="259" w:lineRule="auto"/>
+        <w:ind w:left="0" w:firstLine="0"/>
+        <w:rPr>
+          <w:rFonts w:asciiTheme="minorHAnsi" w:eastAsiaTheme="minorEastAsia" w:hAnsiTheme="minorHAnsi" w:cstheme="minorHAnsi"/>
+          <w:szCs w:val="24"/>
+          <w:lang w:val="en"/>
+        </w:rPr>
+      </w:pPr>
+      <w:r>
+        <w:rPr>
+          <w:rFonts w:asciiTheme="minorHAnsi" w:eastAsiaTheme="minorEastAsia" w:hAnsiTheme="minorHAnsi" w:cstheme="minorHAnsi"/>
+          <w:szCs w:val="24"/>
+          <w:lang w:val="en"/>
+        </w:rPr>
+        <w:t xml:space="preserve">This lab counts </w:t>
+      </w:r>
+      <w:r>
+        <w:rPr>
+          <w:rFonts w:asciiTheme="minorHAnsi" w:eastAsiaTheme="minorEastAsia" w:hAnsiTheme="minorHAnsi" w:cstheme="minorHAnsi"/>
+          <w:szCs w:val="24"/>
+          <w:lang w:val="en"/>
+        </w:rPr>
+        <w:t>6.67</w:t>
+      </w:r>
+      <w:r>
+        <w:rPr>
+          <w:rFonts w:asciiTheme="minorHAnsi" w:eastAsiaTheme="minorEastAsia" w:hAnsiTheme="minorHAnsi" w:cstheme="minorHAnsi"/>
+          <w:szCs w:val="24"/>
+          <w:lang w:val="en"/>
+        </w:rPr>
+        <w:t xml:space="preserve"> % </w:t>
+      </w:r>
+      <w:r>
+        <w:rPr>
+          <w:rFonts w:asciiTheme="minorHAnsi" w:eastAsiaTheme="minorEastAsia" w:hAnsiTheme="minorHAnsi" w:cstheme="minorHAnsi"/>
+          <w:szCs w:val="24"/>
+          <w:lang w:val="en"/>
+        </w:rPr>
+        <w:t xml:space="preserve">(60 points out of 900 points) </w:t>
+      </w:r>
+      <w:r>
+        <w:rPr>
+          <w:rFonts w:asciiTheme="minorHAnsi" w:eastAsiaTheme="minorEastAsia" w:hAnsiTheme="minorHAnsi" w:cstheme="minorHAnsi"/>
+          <w:szCs w:val="24"/>
+          <w:lang w:val="en"/>
+        </w:rPr>
+        <w:t>toward your total grade.</w:t>
+      </w:r>
+    </w:p>
+    <w:p>
+      <w:pPr>
+        <w:spacing w:after="118" w:line="259" w:lineRule="auto"/>
+        <w:ind w:left="0" w:firstLine="0"/>
+        <w:rPr>
+          <w:rFonts w:asciiTheme="minorHAnsi" w:hAnsiTheme="minorHAnsi" w:cstheme="minorHAnsi"/>
+          <w:szCs w:val="24"/>
+        </w:rPr>
+      </w:pPr>
       <w:r>
         <w:rPr>
           <w:rFonts w:asciiTheme="minorHAnsi" w:eastAsiaTheme="minorEastAsia" w:hAnsiTheme="minorHAnsi" w:cstheme="minorHAnsi"/>
           <w:b/>
           <w:bCs/>
-          <w:i/>
-          <w:iCs/>
           <w:szCs w:val="24"/>
           <w:lang w:val="en"/>
         </w:rPr>
+        <w:t>Objectives:</w:t>
+      </w:r>
+      <w:r>
+        <w:rPr>
+          <w:rFonts w:asciiTheme="minorHAnsi" w:eastAsiaTheme="minorEastAsia" w:hAnsiTheme="minorHAnsi" w:cstheme="minorHAnsi"/>
+          <w:szCs w:val="24"/>
+          <w:lang w:val="en"/>
+        </w:rPr>
+        <w:t xml:space="preserve"> In this lab, </w:t>
+      </w:r>
+      <w:r>
+        <w:rPr>
+          <w:rFonts w:asciiTheme="minorHAnsi" w:hAnsiTheme="minorHAnsi" w:cstheme="minorHAnsi"/>
+          <w:szCs w:val="24"/>
+        </w:rPr>
+        <w:t>you will start working with ArcGIS</w:t>
+      </w:r>
+      <w:r>
+        <w:rPr>
+          <w:rFonts w:asciiTheme="minorHAnsi" w:hAnsiTheme="minorHAnsi" w:cstheme="minorHAnsi"/>
+          <w:szCs w:val="24"/>
+        </w:rPr>
         <w:t xml:space="preserve"> </w:t>
       </w:r>
       <w:r>
         <w:rPr>
-          <w:rFonts w:asciiTheme="minorHAnsi" w:eastAsiaTheme="minorEastAsia" w:hAnsiTheme="minorHAnsi" w:cstheme="minorHAnsi"/>
-          <w:szCs w:val="24"/>
-          <w:lang w:val="en"/>
-        </w:rPr>
-        <w:t xml:space="preserve"> link</w:t>
-      </w:r>
-      <w:proofErr w:type="gramEnd"/>
-    </w:p>
-    <w:p>
-      <w:pPr>
-        <w:spacing w:after="118" w:line="259" w:lineRule="auto"/>
-        <w:ind w:left="0" w:firstLine="0"/>
-        <w:rPr>
-          <w:rFonts w:asciiTheme="minorHAnsi" w:eastAsiaTheme="minorEastAsia" w:hAnsiTheme="minorHAnsi" w:cstheme="minorHAnsi"/>
-          <w:szCs w:val="24"/>
-          <w:lang w:val="en"/>
-        </w:rPr>
-      </w:pPr>
-      <w:r>
-        <w:rPr>
-          <w:rFonts w:asciiTheme="minorHAnsi" w:eastAsiaTheme="minorEastAsia" w:hAnsiTheme="minorHAnsi" w:cstheme="minorHAnsi"/>
-          <w:szCs w:val="24"/>
-          <w:lang w:val="en"/>
-        </w:rPr>
-        <w:t xml:space="preserve">This lab counts </w:t>
-      </w:r>
-      <w:r>
-        <w:rPr>
-          <w:rFonts w:asciiTheme="minorHAnsi" w:eastAsiaTheme="minorEastAsia" w:hAnsiTheme="minorHAnsi" w:cstheme="minorHAnsi"/>
-          <w:szCs w:val="24"/>
-          <w:lang w:val="en"/>
-        </w:rPr>
-        <w:t>6.67</w:t>
-      </w:r>
-      <w:r>
-        <w:rPr>
-          <w:rFonts w:asciiTheme="minorHAnsi" w:eastAsiaTheme="minorEastAsia" w:hAnsiTheme="minorHAnsi" w:cstheme="minorHAnsi"/>
-          <w:szCs w:val="24"/>
-          <w:lang w:val="en"/>
-        </w:rPr>
-        <w:t xml:space="preserve"> % </w:t>
-      </w:r>
-      <w:r>
-        <w:rPr>
-          <w:rFonts w:asciiTheme="minorHAnsi" w:eastAsiaTheme="minorEastAsia" w:hAnsiTheme="minorHAnsi" w:cstheme="minorHAnsi"/>
-          <w:szCs w:val="24"/>
-          <w:lang w:val="en"/>
-        </w:rPr>
-        <w:t xml:space="preserve">(60 points out of 900 points) </w:t>
-      </w:r>
-      <w:r>
-        <w:rPr>
-          <w:rFonts w:asciiTheme="minorHAnsi" w:eastAsiaTheme="minorEastAsia" w:hAnsiTheme="minorHAnsi" w:cstheme="minorHAnsi"/>
-          <w:szCs w:val="24"/>
-          <w:lang w:val="en"/>
-        </w:rPr>
-        <w:t>toward your total grade.</w:t>
-      </w:r>
-    </w:p>
-    <w:p>
-      <w:pPr>
-        <w:spacing w:after="118" w:line="259" w:lineRule="auto"/>
-        <w:ind w:left="0" w:firstLine="0"/>
-        <w:rPr>
-          <w:rFonts w:asciiTheme="minorHAnsi" w:hAnsiTheme="minorHAnsi" w:cstheme="minorHAnsi"/>
-          <w:szCs w:val="24"/>
-        </w:rPr>
-      </w:pPr>
-      <w:r>
-        <w:rPr>
-          <w:rFonts w:asciiTheme="minorHAnsi" w:eastAsiaTheme="minorEastAsia" w:hAnsiTheme="minorHAnsi" w:cstheme="minorHAnsi"/>
-          <w:b/>
-          <w:bCs/>
-          <w:szCs w:val="24"/>
-          <w:lang w:val="en"/>
-        </w:rPr>
-        <w:t>Objectives:</w:t>
-      </w:r>
-      <w:r>
-        <w:rPr>
-          <w:rFonts w:asciiTheme="minorHAnsi" w:eastAsiaTheme="minorEastAsia" w:hAnsiTheme="minorHAnsi" w:cstheme="minorHAnsi"/>
-          <w:szCs w:val="24"/>
-          <w:lang w:val="en"/>
-        </w:rPr>
-        <w:t xml:space="preserve"> In this lab, </w:t>
-      </w:r>
-      <w:r>
-        <w:rPr>
-          <w:rFonts w:asciiTheme="minorHAnsi" w:hAnsiTheme="minorHAnsi" w:cstheme="minorHAnsi"/>
-          <w:szCs w:val="24"/>
-        </w:rPr>
-        <w:t>you will start working with ArcGIS</w:t>
-      </w:r>
-      <w:r>
-        <w:rPr>
-          <w:rFonts w:asciiTheme="minorHAnsi" w:hAnsiTheme="minorHAnsi" w:cstheme="minorHAnsi"/>
-          <w:szCs w:val="24"/>
-        </w:rPr>
-        <w:t xml:space="preserve"> </w:t>
-      </w:r>
-      <w:r>
-        <w:rPr>
-          <w:rFonts w:asciiTheme="minorHAnsi" w:hAnsiTheme="minorHAnsi" w:cstheme="minorHAnsi"/>
-          <w:szCs w:val="24"/>
-        </w:rPr>
-        <w:t xml:space="preserve">Pro, the desktop GIS software by Environmental Systems Research Institute (ESRI). This desktop software is fully integrated with other ESRI products, such as ArcGIS Online, and offers a 64-bit, tab-based interface. It is a very powerful tool for viewing spatial data, querying spatial data, making maps, conducting spatial analysis, and working with remotely sensed imagery. However, before you can make full use of this software, you </w:t>
-      </w:r>
-      <w:proofErr w:type="gramStart"/>
-      <w:r>
-        <w:rPr>
-          <w:rFonts w:asciiTheme="minorHAnsi" w:hAnsiTheme="minorHAnsi" w:cstheme="minorHAnsi"/>
-          <w:szCs w:val="24"/>
-        </w:rPr>
-        <w:t>have to</w:t>
-      </w:r>
-      <w:proofErr w:type="gramEnd"/>
-      <w:r>
-        <w:rPr>
-          <w:rFonts w:asciiTheme="minorHAnsi" w:hAnsiTheme="minorHAnsi" w:cstheme="minorHAnsi"/>
-          <w:szCs w:val="24"/>
-        </w:rPr>
-        <w:t xml:space="preserve"> know the basics. This is the intention of this exercise.  </w:t>
+          <w:rFonts w:asciiTheme="minorHAnsi" w:hAnsiTheme="minorHAnsi" w:cstheme="minorHAnsi"/>
+          <w:szCs w:val="24"/>
+        </w:rPr>
+        <w:t xml:space="preserve">Pro, the desktop GIS software by Environmental Systems Research Institute (ESRI). This desktop software is fully integrated with other ESRI products, such as ArcGIS Online, and offers a 64-bit, tab-based interface. It is a very powerful tool for viewing spatial data, querying spatial data, making maps, conducting spatial analysis, and working with remotely sensed imagery. However, before you can make full use of this software, you have to know the basics. This is the intention of this exercise.  </w:t>
       </w:r>
     </w:p>
     <w:tbl>
@@ -571,23 +581,7 @@
           <w:rFonts w:asciiTheme="minorHAnsi" w:hAnsiTheme="minorHAnsi" w:cstheme="minorHAnsi"/>
           <w:szCs w:val="24"/>
         </w:rPr>
-        <w:t>Map project files (.</w:t>
-      </w:r>
-      <w:proofErr w:type="spellStart"/>
-      <w:r>
-        <w:rPr>
-          <w:rFonts w:asciiTheme="minorHAnsi" w:hAnsiTheme="minorHAnsi" w:cstheme="minorHAnsi"/>
-          <w:szCs w:val="24"/>
-        </w:rPr>
-        <w:t>aprx</w:t>
-      </w:r>
-      <w:proofErr w:type="spellEnd"/>
-      <w:r>
-        <w:rPr>
-          <w:rFonts w:asciiTheme="minorHAnsi" w:hAnsiTheme="minorHAnsi" w:cstheme="minorHAnsi"/>
-          <w:szCs w:val="24"/>
-        </w:rPr>
-        <w:t xml:space="preserve"> files) allow you to work with your spatial data. Within a project file, you can store multiple maps, scenes, and map layouts. You can also reference a variety of spatial data layers. Note that project files do not house the raw data layers. So, if you share this file with a colleague</w:t>
+        <w:t>Map project files (.aprx files) allow you to work with your spatial data. Within a project file, you can store multiple maps, scenes, and map layouts. You can also reference a variety of spatial data layers. Note that project files do not house the raw data layers. So, if you share this file with a colleague</w:t>
       </w:r>
       <w:r>
         <w:rPr>
@@ -975,19 +969,8 @@
           <w:color w:val="5B9BD5"/>
           <w:szCs w:val="24"/>
         </w:rPr>
-        <w:t>Exercise_</w:t>
-      </w:r>
-      <w:proofErr w:type="gramStart"/>
-      <w:r>
-        <w:rPr>
-          <w:rFonts w:asciiTheme="minorHAnsi" w:hAnsiTheme="minorHAnsi" w:cstheme="minorHAnsi"/>
-          <w:b/>
-          <w:color w:val="5B9BD5"/>
-          <w:szCs w:val="24"/>
-        </w:rPr>
-        <w:t>1.aprx</w:t>
-      </w:r>
-      <w:proofErr w:type="gramEnd"/>
+        <w:t>Exercise_1.aprx</w:t>
+      </w:r>
       <w:r>
         <w:rPr>
           <w:rFonts w:asciiTheme="minorHAnsi" w:hAnsiTheme="minorHAnsi" w:cstheme="minorHAnsi"/>
@@ -1223,7 +1206,6 @@
         </w:rPr>
         <w:t xml:space="preserve"> and </w:t>
       </w:r>
-      <w:proofErr w:type="spellStart"/>
       <w:r>
         <w:rPr>
           <w:rFonts w:asciiTheme="minorHAnsi" w:hAnsiTheme="minorHAnsi" w:cstheme="minorHAnsi"/>
@@ -1233,7 +1215,6 @@
         </w:rPr>
         <w:t>Soil_AR</w:t>
       </w:r>
-      <w:proofErr w:type="spellEnd"/>
       <w:r>
         <w:rPr>
           <w:rFonts w:asciiTheme="minorHAnsi" w:hAnsiTheme="minorHAnsi" w:cstheme="minorHAnsi"/>
@@ -1505,13 +1486,8 @@
         <w:t>s</w:t>
       </w:r>
       <w:r>
-        <w:t xml:space="preserve"> of World Topographic Map and World </w:t>
-      </w:r>
-      <w:proofErr w:type="spellStart"/>
-      <w:r>
-        <w:t>Hillshade</w:t>
-      </w:r>
-      <w:proofErr w:type="spellEnd"/>
+        <w:t xml:space="preserve"> of World Topographic Map and World Hillshade</w:t>
+      </w:r>
       <w:r>
         <w:t>? (</w:t>
       </w:r>
@@ -2022,7 +1998,6 @@
         </w:rPr>
         <w:t xml:space="preserve">, select the </w:t>
       </w:r>
-      <w:proofErr w:type="spellStart"/>
       <w:r>
         <w:rPr>
           <w:rFonts w:asciiTheme="minorHAnsi" w:hAnsiTheme="minorHAnsi" w:cstheme="minorHAnsi"/>
@@ -2032,7 +2007,6 @@
         </w:rPr>
         <w:t>Historical_features</w:t>
       </w:r>
-      <w:proofErr w:type="spellEnd"/>
       <w:r>
         <w:rPr>
           <w:rFonts w:asciiTheme="minorHAnsi" w:hAnsiTheme="minorHAnsi" w:cstheme="minorHAnsi"/>
@@ -2085,827 +2059,14 @@
           <w:rFonts w:asciiTheme="minorHAnsi" w:hAnsiTheme="minorHAnsi" w:cstheme="minorHAnsi"/>
           <w:szCs w:val="24"/>
         </w:rPr>
-        <w:t xml:space="preserve">Step 4. Repair data source  </w:t>
-      </w:r>
-    </w:p>
-    <w:p>
-      <w:pPr>
-        <w:ind w:left="-5" w:right="80"/>
-        <w:rPr>
-          <w:rFonts w:asciiTheme="minorHAnsi" w:hAnsiTheme="minorHAnsi" w:cstheme="minorHAnsi"/>
-          <w:color w:val="000000" w:themeColor="text1"/>
-          <w:szCs w:val="24"/>
-        </w:rPr>
-      </w:pPr>
-      <w:r>
-        <w:rPr>
-          <w:rFonts w:asciiTheme="minorHAnsi" w:hAnsiTheme="minorHAnsi" w:cstheme="minorHAnsi"/>
-          <w:noProof/>
-          <w:szCs w:val="24"/>
-        </w:rPr>
-        <w:drawing>
-          <wp:anchor distT="0" distB="0" distL="114300" distR="114300" simplePos="0" relativeHeight="251684864" behindDoc="0" locked="0" layoutInCell="1" allowOverlap="1" wp14:anchorId="022988B0" wp14:editId="674750C0">
-            <wp:simplePos x="0" y="0"/>
-            <wp:positionH relativeFrom="margin">
-              <wp:posOffset>5434965</wp:posOffset>
-            </wp:positionH>
-            <wp:positionV relativeFrom="paragraph">
-              <wp:posOffset>1056005</wp:posOffset>
-            </wp:positionV>
-            <wp:extent cx="371475" cy="276225"/>
-            <wp:effectExtent l="0" t="0" r="9525" b="9525"/>
-            <wp:wrapSquare wrapText="bothSides"/>
-            <wp:docPr id="7" name="Picture 7"/>
-            <wp:cNvGraphicFramePr>
-              <a:graphicFrameLocks xmlns:a="http://schemas.openxmlformats.org/drawingml/2006/main" noChangeAspect="1"/>
-            </wp:cNvGraphicFramePr>
-            <a:graphic xmlns:a="http://schemas.openxmlformats.org/drawingml/2006/main">
-              <a:graphicData uri="http://schemas.openxmlformats.org/drawingml/2006/picture">
-                <pic:pic xmlns:pic="http://schemas.openxmlformats.org/drawingml/2006/picture">
-                  <pic:nvPicPr>
-                    <pic:cNvPr id="1" name=""/>
-                    <pic:cNvPicPr/>
-                  </pic:nvPicPr>
-                  <pic:blipFill>
-                    <a:blip r:embed="rId12">
-                      <a:extLst>
-                        <a:ext uri="{28A0092B-C50C-407E-A947-70E740481C1C}">
-                          <a14:useLocalDpi xmlns:a14="http://schemas.microsoft.com/office/drawing/2010/main" val="0"/>
-                        </a:ext>
-                      </a:extLst>
-                    </a:blip>
-                    <a:stretch>
-                      <a:fillRect/>
-                    </a:stretch>
-                  </pic:blipFill>
-                  <pic:spPr>
-                    <a:xfrm>
-                      <a:off x="0" y="0"/>
-                      <a:ext cx="371475" cy="276225"/>
-                    </a:xfrm>
-                    <a:prstGeom prst="rect">
-                      <a:avLst/>
-                    </a:prstGeom>
-                  </pic:spPr>
-                </pic:pic>
-              </a:graphicData>
-            </a:graphic>
-          </wp:anchor>
-        </w:drawing>
-      </w:r>
-      <w:r>
-        <w:rPr>
-          <w:rFonts w:asciiTheme="minorHAnsi" w:hAnsiTheme="minorHAnsi" w:cstheme="minorHAnsi"/>
-          <w:noProof/>
-          <w:szCs w:val="24"/>
-        </w:rPr>
-        <w:drawing>
-          <wp:anchor distT="0" distB="0" distL="114300" distR="114300" simplePos="0" relativeHeight="251683840" behindDoc="0" locked="0" layoutInCell="1" allowOverlap="1" wp14:anchorId="64205ADD" wp14:editId="2CD0B0F6">
-            <wp:simplePos x="0" y="0"/>
-            <wp:positionH relativeFrom="column">
-              <wp:posOffset>5229225</wp:posOffset>
-            </wp:positionH>
-            <wp:positionV relativeFrom="paragraph">
-              <wp:posOffset>1055370</wp:posOffset>
-            </wp:positionV>
-            <wp:extent cx="219075" cy="238125"/>
-            <wp:effectExtent l="0" t="0" r="9525" b="9525"/>
-            <wp:wrapSquare wrapText="bothSides"/>
-            <wp:docPr id="17" name="Picture 17"/>
-            <wp:cNvGraphicFramePr>
-              <a:graphicFrameLocks xmlns:a="http://schemas.openxmlformats.org/drawingml/2006/main" noChangeAspect="1"/>
-            </wp:cNvGraphicFramePr>
-            <a:graphic xmlns:a="http://schemas.openxmlformats.org/drawingml/2006/main">
-              <a:graphicData uri="http://schemas.openxmlformats.org/drawingml/2006/picture">
-                <pic:pic xmlns:pic="http://schemas.openxmlformats.org/drawingml/2006/picture">
-                  <pic:nvPicPr>
-                    <pic:cNvPr id="1" name=""/>
-                    <pic:cNvPicPr/>
-                  </pic:nvPicPr>
-                  <pic:blipFill>
-                    <a:blip r:embed="rId13">
-                      <a:extLst>
-                        <a:ext uri="{28A0092B-C50C-407E-A947-70E740481C1C}">
-                          <a14:useLocalDpi xmlns:a14="http://schemas.microsoft.com/office/drawing/2010/main" val="0"/>
-                        </a:ext>
-                      </a:extLst>
-                    </a:blip>
-                    <a:stretch>
-                      <a:fillRect/>
-                    </a:stretch>
-                  </pic:blipFill>
-                  <pic:spPr>
-                    <a:xfrm>
-                      <a:off x="0" y="0"/>
-                      <a:ext cx="219075" cy="238125"/>
-                    </a:xfrm>
-                    <a:prstGeom prst="rect">
-                      <a:avLst/>
-                    </a:prstGeom>
-                  </pic:spPr>
-                </pic:pic>
-              </a:graphicData>
-            </a:graphic>
-            <wp14:sizeRelH relativeFrom="margin">
-              <wp14:pctWidth>0</wp14:pctWidth>
-            </wp14:sizeRelH>
-          </wp:anchor>
-        </w:drawing>
-      </w:r>
-      <w:r>
-        <w:rPr>
-          <w:rFonts w:asciiTheme="minorHAnsi" w:hAnsiTheme="minorHAnsi" w:cstheme="minorHAnsi"/>
-          <w:szCs w:val="24"/>
-        </w:rPr>
-        <w:t xml:space="preserve">When you open a map, the data referenced by each of the layer is accessed. </w:t>
-      </w:r>
-      <w:r>
-        <w:rPr>
-          <w:rFonts w:asciiTheme="minorHAnsi" w:hAnsiTheme="minorHAnsi" w:cstheme="minorHAnsi"/>
-          <w:szCs w:val="24"/>
-        </w:rPr>
-        <w:t>When the data source</w:t>
-      </w:r>
-      <w:r>
-        <w:rPr>
-          <w:rFonts w:asciiTheme="minorHAnsi" w:hAnsiTheme="minorHAnsi" w:cstheme="minorHAnsi"/>
-          <w:szCs w:val="24"/>
-        </w:rPr>
-        <w:t>s</w:t>
-      </w:r>
-      <w:r>
-        <w:rPr>
-          <w:rFonts w:asciiTheme="minorHAnsi" w:hAnsiTheme="minorHAnsi" w:cstheme="minorHAnsi"/>
-          <w:szCs w:val="24"/>
-        </w:rPr>
-        <w:t xml:space="preserve"> has been moved, renamed, deleted, or is otherwise inaccessible, that layer doesn’t draw, and its broken status is indicated in the Content pane with a red exclamation </w:t>
-      </w:r>
-      <w:proofErr w:type="gramStart"/>
-      <w:r>
-        <w:rPr>
-          <w:rFonts w:asciiTheme="minorHAnsi" w:hAnsiTheme="minorHAnsi" w:cstheme="minorHAnsi"/>
-          <w:szCs w:val="24"/>
-        </w:rPr>
-        <w:t>point</w:t>
-      </w:r>
-      <w:r>
-        <w:rPr>
-          <w:rFonts w:asciiTheme="minorHAnsi" w:hAnsiTheme="minorHAnsi" w:cstheme="minorHAnsi"/>
-          <w:szCs w:val="24"/>
-        </w:rPr>
-        <w:t xml:space="preserve"> </w:t>
-      </w:r>
-      <w:r>
-        <w:rPr>
-          <w:rFonts w:asciiTheme="minorHAnsi" w:hAnsiTheme="minorHAnsi" w:cstheme="minorHAnsi"/>
-          <w:b/>
-          <w:bCs/>
-          <w:color w:val="FF0000"/>
-          <w:szCs w:val="24"/>
-        </w:rPr>
-        <w:t>!</w:t>
-      </w:r>
-      <w:proofErr w:type="gramEnd"/>
-      <w:r>
-        <w:rPr>
-          <w:rFonts w:asciiTheme="minorHAnsi" w:hAnsiTheme="minorHAnsi" w:cstheme="minorHAnsi"/>
-          <w:color w:val="000000" w:themeColor="text1"/>
-          <w:szCs w:val="24"/>
-        </w:rPr>
-        <w:t xml:space="preserve">. </w:t>
-      </w:r>
-      <w:r>
-        <w:rPr>
-          <w:rFonts w:asciiTheme="minorHAnsi" w:hAnsiTheme="minorHAnsi" w:cstheme="minorHAnsi"/>
-          <w:color w:val="000000" w:themeColor="text1"/>
-          <w:szCs w:val="24"/>
-        </w:rPr>
-        <w:t xml:space="preserve">To repair a broken data source, we only need to relink the lay in the Content </w:t>
-      </w:r>
-      <w:r>
-        <w:rPr>
-          <w:rFonts w:asciiTheme="minorHAnsi" w:hAnsiTheme="minorHAnsi" w:cstheme="minorHAnsi"/>
-          <w:color w:val="000000" w:themeColor="text1"/>
-          <w:szCs w:val="24"/>
-        </w:rPr>
-        <w:t xml:space="preserve">pane </w:t>
-      </w:r>
-      <w:r>
-        <w:rPr>
-          <w:rFonts w:asciiTheme="minorHAnsi" w:hAnsiTheme="minorHAnsi" w:cstheme="minorHAnsi"/>
-          <w:color w:val="000000" w:themeColor="text1"/>
-          <w:szCs w:val="24"/>
-        </w:rPr>
-        <w:t xml:space="preserve">to the data source. To practice this process, </w:t>
-      </w:r>
-      <w:r>
-        <w:rPr>
-          <w:rFonts w:asciiTheme="minorHAnsi" w:hAnsiTheme="minorHAnsi" w:cstheme="minorHAnsi"/>
-          <w:color w:val="000000" w:themeColor="text1"/>
-          <w:szCs w:val="24"/>
-        </w:rPr>
-        <w:t xml:space="preserve">save your project by clicking on </w:t>
-      </w:r>
-      <w:r>
-        <w:rPr>
-          <w:rFonts w:asciiTheme="minorHAnsi" w:hAnsiTheme="minorHAnsi" w:cstheme="minorHAnsi"/>
-          <w:color w:val="000000" w:themeColor="text1"/>
-          <w:szCs w:val="24"/>
-        </w:rPr>
-        <w:t xml:space="preserve">the </w:t>
-      </w:r>
-      <w:r>
-        <w:rPr>
-          <w:rFonts w:asciiTheme="minorHAnsi" w:hAnsiTheme="minorHAnsi" w:cstheme="minorHAnsi"/>
-          <w:color w:val="000000" w:themeColor="text1"/>
-          <w:szCs w:val="24"/>
-        </w:rPr>
-        <w:t xml:space="preserve">Save button at </w:t>
-      </w:r>
-      <w:r>
-        <w:rPr>
-          <w:rFonts w:asciiTheme="minorHAnsi" w:hAnsiTheme="minorHAnsi" w:cstheme="minorHAnsi"/>
-          <w:color w:val="000000" w:themeColor="text1"/>
-          <w:szCs w:val="24"/>
-        </w:rPr>
-        <w:t xml:space="preserve">the </w:t>
-      </w:r>
-      <w:r>
-        <w:rPr>
-          <w:rFonts w:asciiTheme="minorHAnsi" w:hAnsiTheme="minorHAnsi" w:cstheme="minorHAnsi"/>
-          <w:color w:val="000000" w:themeColor="text1"/>
-          <w:szCs w:val="24"/>
-        </w:rPr>
-        <w:t>top-left corn</w:t>
-      </w:r>
-      <w:r>
-        <w:rPr>
-          <w:rFonts w:asciiTheme="minorHAnsi" w:hAnsiTheme="minorHAnsi" w:cstheme="minorHAnsi"/>
-          <w:color w:val="000000" w:themeColor="text1"/>
-          <w:szCs w:val="24"/>
-        </w:rPr>
-        <w:t>er</w:t>
-      </w:r>
-      <w:r>
-        <w:rPr>
-          <w:rFonts w:asciiTheme="minorHAnsi" w:hAnsiTheme="minorHAnsi" w:cstheme="minorHAnsi"/>
-          <w:color w:val="000000" w:themeColor="text1"/>
-          <w:szCs w:val="24"/>
-        </w:rPr>
-        <w:t xml:space="preserve">, followed by </w:t>
-      </w:r>
-      <w:r>
-        <w:rPr>
-          <w:rFonts w:asciiTheme="minorHAnsi" w:hAnsiTheme="minorHAnsi" w:cstheme="minorHAnsi"/>
-          <w:color w:val="000000" w:themeColor="text1"/>
-          <w:szCs w:val="24"/>
-        </w:rPr>
-        <w:t>clicking on the Cross icon</w:t>
-      </w:r>
-      <w:r>
-        <w:rPr>
-          <w:rFonts w:asciiTheme="minorHAnsi" w:hAnsiTheme="minorHAnsi" w:cstheme="minorHAnsi"/>
-          <w:color w:val="000000" w:themeColor="text1"/>
-          <w:szCs w:val="24"/>
-        </w:rPr>
-        <w:t xml:space="preserve"> at </w:t>
-      </w:r>
-      <w:r>
-        <w:rPr>
-          <w:rFonts w:asciiTheme="minorHAnsi" w:hAnsiTheme="minorHAnsi" w:cstheme="minorHAnsi"/>
-          <w:color w:val="000000" w:themeColor="text1"/>
-          <w:szCs w:val="24"/>
-        </w:rPr>
-        <w:t xml:space="preserve">the </w:t>
-      </w:r>
-      <w:r>
-        <w:rPr>
-          <w:rFonts w:asciiTheme="minorHAnsi" w:hAnsiTheme="minorHAnsi" w:cstheme="minorHAnsi"/>
-          <w:color w:val="000000" w:themeColor="text1"/>
-          <w:szCs w:val="24"/>
-        </w:rPr>
-        <w:t>top-right corn</w:t>
-      </w:r>
-      <w:r>
-        <w:rPr>
-          <w:rFonts w:asciiTheme="minorHAnsi" w:hAnsiTheme="minorHAnsi" w:cstheme="minorHAnsi"/>
-          <w:color w:val="000000" w:themeColor="text1"/>
-          <w:szCs w:val="24"/>
-        </w:rPr>
-        <w:t>er</w:t>
-      </w:r>
-      <w:r>
-        <w:rPr>
-          <w:rFonts w:asciiTheme="minorHAnsi" w:hAnsiTheme="minorHAnsi" w:cstheme="minorHAnsi"/>
-          <w:color w:val="000000" w:themeColor="text1"/>
-          <w:szCs w:val="24"/>
-        </w:rPr>
-        <w:t xml:space="preserve"> to close ArcGIS Pro</w:t>
-      </w:r>
-      <w:r>
-        <w:rPr>
-          <w:rFonts w:asciiTheme="minorHAnsi" w:hAnsiTheme="minorHAnsi" w:cstheme="minorHAnsi"/>
-          <w:color w:val="000000" w:themeColor="text1"/>
-          <w:szCs w:val="24"/>
-        </w:rPr>
-        <w:t>.</w:t>
-      </w:r>
-    </w:p>
-    <w:p>
-      <w:pPr>
-        <w:pStyle w:val="ListParagraph"/>
-        <w:numPr>
-          <w:ilvl w:val="0"/>
-          <w:numId w:val="6"/>
-        </w:numPr>
-        <w:spacing w:after="0"/>
-        <w:ind w:right="532"/>
-        <w:rPr>
-          <w:rFonts w:asciiTheme="minorHAnsi" w:hAnsiTheme="minorHAnsi" w:cstheme="minorHAnsi"/>
-          <w:szCs w:val="24"/>
-        </w:rPr>
-      </w:pPr>
-      <w:r>
-        <w:rPr>
-          <w:rFonts w:asciiTheme="minorHAnsi" w:hAnsiTheme="minorHAnsi" w:cstheme="minorHAnsi"/>
-          <w:szCs w:val="24"/>
-        </w:rPr>
-        <w:t xml:space="preserve">Navigate to the </w:t>
-      </w:r>
-      <w:r>
-        <w:rPr>
-          <w:rFonts w:asciiTheme="minorHAnsi" w:hAnsiTheme="minorHAnsi" w:cstheme="minorHAnsi"/>
-          <w:b/>
-          <w:color w:val="ED7D31"/>
-          <w:szCs w:val="24"/>
-        </w:rPr>
-        <w:t xml:space="preserve">Exercise_1 </w:t>
-      </w:r>
-      <w:r>
-        <w:rPr>
-          <w:rFonts w:asciiTheme="minorHAnsi" w:hAnsiTheme="minorHAnsi" w:cstheme="minorHAnsi"/>
-          <w:szCs w:val="24"/>
-        </w:rPr>
-        <w:t>folder.</w:t>
-      </w:r>
-      <w:r>
-        <w:rPr>
-          <w:rFonts w:asciiTheme="minorHAnsi" w:hAnsiTheme="minorHAnsi" w:cstheme="minorHAnsi"/>
-          <w:szCs w:val="24"/>
-        </w:rPr>
-        <w:t xml:space="preserve"> Rename</w:t>
-      </w:r>
-      <w:r>
-        <w:rPr>
-          <w:rFonts w:asciiTheme="minorHAnsi" w:hAnsiTheme="minorHAnsi" w:cstheme="minorHAnsi"/>
-          <w:szCs w:val="24"/>
-        </w:rPr>
-        <w:t xml:space="preserve"> </w:t>
-      </w:r>
-      <w:r>
-        <w:rPr>
-          <w:rFonts w:asciiTheme="minorHAnsi" w:hAnsiTheme="minorHAnsi" w:cstheme="minorHAnsi"/>
-          <w:b/>
-          <w:color w:val="5B9BD5"/>
-          <w:szCs w:val="24"/>
-        </w:rPr>
-        <w:t>Data</w:t>
-      </w:r>
-      <w:r>
-        <w:rPr>
-          <w:rFonts w:asciiTheme="minorHAnsi" w:hAnsiTheme="minorHAnsi" w:cstheme="minorHAnsi"/>
-          <w:szCs w:val="24"/>
-        </w:rPr>
-        <w:t xml:space="preserve"> to </w:t>
-      </w:r>
-      <w:proofErr w:type="spellStart"/>
-      <w:r>
-        <w:rPr>
-          <w:rFonts w:asciiTheme="minorHAnsi" w:hAnsiTheme="minorHAnsi" w:cstheme="minorHAnsi"/>
-          <w:b/>
-          <w:color w:val="5B9BD5"/>
-          <w:szCs w:val="24"/>
-        </w:rPr>
-        <w:t>DataBackup</w:t>
-      </w:r>
-      <w:proofErr w:type="spellEnd"/>
-      <w:r>
-        <w:rPr>
-          <w:rFonts w:asciiTheme="minorHAnsi" w:hAnsiTheme="minorHAnsi" w:cstheme="minorHAnsi"/>
-          <w:bCs/>
-          <w:color w:val="000000" w:themeColor="text1"/>
-          <w:szCs w:val="24"/>
-        </w:rPr>
-        <w:t>.</w:t>
-      </w:r>
-    </w:p>
-    <w:p>
-      <w:pPr>
-        <w:pStyle w:val="ListParagraph"/>
-        <w:numPr>
-          <w:ilvl w:val="0"/>
-          <w:numId w:val="6"/>
-        </w:numPr>
-        <w:ind w:right="80"/>
-        <w:rPr>
-          <w:rFonts w:asciiTheme="minorHAnsi" w:hAnsiTheme="minorHAnsi" w:cstheme="minorHAnsi"/>
-          <w:szCs w:val="24"/>
-        </w:rPr>
-      </w:pPr>
-      <w:r>
-        <w:rPr>
-          <w:rFonts w:asciiTheme="minorHAnsi" w:hAnsiTheme="minorHAnsi" w:cstheme="minorHAnsi"/>
-          <w:szCs w:val="24"/>
-        </w:rPr>
-        <w:t xml:space="preserve">Double-click on the </w:t>
-      </w:r>
-      <w:r>
-        <w:rPr>
-          <w:rFonts w:asciiTheme="minorHAnsi" w:hAnsiTheme="minorHAnsi" w:cstheme="minorHAnsi"/>
-          <w:b/>
-          <w:color w:val="5B9BD5"/>
-          <w:szCs w:val="24"/>
-        </w:rPr>
-        <w:t>Exercise_1.aprx</w:t>
-      </w:r>
-      <w:r>
-        <w:rPr>
-          <w:rFonts w:asciiTheme="minorHAnsi" w:hAnsiTheme="minorHAnsi" w:cstheme="minorHAnsi"/>
-          <w:color w:val="5B9BD5"/>
-          <w:szCs w:val="24"/>
-        </w:rPr>
-        <w:t xml:space="preserve"> </w:t>
-      </w:r>
-      <w:r>
-        <w:rPr>
-          <w:rFonts w:asciiTheme="minorHAnsi" w:hAnsiTheme="minorHAnsi" w:cstheme="minorHAnsi"/>
-          <w:szCs w:val="24"/>
-        </w:rPr>
-        <w:t xml:space="preserve">file within the </w:t>
-      </w:r>
-      <w:r>
-        <w:rPr>
-          <w:rFonts w:asciiTheme="minorHAnsi" w:hAnsiTheme="minorHAnsi" w:cstheme="minorHAnsi"/>
-          <w:b/>
-          <w:color w:val="ED7D31"/>
-          <w:szCs w:val="24"/>
-        </w:rPr>
-        <w:t xml:space="preserve">Exercise_1 </w:t>
-      </w:r>
-      <w:r>
-        <w:rPr>
-          <w:rFonts w:asciiTheme="minorHAnsi" w:hAnsiTheme="minorHAnsi" w:cstheme="minorHAnsi"/>
-          <w:szCs w:val="24"/>
-        </w:rPr>
-        <w:t>folder</w:t>
-      </w:r>
-      <w:r>
-        <w:rPr>
-          <w:rFonts w:asciiTheme="minorHAnsi" w:hAnsiTheme="minorHAnsi" w:cstheme="minorHAnsi"/>
-          <w:szCs w:val="24"/>
-        </w:rPr>
-        <w:t xml:space="preserve"> to launch ArcGIS Pro. </w:t>
-      </w:r>
-    </w:p>
-    <w:p>
-      <w:pPr>
-        <w:pStyle w:val="ListParagraph"/>
-        <w:numPr>
-          <w:ilvl w:val="0"/>
-          <w:numId w:val="6"/>
-        </w:numPr>
-        <w:spacing w:line="259" w:lineRule="auto"/>
-        <w:ind w:right="533"/>
-        <w:rPr>
-          <w:rFonts w:asciiTheme="minorHAnsi" w:hAnsiTheme="minorHAnsi" w:cstheme="minorHAnsi"/>
-          <w:szCs w:val="24"/>
-        </w:rPr>
-      </w:pPr>
-      <w:r>
-        <w:rPr>
-          <w:rFonts w:asciiTheme="minorHAnsi" w:hAnsiTheme="minorHAnsi" w:cstheme="minorHAnsi"/>
-          <w:szCs w:val="24"/>
-        </w:rPr>
-        <w:t>You can see</w:t>
-      </w:r>
-      <w:r>
-        <w:rPr>
-          <w:rFonts w:asciiTheme="minorHAnsi" w:hAnsiTheme="minorHAnsi" w:cstheme="minorHAnsi"/>
-          <w:szCs w:val="24"/>
-        </w:rPr>
-        <w:t xml:space="preserve"> </w:t>
-      </w:r>
-      <w:proofErr w:type="gramStart"/>
-      <w:r>
-        <w:rPr>
-          <w:rFonts w:asciiTheme="minorHAnsi" w:hAnsiTheme="minorHAnsi" w:cstheme="minorHAnsi"/>
-          <w:szCs w:val="24"/>
-        </w:rPr>
-        <w:t xml:space="preserve">a </w:t>
-      </w:r>
-      <w:r>
-        <w:rPr>
-          <w:rFonts w:asciiTheme="minorHAnsi" w:hAnsiTheme="minorHAnsi" w:cstheme="minorHAnsi"/>
-          <w:b/>
-          <w:bCs/>
-          <w:color w:val="FF0000"/>
-          <w:szCs w:val="24"/>
-        </w:rPr>
-        <w:t>!</w:t>
-      </w:r>
-      <w:proofErr w:type="gramEnd"/>
-      <w:r>
-        <w:rPr>
-          <w:rFonts w:asciiTheme="minorHAnsi" w:hAnsiTheme="minorHAnsi" w:cstheme="minorHAnsi"/>
-          <w:b/>
-          <w:bCs/>
-          <w:color w:val="FF0000"/>
-          <w:szCs w:val="24"/>
-        </w:rPr>
-        <w:t xml:space="preserve"> </w:t>
-      </w:r>
-      <w:r>
-        <w:rPr>
-          <w:rFonts w:asciiTheme="minorHAnsi" w:hAnsiTheme="minorHAnsi" w:cstheme="minorHAnsi"/>
-          <w:szCs w:val="24"/>
-        </w:rPr>
-        <w:t xml:space="preserve">before </w:t>
-      </w:r>
-      <w:proofErr w:type="spellStart"/>
-      <w:r>
-        <w:rPr>
-          <w:rFonts w:asciiTheme="minorHAnsi" w:hAnsiTheme="minorHAnsi" w:cstheme="minorHAnsi"/>
-          <w:b/>
-          <w:color w:val="5B9BD5"/>
-          <w:szCs w:val="24"/>
-        </w:rPr>
-        <w:t>Historical_features</w:t>
-      </w:r>
-      <w:proofErr w:type="spellEnd"/>
-      <w:r>
-        <w:rPr>
-          <w:rFonts w:asciiTheme="minorHAnsi" w:hAnsiTheme="minorHAnsi" w:cstheme="minorHAnsi"/>
-          <w:b/>
-          <w:color w:val="5B9BD5"/>
-          <w:szCs w:val="24"/>
-        </w:rPr>
-        <w:t xml:space="preserve"> </w:t>
-      </w:r>
-      <w:r>
-        <w:rPr>
-          <w:rFonts w:asciiTheme="minorHAnsi" w:hAnsiTheme="minorHAnsi" w:cstheme="minorHAnsi"/>
-          <w:bCs/>
-          <w:color w:val="000000" w:themeColor="text1"/>
-          <w:szCs w:val="24"/>
-        </w:rPr>
-        <w:t>layer,</w:t>
-      </w:r>
-      <w:r>
-        <w:rPr>
-          <w:rFonts w:asciiTheme="minorHAnsi" w:hAnsiTheme="minorHAnsi" w:cstheme="minorHAnsi"/>
-          <w:b/>
-          <w:color w:val="000000" w:themeColor="text1"/>
-          <w:szCs w:val="24"/>
-        </w:rPr>
-        <w:t xml:space="preserve"> </w:t>
-      </w:r>
-      <w:r>
-        <w:rPr>
-          <w:rFonts w:asciiTheme="minorHAnsi" w:hAnsiTheme="minorHAnsi" w:cstheme="minorHAnsi"/>
-          <w:bCs/>
-          <w:color w:val="000000" w:themeColor="text1"/>
-          <w:szCs w:val="24"/>
-        </w:rPr>
-        <w:t xml:space="preserve">and there are no historical features showing in the map. This </w:t>
-      </w:r>
-      <w:r>
-        <w:rPr>
-          <w:rFonts w:asciiTheme="minorHAnsi" w:hAnsiTheme="minorHAnsi" w:cstheme="minorHAnsi"/>
-          <w:bCs/>
-          <w:color w:val="000000" w:themeColor="text1"/>
-          <w:szCs w:val="24"/>
-        </w:rPr>
-        <w:t>indicat</w:t>
-      </w:r>
-      <w:r>
-        <w:rPr>
-          <w:rFonts w:asciiTheme="minorHAnsi" w:hAnsiTheme="minorHAnsi" w:cstheme="minorHAnsi"/>
-          <w:bCs/>
-          <w:color w:val="000000" w:themeColor="text1"/>
-          <w:szCs w:val="24"/>
-        </w:rPr>
-        <w:t>es</w:t>
-      </w:r>
-      <w:r>
-        <w:rPr>
-          <w:rFonts w:asciiTheme="minorHAnsi" w:hAnsiTheme="minorHAnsi" w:cstheme="minorHAnsi"/>
-          <w:b/>
-          <w:color w:val="000000" w:themeColor="text1"/>
-          <w:szCs w:val="24"/>
-        </w:rPr>
-        <w:t xml:space="preserve"> </w:t>
-      </w:r>
-      <w:r>
-        <w:rPr>
-          <w:rFonts w:asciiTheme="minorHAnsi" w:hAnsiTheme="minorHAnsi" w:cstheme="minorHAnsi"/>
-          <w:bCs/>
-          <w:color w:val="000000" w:themeColor="text1"/>
-          <w:szCs w:val="24"/>
-        </w:rPr>
-        <w:t xml:space="preserve">the data source for the layer is broken. Click on the </w:t>
-      </w:r>
-      <w:proofErr w:type="gramStart"/>
-      <w:r>
-        <w:rPr>
-          <w:rFonts w:asciiTheme="minorHAnsi" w:hAnsiTheme="minorHAnsi" w:cstheme="minorHAnsi"/>
-          <w:szCs w:val="24"/>
-        </w:rPr>
-        <w:t>exclamation</w:t>
-      </w:r>
-      <w:r>
-        <w:rPr>
-          <w:rFonts w:asciiTheme="minorHAnsi" w:hAnsiTheme="minorHAnsi" w:cstheme="minorHAnsi"/>
-          <w:szCs w:val="24"/>
-        </w:rPr>
-        <w:t xml:space="preserve"> </w:t>
-      </w:r>
-      <w:r>
-        <w:rPr>
-          <w:rFonts w:asciiTheme="minorHAnsi" w:hAnsiTheme="minorHAnsi" w:cstheme="minorHAnsi"/>
-          <w:b/>
-          <w:bCs/>
-          <w:color w:val="FF0000"/>
-          <w:szCs w:val="24"/>
-        </w:rPr>
-        <w:t>!</w:t>
-      </w:r>
-      <w:proofErr w:type="gramEnd"/>
-      <w:r>
-        <w:rPr>
-          <w:rFonts w:asciiTheme="minorHAnsi" w:hAnsiTheme="minorHAnsi" w:cstheme="minorHAnsi"/>
-          <w:szCs w:val="24"/>
-        </w:rPr>
-        <w:t xml:space="preserve">, </w:t>
-      </w:r>
-      <w:r>
-        <w:rPr>
-          <w:rFonts w:asciiTheme="minorHAnsi" w:hAnsiTheme="minorHAnsi" w:cstheme="minorHAnsi"/>
-          <w:szCs w:val="24"/>
-        </w:rPr>
-        <w:t>n</w:t>
-      </w:r>
-      <w:r>
-        <w:rPr>
-          <w:rFonts w:asciiTheme="minorHAnsi" w:hAnsiTheme="minorHAnsi" w:cstheme="minorHAnsi"/>
-          <w:szCs w:val="24"/>
-        </w:rPr>
-        <w:t xml:space="preserve">avigate to the </w:t>
-      </w:r>
-      <w:r>
-        <w:rPr>
-          <w:rFonts w:asciiTheme="minorHAnsi" w:hAnsiTheme="minorHAnsi" w:cstheme="minorHAnsi"/>
-          <w:b/>
-          <w:color w:val="ED7D31"/>
-          <w:szCs w:val="24"/>
-        </w:rPr>
-        <w:t xml:space="preserve">Exercise_1 </w:t>
-      </w:r>
-      <w:r>
-        <w:rPr>
-          <w:rFonts w:asciiTheme="minorHAnsi" w:hAnsiTheme="minorHAnsi" w:cstheme="minorHAnsi"/>
-          <w:szCs w:val="24"/>
-        </w:rPr>
-        <w:t>folder</w:t>
-      </w:r>
-      <w:r>
-        <w:rPr>
-          <w:rFonts w:asciiTheme="minorHAnsi" w:hAnsiTheme="minorHAnsi" w:cstheme="minorHAnsi"/>
-          <w:szCs w:val="24"/>
-        </w:rPr>
-        <w:t xml:space="preserve">, open </w:t>
-      </w:r>
-      <w:proofErr w:type="spellStart"/>
-      <w:r>
-        <w:rPr>
-          <w:rFonts w:asciiTheme="minorHAnsi" w:hAnsiTheme="minorHAnsi" w:cstheme="minorHAnsi"/>
-          <w:b/>
-          <w:color w:val="5B9BD5"/>
-          <w:szCs w:val="24"/>
-        </w:rPr>
-        <w:t>DataBackup</w:t>
-      </w:r>
-      <w:proofErr w:type="spellEnd"/>
-      <w:r>
-        <w:rPr>
-          <w:rFonts w:asciiTheme="minorHAnsi" w:hAnsiTheme="minorHAnsi" w:cstheme="minorHAnsi"/>
-          <w:b/>
-          <w:color w:val="5B9BD5"/>
-          <w:szCs w:val="24"/>
-        </w:rPr>
-        <w:t xml:space="preserve"> </w:t>
-      </w:r>
-      <w:r>
-        <w:rPr>
-          <w:rFonts w:asciiTheme="minorHAnsi" w:hAnsiTheme="minorHAnsi" w:cstheme="minorHAnsi"/>
-          <w:bCs/>
-          <w:color w:val="000000" w:themeColor="text1"/>
-          <w:szCs w:val="24"/>
-        </w:rPr>
-        <w:t xml:space="preserve">folder, select </w:t>
-      </w:r>
-      <w:r>
-        <w:rPr>
-          <w:rFonts w:asciiTheme="minorHAnsi" w:hAnsiTheme="minorHAnsi" w:cstheme="minorHAnsi"/>
-          <w:szCs w:val="24"/>
-        </w:rPr>
-        <w:t xml:space="preserve">the </w:t>
-      </w:r>
-      <w:proofErr w:type="spellStart"/>
-      <w:r>
-        <w:rPr>
-          <w:rFonts w:asciiTheme="minorHAnsi" w:hAnsiTheme="minorHAnsi" w:cstheme="minorHAnsi"/>
-          <w:b/>
-          <w:color w:val="5B9BD5"/>
-          <w:szCs w:val="24"/>
-        </w:rPr>
-        <w:t>Historical_features</w:t>
-      </w:r>
-      <w:proofErr w:type="spellEnd"/>
-      <w:r>
-        <w:rPr>
-          <w:rFonts w:asciiTheme="minorHAnsi" w:hAnsiTheme="minorHAnsi" w:cstheme="minorHAnsi"/>
-          <w:color w:val="5B9BD5"/>
-          <w:szCs w:val="24"/>
-        </w:rPr>
-        <w:t xml:space="preserve"> </w:t>
-      </w:r>
-      <w:r>
-        <w:rPr>
-          <w:rFonts w:asciiTheme="minorHAnsi" w:hAnsiTheme="minorHAnsi" w:cstheme="minorHAnsi"/>
-          <w:color w:val="000000" w:themeColor="text1"/>
-          <w:szCs w:val="24"/>
-        </w:rPr>
-        <w:t xml:space="preserve">data again, </w:t>
-      </w:r>
-      <w:r>
-        <w:rPr>
-          <w:rFonts w:asciiTheme="minorHAnsi" w:hAnsiTheme="minorHAnsi" w:cstheme="minorHAnsi"/>
-          <w:bCs/>
-          <w:color w:val="000000" w:themeColor="text1"/>
-          <w:szCs w:val="24"/>
-        </w:rPr>
-        <w:t xml:space="preserve">followed by OK. Now the </w:t>
-      </w:r>
-      <w:r>
-        <w:rPr>
-          <w:rFonts w:asciiTheme="minorHAnsi" w:hAnsiTheme="minorHAnsi" w:cstheme="minorHAnsi"/>
-          <w:bCs/>
-          <w:color w:val="000000" w:themeColor="text1"/>
-          <w:szCs w:val="24"/>
-        </w:rPr>
-        <w:t xml:space="preserve">broken data source is </w:t>
-      </w:r>
-      <w:r>
-        <w:rPr>
-          <w:rFonts w:asciiTheme="minorHAnsi" w:hAnsiTheme="minorHAnsi" w:cstheme="minorHAnsi"/>
-          <w:bCs/>
-          <w:color w:val="000000" w:themeColor="text1"/>
-          <w:szCs w:val="24"/>
-        </w:rPr>
-        <w:t>fixed,</w:t>
-      </w:r>
-      <w:r>
-        <w:rPr>
-          <w:rFonts w:asciiTheme="minorHAnsi" w:hAnsiTheme="minorHAnsi" w:cstheme="minorHAnsi"/>
-          <w:bCs/>
-          <w:color w:val="000000" w:themeColor="text1"/>
-          <w:szCs w:val="24"/>
-        </w:rPr>
-        <w:t xml:space="preserve"> and the map displays the historical features.</w:t>
-      </w:r>
-    </w:p>
-    <w:p>
-      <w:pPr>
-        <w:pStyle w:val="Heading1"/>
-        <w:ind w:left="-5"/>
-        <w:rPr>
-          <w:rFonts w:asciiTheme="minorHAnsi" w:hAnsiTheme="minorHAnsi" w:cstheme="minorHAnsi"/>
-          <w:szCs w:val="24"/>
-        </w:rPr>
-      </w:pPr>
-      <w:r>
-        <w:rPr>
-          <w:rFonts w:asciiTheme="minorHAnsi" w:hAnsiTheme="minorHAnsi" w:cstheme="minorHAnsi"/>
-          <w:szCs w:val="24"/>
-        </w:rPr>
         <w:t xml:space="preserve">Step </w:t>
       </w:r>
       <w:r>
         <w:rPr>
-          <w:rFonts w:asciiTheme="minorHAnsi" w:hAnsiTheme="minorHAnsi" w:cstheme="minorHAnsi"/>
-          <w:szCs w:val="24"/>
-        </w:rPr>
-        <w:t>5</w:t>
+          <w:rFonts w:asciiTheme="minorHAnsi" w:eastAsiaTheme="minorEastAsia" w:hAnsiTheme="minorHAnsi" w:cstheme="minorHAnsi" w:hint="eastAsia"/>
+          <w:szCs w:val="24"/>
+        </w:rPr>
+        <w:t>4</w:t>
       </w:r>
       <w:r>
         <w:rPr>
@@ -2950,10 +2111,8 @@
           <w:rFonts w:asciiTheme="minorHAnsi" w:hAnsiTheme="minorHAnsi" w:cstheme="minorHAnsi"/>
           <w:szCs w:val="24"/>
         </w:rPr>
-        <w:lastRenderedPageBreak/>
         <w:t xml:space="preserve">Double-click on the point symbology for the </w:t>
       </w:r>
-      <w:proofErr w:type="spellStart"/>
       <w:r>
         <w:rPr>
           <w:rFonts w:asciiTheme="minorHAnsi" w:hAnsiTheme="minorHAnsi" w:cstheme="minorHAnsi"/>
@@ -2963,7 +2122,6 @@
         </w:rPr>
         <w:t>Historical_features</w:t>
       </w:r>
-      <w:proofErr w:type="spellEnd"/>
       <w:r>
         <w:rPr>
           <w:rFonts w:asciiTheme="minorHAnsi" w:hAnsiTheme="minorHAnsi" w:cstheme="minorHAnsi"/>
@@ -2971,7 +2129,6 @@
         </w:rPr>
         <w:t xml:space="preserve"> in the Contents Pane (the point feature used to show the </w:t>
       </w:r>
-      <w:proofErr w:type="spellStart"/>
       <w:r>
         <w:rPr>
           <w:rFonts w:asciiTheme="minorHAnsi" w:hAnsiTheme="minorHAnsi" w:cstheme="minorHAnsi"/>
@@ -2981,7 +2138,6 @@
         </w:rPr>
         <w:t>Historical_features</w:t>
       </w:r>
-      <w:proofErr w:type="spellEnd"/>
       <w:r>
         <w:rPr>
           <w:rFonts w:asciiTheme="minorHAnsi" w:hAnsiTheme="minorHAnsi" w:cstheme="minorHAnsi"/>
@@ -3044,7 +2200,7 @@
                     <pic:cNvPicPr/>
                   </pic:nvPicPr>
                   <pic:blipFill>
-                    <a:blip r:embed="rId14"/>
+                    <a:blip r:embed="rId12"/>
                     <a:stretch>
                       <a:fillRect/>
                     </a:stretch>
@@ -3125,23 +2281,7 @@
           <w:rFonts w:asciiTheme="minorHAnsi" w:hAnsiTheme="minorHAnsi" w:cstheme="minorHAnsi"/>
           <w:szCs w:val="24"/>
         </w:rPr>
-        <w:t xml:space="preserve">allow you to manually change the fill and outline color. A search of the available symbols in the Gallery didn’t </w:t>
-      </w:r>
-      <w:proofErr w:type="gramStart"/>
-      <w:r>
-        <w:rPr>
-          <w:rFonts w:asciiTheme="minorHAnsi" w:hAnsiTheme="minorHAnsi" w:cstheme="minorHAnsi"/>
-          <w:szCs w:val="24"/>
-        </w:rPr>
-        <w:t>yield</w:t>
-      </w:r>
-      <w:proofErr w:type="gramEnd"/>
-      <w:r>
-        <w:rPr>
-          <w:rFonts w:asciiTheme="minorHAnsi" w:hAnsiTheme="minorHAnsi" w:cstheme="minorHAnsi"/>
-          <w:szCs w:val="24"/>
-        </w:rPr>
-        <w:t xml:space="preserve"> an appropriate symbol. So, we will change the properties manually. </w:t>
+        <w:t xml:space="preserve">allow you to manually change the fill and outline color. A search of the available symbols in the Gallery didn’t yield an appropriate symbol. So, we will change the properties manually. </w:t>
       </w:r>
     </w:p>
     <w:p>
@@ -3196,7 +2336,7 @@
                     <pic:cNvPicPr/>
                   </pic:nvPicPr>
                   <pic:blipFill>
-                    <a:blip r:embed="rId15"/>
+                    <a:blip r:embed="rId13"/>
                     <a:stretch>
                       <a:fillRect/>
                     </a:stretch>
@@ -3287,7 +2427,7 @@
                     <pic:cNvPicPr/>
                   </pic:nvPicPr>
                   <pic:blipFill>
-                    <a:blip r:embed="rId16"/>
+                    <a:blip r:embed="rId14"/>
                     <a:stretch>
                       <a:fillRect/>
                     </a:stretch>
@@ -3335,7 +2475,7 @@
                     <pic:cNvPicPr/>
                   </pic:nvPicPr>
                   <pic:blipFill>
-                    <a:blip r:embed="rId17"/>
+                    <a:blip r:embed="rId15"/>
                     <a:stretch>
                       <a:fillRect/>
                     </a:stretch>
@@ -3467,7 +2607,6 @@
           <w:b/>
           <w:szCs w:val="24"/>
         </w:rPr>
-        <w:lastRenderedPageBreak/>
         <w:t xml:space="preserve"> </w:t>
       </w:r>
     </w:p>
@@ -3489,10 +2628,10 @@
       </w:r>
       <w:r>
         <w:rPr>
-          <w:rFonts w:asciiTheme="minorHAnsi" w:hAnsiTheme="minorHAnsi" w:cstheme="minorHAnsi"/>
-          <w:szCs w:val="24"/>
-        </w:rPr>
-        <w:t>6</w:t>
+          <w:rFonts w:asciiTheme="minorHAnsi" w:eastAsiaTheme="minorEastAsia" w:hAnsiTheme="minorHAnsi" w:cstheme="minorHAnsi" w:hint="eastAsia"/>
+          <w:szCs w:val="24"/>
+        </w:rPr>
+        <w:t>5</w:t>
       </w:r>
       <w:r>
         <w:rPr>
@@ -3576,7 +2715,7 @@
                     <pic:cNvPicPr/>
                   </pic:nvPicPr>
                   <pic:blipFill>
-                    <a:blip r:embed="rId18">
+                    <a:blip r:embed="rId16">
                       <a:extLst>
                         <a:ext uri="{28A0092B-C50C-407E-A947-70E740481C1C}">
                           <a14:useLocalDpi xmlns:a14="http://schemas.microsoft.com/office/drawing/2010/main" val="0"/>
@@ -3767,10 +2906,10 @@
       </w:r>
       <w:r>
         <w:rPr>
-          <w:rFonts w:asciiTheme="minorHAnsi" w:hAnsiTheme="minorHAnsi" w:cstheme="minorHAnsi"/>
-          <w:szCs w:val="24"/>
-        </w:rPr>
-        <w:t>7</w:t>
+          <w:rFonts w:asciiTheme="minorHAnsi" w:eastAsiaTheme="minorEastAsia" w:hAnsiTheme="minorHAnsi" w:cstheme="minorHAnsi" w:hint="eastAsia"/>
+          <w:szCs w:val="24"/>
+        </w:rPr>
+        <w:t>6</w:t>
       </w:r>
       <w:r>
         <w:rPr>
@@ -3795,7 +2934,6 @@
         </w:rPr>
         <w:t xml:space="preserve">You will now change the symbology of the </w:t>
       </w:r>
-      <w:proofErr w:type="spellStart"/>
       <w:r>
         <w:rPr>
           <w:rFonts w:asciiTheme="minorHAnsi" w:hAnsiTheme="minorHAnsi" w:cstheme="minorHAnsi"/>
@@ -3805,7 +2943,6 @@
         </w:rPr>
         <w:t>Soil_AR</w:t>
       </w:r>
-      <w:proofErr w:type="spellEnd"/>
       <w:r>
         <w:rPr>
           <w:rFonts w:asciiTheme="minorHAnsi" w:hAnsiTheme="minorHAnsi" w:cstheme="minorHAnsi"/>
@@ -3876,9 +3013,9 @@
           <w:rFonts w:asciiTheme="minorHAnsi" w:hAnsiTheme="minorHAnsi" w:cstheme="minorHAnsi"/>
           <w:szCs w:val="24"/>
         </w:rPr>
+        <w:lastRenderedPageBreak/>
         <w:t xml:space="preserve">Double-click on the polygon symbology for </w:t>
       </w:r>
-      <w:proofErr w:type="spellStart"/>
       <w:r>
         <w:rPr>
           <w:rFonts w:asciiTheme="minorHAnsi" w:hAnsiTheme="minorHAnsi" w:cstheme="minorHAnsi"/>
@@ -3888,7 +3025,6 @@
         </w:rPr>
         <w:t>Soil_AR</w:t>
       </w:r>
-      <w:proofErr w:type="spellEnd"/>
       <w:r>
         <w:rPr>
           <w:rFonts w:asciiTheme="minorHAnsi" w:hAnsiTheme="minorHAnsi" w:cstheme="minorHAnsi"/>
@@ -4009,7 +3145,7 @@
                     <pic:cNvPicPr/>
                   </pic:nvPicPr>
                   <pic:blipFill>
-                    <a:blip r:embed="rId19"/>
+                    <a:blip r:embed="rId17"/>
                     <a:stretch>
                       <a:fillRect/>
                     </a:stretch>
@@ -4133,7 +3269,7 @@
                     <pic:cNvPicPr/>
                   </pic:nvPicPr>
                   <pic:blipFill>
-                    <a:blip r:embed="rId20"/>
+                    <a:blip r:embed="rId18"/>
                     <a:stretch>
                       <a:fillRect/>
                     </a:stretch>
@@ -4211,15 +3347,14 @@
           <w:rFonts w:asciiTheme="minorHAnsi" w:hAnsiTheme="minorHAnsi" w:cstheme="minorHAnsi"/>
           <w:szCs w:val="24"/>
         </w:rPr>
-        <w:lastRenderedPageBreak/>
         <w:t xml:space="preserve">Step </w:t>
       </w:r>
       <w:r>
         <w:rPr>
-          <w:rFonts w:asciiTheme="minorHAnsi" w:hAnsiTheme="minorHAnsi" w:cstheme="minorHAnsi"/>
-          <w:szCs w:val="24"/>
-        </w:rPr>
-        <w:t>8</w:t>
+          <w:rFonts w:asciiTheme="minorHAnsi" w:eastAsiaTheme="minorEastAsia" w:hAnsiTheme="minorHAnsi" w:cstheme="minorHAnsi" w:hint="eastAsia"/>
+          <w:szCs w:val="24"/>
+        </w:rPr>
+        <w:t>7</w:t>
       </w:r>
       <w:r>
         <w:rPr>
@@ -4238,21 +3373,12 @@
           <w:szCs w:val="24"/>
         </w:rPr>
       </w:pPr>
-      <w:proofErr w:type="gramStart"/>
-      <w:r>
-        <w:rPr>
-          <w:rFonts w:asciiTheme="minorHAnsi" w:hAnsiTheme="minorHAnsi" w:cstheme="minorHAnsi"/>
-          <w:szCs w:val="24"/>
-        </w:rPr>
-        <w:t>All of</w:t>
-      </w:r>
-      <w:proofErr w:type="gramEnd"/>
-      <w:r>
-        <w:rPr>
-          <w:rFonts w:asciiTheme="minorHAnsi" w:hAnsiTheme="minorHAnsi" w:cstheme="minorHAnsi"/>
-          <w:szCs w:val="24"/>
-        </w:rPr>
-        <w:t xml:space="preserve"> the above examples demonstrated how to change the symbology of vector layers: points, lines, and polygons. Now, you will investigate changing the symbology of a raster layer. Specifically, </w:t>
+      <w:r>
+        <w:rPr>
+          <w:rFonts w:asciiTheme="minorHAnsi" w:hAnsiTheme="minorHAnsi" w:cstheme="minorHAnsi"/>
+          <w:szCs w:val="24"/>
+        </w:rPr>
+        <w:t xml:space="preserve">All of the above examples demonstrated how to change the symbology of vector layers: points, lines, and polygons. Now, you will investigate changing the symbology of a raster layer. Specifically, </w:t>
       </w:r>
       <w:r>
         <w:rPr>
@@ -4313,6 +3439,7 @@
           <w:noProof/>
           <w:szCs w:val="24"/>
         </w:rPr>
+        <w:lastRenderedPageBreak/>
         <w:drawing>
           <wp:anchor distT="0" distB="0" distL="114300" distR="114300" simplePos="0" relativeHeight="251675648" behindDoc="0" locked="0" layoutInCell="1" allowOverlap="1" wp14:anchorId="245DE4A4" wp14:editId="4A264CB5">
             <wp:simplePos x="0" y="0"/>
@@ -4337,7 +3464,7 @@
                     <pic:cNvPicPr/>
                   </pic:nvPicPr>
                   <pic:blipFill>
-                    <a:blip r:embed="rId21">
+                    <a:blip r:embed="rId19">
                       <a:extLst>
                         <a:ext uri="{28A0092B-C50C-407E-A947-70E740481C1C}">
                           <a14:useLocalDpi xmlns:a14="http://schemas.microsoft.com/office/drawing/2010/main" val="0"/>
@@ -4496,7 +3623,7 @@
                     <pic:cNvPicPr/>
                   </pic:nvPicPr>
                   <pic:blipFill>
-                    <a:blip r:embed="rId22">
+                    <a:blip r:embed="rId20">
                       <a:extLst>
                         <a:ext uri="{28A0092B-C50C-407E-A947-70E740481C1C}">
                           <a14:useLocalDpi xmlns:a14="http://schemas.microsoft.com/office/drawing/2010/main" val="0"/>
@@ -4633,10 +3760,10 @@
       </w:r>
       <w:r>
         <w:rPr>
-          <w:rFonts w:asciiTheme="minorHAnsi" w:hAnsiTheme="minorHAnsi" w:cstheme="minorHAnsi"/>
-          <w:szCs w:val="24"/>
-        </w:rPr>
-        <w:t>9</w:t>
+          <w:rFonts w:asciiTheme="minorHAnsi" w:eastAsiaTheme="minorEastAsia" w:hAnsiTheme="minorHAnsi" w:cstheme="minorHAnsi" w:hint="eastAsia"/>
+          <w:szCs w:val="24"/>
+        </w:rPr>
+        <w:t>8</w:t>
       </w:r>
       <w:r>
         <w:rPr>
@@ -4819,7 +3946,7 @@
                     <pic:cNvPicPr/>
                   </pic:nvPicPr>
                   <pic:blipFill>
-                    <a:blip r:embed="rId23"/>
+                    <a:blip r:embed="rId21"/>
                     <a:stretch>
                       <a:fillRect/>
                     </a:stretch>
@@ -4858,10 +3985,10 @@
       </w:r>
       <w:r>
         <w:rPr>
-          <w:rFonts w:asciiTheme="minorHAnsi" w:hAnsiTheme="minorHAnsi" w:cstheme="minorHAnsi"/>
-          <w:szCs w:val="24"/>
-        </w:rPr>
-        <w:t>10</w:t>
+          <w:rFonts w:asciiTheme="minorHAnsi" w:eastAsiaTheme="minorEastAsia" w:hAnsiTheme="minorHAnsi" w:cstheme="minorHAnsi" w:hint="eastAsia"/>
+          <w:szCs w:val="24"/>
+        </w:rPr>
+        <w:t>9</w:t>
       </w:r>
       <w:r>
         <w:rPr>
@@ -4907,7 +4034,7 @@
                     <pic:cNvPicPr/>
                   </pic:nvPicPr>
                   <pic:blipFill>
-                    <a:blip r:embed="rId24">
+                    <a:blip r:embed="rId22">
                       <a:extLst>
                         <a:ext uri="{28A0092B-C50C-407E-A947-70E740481C1C}">
                           <a14:useLocalDpi xmlns:a14="http://schemas.microsoft.com/office/drawing/2010/main" val="0"/>
@@ -5159,7 +4286,7 @@
                     <pic:cNvPicPr/>
                   </pic:nvPicPr>
                   <pic:blipFill>
-                    <a:blip r:embed="rId25"/>
+                    <a:blip r:embed="rId23"/>
                     <a:stretch>
                       <a:fillRect/>
                     </a:stretch>
@@ -5495,10 +4622,10 @@
       </w:r>
       <w:r>
         <w:rPr>
-          <w:rFonts w:asciiTheme="minorHAnsi" w:hAnsiTheme="minorHAnsi" w:cstheme="minorHAnsi"/>
-          <w:szCs w:val="24"/>
-        </w:rPr>
-        <w:t>1</w:t>
+          <w:rFonts w:asciiTheme="minorHAnsi" w:eastAsiaTheme="minorEastAsia" w:hAnsiTheme="minorHAnsi" w:cstheme="minorHAnsi" w:hint="eastAsia"/>
+          <w:szCs w:val="24"/>
+        </w:rPr>
+        <w:t>0</w:t>
       </w:r>
       <w:r>
         <w:rPr>
@@ -5582,7 +4709,7 @@
                     <pic:cNvPicPr/>
                   </pic:nvPicPr>
                   <pic:blipFill>
-                    <a:blip r:embed="rId26"/>
+                    <a:blip r:embed="rId24"/>
                     <a:stretch>
                       <a:fillRect/>
                     </a:stretch>
@@ -5759,21 +4886,12 @@
           <w:szCs w:val="24"/>
         </w:rPr>
       </w:pPr>
-      <w:proofErr w:type="gramStart"/>
-      <w:r>
-        <w:rPr>
-          <w:rFonts w:asciiTheme="minorHAnsi" w:hAnsiTheme="minorHAnsi" w:cstheme="minorHAnsi"/>
-          <w:szCs w:val="24"/>
-        </w:rPr>
-        <w:t>Generally</w:t>
-      </w:r>
-      <w:proofErr w:type="gramEnd"/>
-      <w:r>
-        <w:rPr>
-          <w:rFonts w:asciiTheme="minorHAnsi" w:hAnsiTheme="minorHAnsi" w:cstheme="minorHAnsi"/>
-          <w:szCs w:val="24"/>
-        </w:rPr>
-        <w:t xml:space="preserve"> in ArcGIS Pro, if you hover over a tool, a helpful dialog box will load.  </w:t>
+      <w:r>
+        <w:rPr>
+          <w:rFonts w:asciiTheme="minorHAnsi" w:hAnsiTheme="minorHAnsi" w:cstheme="minorHAnsi"/>
+          <w:szCs w:val="24"/>
+        </w:rPr>
+        <w:t xml:space="preserve">Generally in ArcGIS Pro, if you hover over a tool, a helpful dialog box will load.  </w:t>
       </w:r>
     </w:p>
     <w:p>
@@ -5866,7 +4984,7 @@
                           <pic:cNvPicPr/>
                         </pic:nvPicPr>
                         <pic:blipFill>
-                          <a:blip r:embed="rId27"/>
+                          <a:blip r:embed="rId25"/>
                           <a:stretch>
                             <a:fillRect/>
                           </a:stretch>
@@ -6186,7 +5304,7 @@
                   <o:lock v:ext="edit" aspectratio="t"/>
                 </v:shapetype>
                 <v:shape id="Picture 557" o:spid="_x0000_s1028" type="#_x0000_t75" style="position:absolute;width:16573;height:8953;visibility:visible;mso-wrap-style:square" o:gfxdata="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">
-                  <v:imagedata r:id="rId28" o:title=""/>
+                  <v:imagedata r:id="rId26" o:title=""/>
                 </v:shape>
                 <v:shape id="Shape 560" o:spid="_x0000_s1029" style="position:absolute;left:22955;width:10096;height:3048;visibility:visible;mso-wrap-style:square;v-text-anchor:top" coordsize="1009650,304800" o:gfxdata="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" path="m,l1009650,r,304800l,304800,,xe" filled="f" strokecolor="red" strokeweight="1.5pt">
                   <v:stroke miterlimit="66585f" joinstyle="miter"/>
@@ -6356,7 +5474,6 @@
         </w:rPr>
         <w:t xml:space="preserve">Right-click on the </w:t>
       </w:r>
-      <w:proofErr w:type="spellStart"/>
       <w:r>
         <w:rPr>
           <w:rFonts w:asciiTheme="minorHAnsi" w:hAnsiTheme="minorHAnsi" w:cstheme="minorHAnsi"/>
@@ -6366,7 +5483,6 @@
         </w:rPr>
         <w:t>Soil_AR</w:t>
       </w:r>
-      <w:proofErr w:type="spellEnd"/>
       <w:r>
         <w:rPr>
           <w:rFonts w:asciiTheme="minorHAnsi" w:hAnsiTheme="minorHAnsi" w:cstheme="minorHAnsi"/>
@@ -6498,7 +5614,7 @@
                     <pic:cNvPicPr/>
                   </pic:nvPicPr>
                   <pic:blipFill>
-                    <a:blip r:embed="rId29"/>
+                    <a:blip r:embed="rId27"/>
                     <a:stretch>
                       <a:fillRect/>
                     </a:stretch>
@@ -6554,10 +5670,10 @@
       </w:r>
       <w:r>
         <w:rPr>
-          <w:rFonts w:asciiTheme="minorHAnsi" w:hAnsiTheme="minorHAnsi" w:cstheme="minorHAnsi"/>
-          <w:szCs w:val="24"/>
-        </w:rPr>
-        <w:t>2</w:t>
+          <w:rFonts w:asciiTheme="minorHAnsi" w:eastAsiaTheme="minorEastAsia" w:hAnsiTheme="minorHAnsi" w:cstheme="minorHAnsi" w:hint="eastAsia"/>
+          <w:szCs w:val="24"/>
+        </w:rPr>
+        <w:t>1</w:t>
       </w:r>
       <w:r>
         <w:rPr>
@@ -6667,7 +5783,7 @@
                     <pic:cNvPicPr/>
                   </pic:nvPicPr>
                   <pic:blipFill>
-                    <a:blip r:embed="rId30"/>
+                    <a:blip r:embed="rId28"/>
                     <a:stretch>
                       <a:fillRect/>
                     </a:stretch>
@@ -6760,7 +5876,7 @@
                     <pic:cNvPicPr/>
                   </pic:nvPicPr>
                   <pic:blipFill>
-                    <a:blip r:embed="rId31"/>
+                    <a:blip r:embed="rId29"/>
                     <a:stretch>
                       <a:fillRect/>
                     </a:stretch>
@@ -7194,7 +6310,7 @@
                           <pic:cNvPicPr/>
                         </pic:nvPicPr>
                         <pic:blipFill>
-                          <a:blip r:embed="rId32"/>
+                          <a:blip r:embed="rId30"/>
                           <a:stretch>
                             <a:fillRect/>
                           </a:stretch>
@@ -7215,7 +6331,7 @@
                           <pic:cNvPicPr/>
                         </pic:nvPicPr>
                         <pic:blipFill>
-                          <a:blip r:embed="rId33"/>
+                          <a:blip r:embed="rId31"/>
                           <a:stretch>
                             <a:fillRect/>
                           </a:stretch>
@@ -7236,7 +6352,7 @@
               </wp:anchor>
             </w:drawing>
           </mc:Choice>
-          <mc:Fallback xmlns:w16sdtfl="http://schemas.microsoft.com/office/word/2024/wordml/sdtformatlock" xmlns:w16du="http://schemas.microsoft.com/office/word/2023/wordml/word16du">
+          <mc:Fallback>
             <w:pict>
               <v:group w14:anchorId="633AAE55" id="Group 7946" o:spid="_x0000_s1026" alt="Image showing Add and Save icons" style="position:absolute;margin-left:389.95pt;margin-top:-2.45pt;width:51.1pt;height:78.2pt;z-index:251669504" coordsize="6489,9928" o:gfxdata="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">
                 <v:shape id="Picture 677" o:spid="_x0000_s1027" type="#_x0000_t75" style="position:absolute;width:5238;height:2571;visibility:visible;mso-wrap-style:square" o:gfxdata="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">
@@ -8596,10 +7712,10 @@
       </w:r>
       <w:r>
         <w:rPr>
-          <w:rFonts w:asciiTheme="minorHAnsi" w:hAnsiTheme="minorHAnsi" w:cstheme="minorHAnsi"/>
-          <w:szCs w:val="24"/>
-        </w:rPr>
-        <w:t>3</w:t>
+          <w:rFonts w:asciiTheme="minorHAnsi" w:eastAsiaTheme="minorEastAsia" w:hAnsiTheme="minorHAnsi" w:cstheme="minorHAnsi" w:hint="eastAsia"/>
+          <w:szCs w:val="24"/>
+        </w:rPr>
+        <w:t>2</w:t>
       </w:r>
       <w:r>
         <w:rPr>
@@ -8622,23 +7738,7 @@
           <w:rFonts w:asciiTheme="minorHAnsi" w:hAnsiTheme="minorHAnsi" w:cstheme="minorHAnsi"/>
           <w:szCs w:val="24"/>
         </w:rPr>
-        <w:t xml:space="preserve">You can save your work by navigating to the Project Tab then selecting Save. If you want to save a new copy you can use Save </w:t>
-      </w:r>
-      <w:proofErr w:type="gramStart"/>
-      <w:r>
-        <w:rPr>
-          <w:rFonts w:asciiTheme="minorHAnsi" w:hAnsiTheme="minorHAnsi" w:cstheme="minorHAnsi"/>
-          <w:szCs w:val="24"/>
-        </w:rPr>
-        <w:t>As.</w:t>
-      </w:r>
-      <w:proofErr w:type="gramEnd"/>
-      <w:r>
-        <w:rPr>
-          <w:rFonts w:asciiTheme="minorHAnsi" w:hAnsiTheme="minorHAnsi" w:cstheme="minorHAnsi"/>
-          <w:szCs w:val="24"/>
-        </w:rPr>
-        <w:t xml:space="preserve"> Remember to save often as you work through the lab exercises.  </w:t>
+        <w:t xml:space="preserve">You can save your work by navigating to the Project Tab then selecting Save. If you want to save a new copy you can use Save As. Remember to save often as you work through the lab exercises.  </w:t>
       </w:r>
     </w:p>
     <w:p>
@@ -8659,10 +7759,10 @@
       </w:r>
       <w:r>
         <w:rPr>
-          <w:rFonts w:asciiTheme="minorHAnsi" w:hAnsiTheme="minorHAnsi" w:cstheme="minorHAnsi"/>
-          <w:szCs w:val="24"/>
-        </w:rPr>
-        <w:t>4</w:t>
+          <w:rFonts w:asciiTheme="minorHAnsi" w:eastAsiaTheme="minorEastAsia" w:hAnsiTheme="minorHAnsi" w:cstheme="minorHAnsi" w:hint="eastAsia"/>
+          <w:szCs w:val="24"/>
+        </w:rPr>
+        <w:t>3</w:t>
       </w:r>
       <w:r>
         <w:rPr>
@@ -9206,7 +8306,7 @@
 </file>
 
 <file path=word/endnotes.xml><?xml version="1.0" encoding="utf-8"?>
-<w:endnotes xmlns:wpc="http://schemas.microsoft.com/office/word/2010/wordprocessingCanvas" xmlns:cx="http://schemas.microsoft.com/office/drawing/2014/chartex" xmlns:cx1="http://schemas.microsoft.com/office/drawing/2015/9/8/chartex" xmlns:cx2="http://schemas.microsoft.com/office/drawing/2015/10/21/chartex" xmlns:cx3="http://schemas.microsoft.com/office/drawing/2016/5/9/chartex" xmlns:cx4="http://schemas.microsoft.com/office/drawing/2016/5/10/chartex" xmlns:cx5="http://schemas.microsoft.com/office/drawing/2016/5/11/chartex" xmlns:cx6="http://schemas.microsoft.com/office/drawing/2016/5/12/chartex" xmlns:cx7="http://schemas.microsoft.com/office/drawing/2016/5/13/chartex" xmlns:cx8="http://schemas.microsoft.com/office/drawing/2016/5/14/chartex" xmlns:mc="http://schemas.openxmlformats.org/markup-compatibility/2006" xmlns:aink="http://schemas.microsoft.com/office/drawing/2016/ink" xmlns:am3d="http://schemas.microsoft.com/office/drawing/2017/model3d" xmlns:o="urn:schemas-microsoft-com:office:office" xmlns:oel="http://schemas.microsoft.com/office/2019/extlst" xmlns:r="http://schemas.openxmlformats.org/officeDocument/2006/relationships" xmlns:m="http://schemas.openxmlformats.org/officeDocument/2006/math" xmlns:v="urn:schemas-microsoft-com:vml" xmlns:wp14="http://schemas.microsoft.com/office/word/2010/wordprocessingDrawing" xmlns:wp="http://schemas.openxmlformats.org/drawingml/2006/wordprocessingDrawing" xmlns:w10="urn:schemas-microsoft-com:office:word" xmlns:w="http://schemas.openxmlformats.org/wordprocessingml/2006/main" xmlns:w14="http://schemas.microsoft.com/office/word/2010/wordml" xmlns:w15="http://schemas.microsoft.com/office/word/2012/wordml" xmlns:w16cex="http://schemas.microsoft.com/office/word/2018/wordml/cex" xmlns:w16cid="http://schemas.microsoft.com/office/word/2016/wordml/cid" xmlns:w16="http://schemas.microsoft.com/office/word/2018/wordml" xmlns:w16sdtdh="http://schemas.microsoft.com/office/word/2020/wordml/sdtdatahash" xmlns:w16se="http://schemas.microsoft.com/office/word/2015/wordml/symex" xmlns:wpg="http://schemas.microsoft.com/office/word/2010/wordprocessingGroup" xmlns:wpi="http://schemas.microsoft.com/office/word/2010/wordprocessingInk" xmlns:wne="http://schemas.microsoft.com/office/word/2006/wordml" xmlns:wps="http://schemas.microsoft.com/office/word/2010/wordprocessingShape" mc:Ignorable="w14 w15 w16se w16cid w16 w16cex w16sdtdh wp14">
+<w:endnotes xmlns:wpc="http://schemas.microsoft.com/office/word/2010/wordprocessingCanvas" xmlns:cx="http://schemas.microsoft.com/office/drawing/2014/chartex" xmlns:cx1="http://schemas.microsoft.com/office/drawing/2015/9/8/chartex" xmlns:cx2="http://schemas.microsoft.com/office/drawing/2015/10/21/chartex" xmlns:cx3="http://schemas.microsoft.com/office/drawing/2016/5/9/chartex" xmlns:cx4="http://schemas.microsoft.com/office/drawing/2016/5/10/chartex" xmlns:cx5="http://schemas.microsoft.com/office/drawing/2016/5/11/chartex" xmlns:cx6="http://schemas.microsoft.com/office/drawing/2016/5/12/chartex" xmlns:cx7="http://schemas.microsoft.com/office/drawing/2016/5/13/chartex" xmlns:cx8="http://schemas.microsoft.com/office/drawing/2016/5/14/chartex" xmlns:mc="http://schemas.openxmlformats.org/markup-compatibility/2006" xmlns:aink="http://schemas.microsoft.com/office/drawing/2016/ink" xmlns:am3d="http://schemas.microsoft.com/office/drawing/2017/model3d" xmlns:o="urn:schemas-microsoft-com:office:office" xmlns:oel="http://schemas.microsoft.com/office/2019/extlst" xmlns:r="http://schemas.openxmlformats.org/officeDocument/2006/relationships" xmlns:m="http://schemas.openxmlformats.org/officeDocument/2006/math" xmlns:v="urn:schemas-microsoft-com:vml" xmlns:wp14="http://schemas.microsoft.com/office/word/2010/wordprocessingDrawing" xmlns:wp="http://schemas.openxmlformats.org/drawingml/2006/wordprocessingDrawing" xmlns:w10="urn:schemas-microsoft-com:office:word" xmlns:w="http://schemas.openxmlformats.org/wordprocessingml/2006/main" xmlns:w14="http://schemas.microsoft.com/office/word/2010/wordml" xmlns:w15="http://schemas.microsoft.com/office/word/2012/wordml" xmlns:w16cex="http://schemas.microsoft.com/office/word/2018/wordml/cex" xmlns:w16cid="http://schemas.microsoft.com/office/word/2016/wordml/cid" xmlns:w16="http://schemas.microsoft.com/office/word/2018/wordml" xmlns:w16du="http://schemas.microsoft.com/office/word/2023/wordml/word16du" xmlns:w16sdtdh="http://schemas.microsoft.com/office/word/2020/wordml/sdtdatahash" xmlns:w16sdtfl="http://schemas.microsoft.com/office/word/2024/wordml/sdtformatlock" xmlns:w16se="http://schemas.microsoft.com/office/word/2015/wordml/symex" xmlns:wpg="http://schemas.microsoft.com/office/word/2010/wordprocessingGroup" xmlns:wpi="http://schemas.microsoft.com/office/word/2010/wordprocessingInk" xmlns:wne="http://schemas.microsoft.com/office/word/2006/wordml" xmlns:wps="http://schemas.microsoft.com/office/word/2010/wordprocessingShape" mc:Ignorable="w14 w15 w16se w16cid w16 w16cex w16sdtdh w16sdtfl w16du wp14">
   <w:endnote w:type="separator" w:id="-1">
     <w:p>
       <w:pPr>
@@ -9231,7 +8331,7 @@
 </file>
 
 <file path=word/footer1.xml><?xml version="1.0" encoding="utf-8"?>
-<w:ftr xmlns:wpc="http://schemas.microsoft.com/office/word/2010/wordprocessingCanvas" xmlns:cx="http://schemas.microsoft.com/office/drawing/2014/chartex" xmlns:cx1="http://schemas.microsoft.com/office/drawing/2015/9/8/chartex" xmlns:cx2="http://schemas.microsoft.com/office/drawing/2015/10/21/chartex" xmlns:cx3="http://schemas.microsoft.com/office/drawing/2016/5/9/chartex" xmlns:cx4="http://schemas.microsoft.com/office/drawing/2016/5/10/chartex" xmlns:cx5="http://schemas.microsoft.com/office/drawing/2016/5/11/chartex" xmlns:cx6="http://schemas.microsoft.com/office/drawing/2016/5/12/chartex" xmlns:cx7="http://schemas.microsoft.com/office/drawing/2016/5/13/chartex" xmlns:cx8="http://schemas.microsoft.com/office/drawing/2016/5/14/chartex" xmlns:mc="http://schemas.openxmlformats.org/markup-compatibility/2006" xmlns:aink="http://schemas.microsoft.com/office/drawing/2016/ink" xmlns:am3d="http://schemas.microsoft.com/office/drawing/2017/model3d" xmlns:o="urn:schemas-microsoft-com:office:office" xmlns:oel="http://schemas.microsoft.com/office/2019/extlst" xmlns:r="http://schemas.openxmlformats.org/officeDocument/2006/relationships" xmlns:m="http://schemas.openxmlformats.org/officeDocument/2006/math" xmlns:v="urn:schemas-microsoft-com:vml" xmlns:wp14="http://schemas.microsoft.com/office/word/2010/wordprocessingDrawing" xmlns:wp="http://schemas.openxmlformats.org/drawingml/2006/wordprocessingDrawing" xmlns:w10="urn:schemas-microsoft-com:office:word" xmlns:w="http://schemas.openxmlformats.org/wordprocessingml/2006/main" xmlns:w14="http://schemas.microsoft.com/office/word/2010/wordml" xmlns:w15="http://schemas.microsoft.com/office/word/2012/wordml" xmlns:w16cex="http://schemas.microsoft.com/office/word/2018/wordml/cex" xmlns:w16cid="http://schemas.microsoft.com/office/word/2016/wordml/cid" xmlns:w16="http://schemas.microsoft.com/office/word/2018/wordml" xmlns:w16sdtdh="http://schemas.microsoft.com/office/word/2020/wordml/sdtdatahash" xmlns:w16se="http://schemas.microsoft.com/office/word/2015/wordml/symex" xmlns:wpg="http://schemas.microsoft.com/office/word/2010/wordprocessingGroup" xmlns:wpi="http://schemas.microsoft.com/office/word/2010/wordprocessingInk" xmlns:wne="http://schemas.microsoft.com/office/word/2006/wordml" xmlns:wps="http://schemas.microsoft.com/office/word/2010/wordprocessingShape" mc:Ignorable="w14 w15 w16se w16cid w16 w16cex w16sdtdh wp14">
+<w:ftr xmlns:wpc="http://schemas.microsoft.com/office/word/2010/wordprocessingCanvas" xmlns:cx="http://schemas.microsoft.com/office/drawing/2014/chartex" xmlns:cx1="http://schemas.microsoft.com/office/drawing/2015/9/8/chartex" xmlns:cx2="http://schemas.microsoft.com/office/drawing/2015/10/21/chartex" xmlns:cx3="http://schemas.microsoft.com/office/drawing/2016/5/9/chartex" xmlns:cx4="http://schemas.microsoft.com/office/drawing/2016/5/10/chartex" xmlns:cx5="http://schemas.microsoft.com/office/drawing/2016/5/11/chartex" xmlns:cx6="http://schemas.microsoft.com/office/drawing/2016/5/12/chartex" xmlns:cx7="http://schemas.microsoft.com/office/drawing/2016/5/13/chartex" xmlns:cx8="http://schemas.microsoft.com/office/drawing/2016/5/14/chartex" xmlns:mc="http://schemas.openxmlformats.org/markup-compatibility/2006" xmlns:aink="http://schemas.microsoft.com/office/drawing/2016/ink" xmlns:am3d="http://schemas.microsoft.com/office/drawing/2017/model3d" xmlns:o="urn:schemas-microsoft-com:office:office" xmlns:oel="http://schemas.microsoft.com/office/2019/extlst" xmlns:r="http://schemas.openxmlformats.org/officeDocument/2006/relationships" xmlns:m="http://schemas.openxmlformats.org/officeDocument/2006/math" xmlns:v="urn:schemas-microsoft-com:vml" xmlns:wp14="http://schemas.microsoft.com/office/word/2010/wordprocessingDrawing" xmlns:wp="http://schemas.openxmlformats.org/drawingml/2006/wordprocessingDrawing" xmlns:w10="urn:schemas-microsoft-com:office:word" xmlns:w="http://schemas.openxmlformats.org/wordprocessingml/2006/main" xmlns:w14="http://schemas.microsoft.com/office/word/2010/wordml" xmlns:w15="http://schemas.microsoft.com/office/word/2012/wordml" xmlns:w16cex="http://schemas.microsoft.com/office/word/2018/wordml/cex" xmlns:w16cid="http://schemas.microsoft.com/office/word/2016/wordml/cid" xmlns:w16="http://schemas.microsoft.com/office/word/2018/wordml" xmlns:w16du="http://schemas.microsoft.com/office/word/2023/wordml/word16du" xmlns:w16sdtdh="http://schemas.microsoft.com/office/word/2020/wordml/sdtdatahash" xmlns:w16sdtfl="http://schemas.microsoft.com/office/word/2024/wordml/sdtformatlock" xmlns:w16se="http://schemas.microsoft.com/office/word/2015/wordml/symex" xmlns:wpg="http://schemas.microsoft.com/office/word/2010/wordprocessingGroup" xmlns:wpi="http://schemas.microsoft.com/office/word/2010/wordprocessingInk" xmlns:wne="http://schemas.microsoft.com/office/word/2006/wordml" xmlns:wps="http://schemas.microsoft.com/office/word/2010/wordprocessingShape" mc:Ignorable="w14 w15 w16se w16cid w16 w16cex w16sdtdh w16sdtfl w16du wp14">
   <w:p>
     <w:pPr>
       <w:spacing w:after="0" w:line="259" w:lineRule="auto"/>
@@ -9274,7 +8374,7 @@
 </file>
 
 <file path=word/footer2.xml><?xml version="1.0" encoding="utf-8"?>
-<w:ftr xmlns:wpc="http://schemas.microsoft.com/office/word/2010/wordprocessingCanvas" xmlns:cx="http://schemas.microsoft.com/office/drawing/2014/chartex" xmlns:cx1="http://schemas.microsoft.com/office/drawing/2015/9/8/chartex" xmlns:cx2="http://schemas.microsoft.com/office/drawing/2015/10/21/chartex" xmlns:cx3="http://schemas.microsoft.com/office/drawing/2016/5/9/chartex" xmlns:cx4="http://schemas.microsoft.com/office/drawing/2016/5/10/chartex" xmlns:cx5="http://schemas.microsoft.com/office/drawing/2016/5/11/chartex" xmlns:cx6="http://schemas.microsoft.com/office/drawing/2016/5/12/chartex" xmlns:cx7="http://schemas.microsoft.com/office/drawing/2016/5/13/chartex" xmlns:cx8="http://schemas.microsoft.com/office/drawing/2016/5/14/chartex" xmlns:mc="http://schemas.openxmlformats.org/markup-compatibility/2006" xmlns:aink="http://schemas.microsoft.com/office/drawing/2016/ink" xmlns:am3d="http://schemas.microsoft.com/office/drawing/2017/model3d" xmlns:o="urn:schemas-microsoft-com:office:office" xmlns:oel="http://schemas.microsoft.com/office/2019/extlst" xmlns:r="http://schemas.openxmlformats.org/officeDocument/2006/relationships" xmlns:m="http://schemas.openxmlformats.org/officeDocument/2006/math" xmlns:v="urn:schemas-microsoft-com:vml" xmlns:wp14="http://schemas.microsoft.com/office/word/2010/wordprocessingDrawing" xmlns:wp="http://schemas.openxmlformats.org/drawingml/2006/wordprocessingDrawing" xmlns:w10="urn:schemas-microsoft-com:office:word" xmlns:w="http://schemas.openxmlformats.org/wordprocessingml/2006/main" xmlns:w14="http://schemas.microsoft.com/office/word/2010/wordml" xmlns:w15="http://schemas.microsoft.com/office/word/2012/wordml" xmlns:w16cex="http://schemas.microsoft.com/office/word/2018/wordml/cex" xmlns:w16cid="http://schemas.microsoft.com/office/word/2016/wordml/cid" xmlns:w16="http://schemas.microsoft.com/office/word/2018/wordml" xmlns:w16sdtdh="http://schemas.microsoft.com/office/word/2020/wordml/sdtdatahash" xmlns:w16se="http://schemas.microsoft.com/office/word/2015/wordml/symex" xmlns:wpg="http://schemas.microsoft.com/office/word/2010/wordprocessingGroup" xmlns:wpi="http://schemas.microsoft.com/office/word/2010/wordprocessingInk" xmlns:wne="http://schemas.microsoft.com/office/word/2006/wordml" xmlns:wps="http://schemas.microsoft.com/office/word/2010/wordprocessingShape" mc:Ignorable="w14 w15 w16se w16cid w16 w16cex w16sdtdh wp14">
+<w:ftr xmlns:wpc="http://schemas.microsoft.com/office/word/2010/wordprocessingCanvas" xmlns:cx="http://schemas.microsoft.com/office/drawing/2014/chartex" xmlns:cx1="http://schemas.microsoft.com/office/drawing/2015/9/8/chartex" xmlns:cx2="http://schemas.microsoft.com/office/drawing/2015/10/21/chartex" xmlns:cx3="http://schemas.microsoft.com/office/drawing/2016/5/9/chartex" xmlns:cx4="http://schemas.microsoft.com/office/drawing/2016/5/10/chartex" xmlns:cx5="http://schemas.microsoft.com/office/drawing/2016/5/11/chartex" xmlns:cx6="http://schemas.microsoft.com/office/drawing/2016/5/12/chartex" xmlns:cx7="http://schemas.microsoft.com/office/drawing/2016/5/13/chartex" xmlns:cx8="http://schemas.microsoft.com/office/drawing/2016/5/14/chartex" xmlns:mc="http://schemas.openxmlformats.org/markup-compatibility/2006" xmlns:aink="http://schemas.microsoft.com/office/drawing/2016/ink" xmlns:am3d="http://schemas.microsoft.com/office/drawing/2017/model3d" xmlns:o="urn:schemas-microsoft-com:office:office" xmlns:oel="http://schemas.microsoft.com/office/2019/extlst" xmlns:r="http://schemas.openxmlformats.org/officeDocument/2006/relationships" xmlns:m="http://schemas.openxmlformats.org/officeDocument/2006/math" xmlns:v="urn:schemas-microsoft-com:vml" xmlns:wp14="http://schemas.microsoft.com/office/word/2010/wordprocessingDrawing" xmlns:wp="http://schemas.openxmlformats.org/drawingml/2006/wordprocessingDrawing" xmlns:w10="urn:schemas-microsoft-com:office:word" xmlns:w="http://schemas.openxmlformats.org/wordprocessingml/2006/main" xmlns:w14="http://schemas.microsoft.com/office/word/2010/wordml" xmlns:w15="http://schemas.microsoft.com/office/word/2012/wordml" xmlns:w16cex="http://schemas.microsoft.com/office/word/2018/wordml/cex" xmlns:w16cid="http://schemas.microsoft.com/office/word/2016/wordml/cid" xmlns:w16="http://schemas.microsoft.com/office/word/2018/wordml" xmlns:w16du="http://schemas.microsoft.com/office/word/2023/wordml/word16du" xmlns:w16sdtdh="http://schemas.microsoft.com/office/word/2020/wordml/sdtdatahash" xmlns:w16sdtfl="http://schemas.microsoft.com/office/word/2024/wordml/sdtformatlock" xmlns:w16se="http://schemas.microsoft.com/office/word/2015/wordml/symex" xmlns:wpg="http://schemas.microsoft.com/office/word/2010/wordprocessingGroup" xmlns:wpi="http://schemas.microsoft.com/office/word/2010/wordprocessingInk" xmlns:wne="http://schemas.microsoft.com/office/word/2006/wordml" xmlns:wps="http://schemas.microsoft.com/office/word/2010/wordprocessingShape" mc:Ignorable="w14 w15 w16se w16cid w16 w16cex w16sdtdh w16sdtfl w16du wp14">
   <w:p>
     <w:pPr>
       <w:spacing w:after="0" w:line="259" w:lineRule="auto"/>
@@ -9317,7 +8417,7 @@
 </file>
 
 <file path=word/footer3.xml><?xml version="1.0" encoding="utf-8"?>
-<w:ftr xmlns:wpc="http://schemas.microsoft.com/office/word/2010/wordprocessingCanvas" xmlns:cx="http://schemas.microsoft.com/office/drawing/2014/chartex" xmlns:cx1="http://schemas.microsoft.com/office/drawing/2015/9/8/chartex" xmlns:cx2="http://schemas.microsoft.com/office/drawing/2015/10/21/chartex" xmlns:cx3="http://schemas.microsoft.com/office/drawing/2016/5/9/chartex" xmlns:cx4="http://schemas.microsoft.com/office/drawing/2016/5/10/chartex" xmlns:cx5="http://schemas.microsoft.com/office/drawing/2016/5/11/chartex" xmlns:cx6="http://schemas.microsoft.com/office/drawing/2016/5/12/chartex" xmlns:cx7="http://schemas.microsoft.com/office/drawing/2016/5/13/chartex" xmlns:cx8="http://schemas.microsoft.com/office/drawing/2016/5/14/chartex" xmlns:mc="http://schemas.openxmlformats.org/markup-compatibility/2006" xmlns:aink="http://schemas.microsoft.com/office/drawing/2016/ink" xmlns:am3d="http://schemas.microsoft.com/office/drawing/2017/model3d" xmlns:o="urn:schemas-microsoft-com:office:office" xmlns:oel="http://schemas.microsoft.com/office/2019/extlst" xmlns:r="http://schemas.openxmlformats.org/officeDocument/2006/relationships" xmlns:m="http://schemas.openxmlformats.org/officeDocument/2006/math" xmlns:v="urn:schemas-microsoft-com:vml" xmlns:wp14="http://schemas.microsoft.com/office/word/2010/wordprocessingDrawing" xmlns:wp="http://schemas.openxmlformats.org/drawingml/2006/wordprocessingDrawing" xmlns:w10="urn:schemas-microsoft-com:office:word" xmlns:w="http://schemas.openxmlformats.org/wordprocessingml/2006/main" xmlns:w14="http://schemas.microsoft.com/office/word/2010/wordml" xmlns:w15="http://schemas.microsoft.com/office/word/2012/wordml" xmlns:w16cex="http://schemas.microsoft.com/office/word/2018/wordml/cex" xmlns:w16cid="http://schemas.microsoft.com/office/word/2016/wordml/cid" xmlns:w16="http://schemas.microsoft.com/office/word/2018/wordml" xmlns:w16sdtdh="http://schemas.microsoft.com/office/word/2020/wordml/sdtdatahash" xmlns:w16se="http://schemas.microsoft.com/office/word/2015/wordml/symex" xmlns:wpg="http://schemas.microsoft.com/office/word/2010/wordprocessingGroup" xmlns:wpi="http://schemas.microsoft.com/office/word/2010/wordprocessingInk" xmlns:wne="http://schemas.microsoft.com/office/word/2006/wordml" xmlns:wps="http://schemas.microsoft.com/office/word/2010/wordprocessingShape" mc:Ignorable="w14 w15 w16se w16cid w16 w16cex w16sdtdh wp14">
+<w:ftr xmlns:wpc="http://schemas.microsoft.com/office/word/2010/wordprocessingCanvas" xmlns:cx="http://schemas.microsoft.com/office/drawing/2014/chartex" xmlns:cx1="http://schemas.microsoft.com/office/drawing/2015/9/8/chartex" xmlns:cx2="http://schemas.microsoft.com/office/drawing/2015/10/21/chartex" xmlns:cx3="http://schemas.microsoft.com/office/drawing/2016/5/9/chartex" xmlns:cx4="http://schemas.microsoft.com/office/drawing/2016/5/10/chartex" xmlns:cx5="http://schemas.microsoft.com/office/drawing/2016/5/11/chartex" xmlns:cx6="http://schemas.microsoft.com/office/drawing/2016/5/12/chartex" xmlns:cx7="http://schemas.microsoft.com/office/drawing/2016/5/13/chartex" xmlns:cx8="http://schemas.microsoft.com/office/drawing/2016/5/14/chartex" xmlns:mc="http://schemas.openxmlformats.org/markup-compatibility/2006" xmlns:aink="http://schemas.microsoft.com/office/drawing/2016/ink" xmlns:am3d="http://schemas.microsoft.com/office/drawing/2017/model3d" xmlns:o="urn:schemas-microsoft-com:office:office" xmlns:oel="http://schemas.microsoft.com/office/2019/extlst" xmlns:r="http://schemas.openxmlformats.org/officeDocument/2006/relationships" xmlns:m="http://schemas.openxmlformats.org/officeDocument/2006/math" xmlns:v="urn:schemas-microsoft-com:vml" xmlns:wp14="http://schemas.microsoft.com/office/word/2010/wordprocessingDrawing" xmlns:wp="http://schemas.openxmlformats.org/drawingml/2006/wordprocessingDrawing" xmlns:w10="urn:schemas-microsoft-com:office:word" xmlns:w="http://schemas.openxmlformats.org/wordprocessingml/2006/main" xmlns:w14="http://schemas.microsoft.com/office/word/2010/wordml" xmlns:w15="http://schemas.microsoft.com/office/word/2012/wordml" xmlns:w16cex="http://schemas.microsoft.com/office/word/2018/wordml/cex" xmlns:w16cid="http://schemas.microsoft.com/office/word/2016/wordml/cid" xmlns:w16="http://schemas.microsoft.com/office/word/2018/wordml" xmlns:w16du="http://schemas.microsoft.com/office/word/2023/wordml/word16du" xmlns:w16sdtdh="http://schemas.microsoft.com/office/word/2020/wordml/sdtdatahash" xmlns:w16sdtfl="http://schemas.microsoft.com/office/word/2024/wordml/sdtformatlock" xmlns:w16se="http://schemas.microsoft.com/office/word/2015/wordml/symex" xmlns:wpg="http://schemas.microsoft.com/office/word/2010/wordprocessingGroup" xmlns:wpi="http://schemas.microsoft.com/office/word/2010/wordprocessingInk" xmlns:wne="http://schemas.microsoft.com/office/word/2006/wordml" xmlns:wps="http://schemas.microsoft.com/office/word/2010/wordprocessingShape" mc:Ignorable="w14 w15 w16se w16cid w16 w16cex w16sdtdh w16sdtfl w16du wp14">
   <w:p>
     <w:pPr>
       <w:spacing w:after="0" w:line="259" w:lineRule="auto"/>
@@ -9360,7 +8460,7 @@
 </file>
 
 <file path=word/footnotes.xml><?xml version="1.0" encoding="utf-8"?>
-<w:footnotes xmlns:wpc="http://schemas.microsoft.com/office/word/2010/wordprocessingCanvas" xmlns:cx="http://schemas.microsoft.com/office/drawing/2014/chartex" xmlns:cx1="http://schemas.microsoft.com/office/drawing/2015/9/8/chartex" xmlns:cx2="http://schemas.microsoft.com/office/drawing/2015/10/21/chartex" xmlns:cx3="http://schemas.microsoft.com/office/drawing/2016/5/9/chartex" xmlns:cx4="http://schemas.microsoft.com/office/drawing/2016/5/10/chartex" xmlns:cx5="http://schemas.microsoft.com/office/drawing/2016/5/11/chartex" xmlns:cx6="http://schemas.microsoft.com/office/drawing/2016/5/12/chartex" xmlns:cx7="http://schemas.microsoft.com/office/drawing/2016/5/13/chartex" xmlns:cx8="http://schemas.microsoft.com/office/drawing/2016/5/14/chartex" xmlns:mc="http://schemas.openxmlformats.org/markup-compatibility/2006" xmlns:aink="http://schemas.microsoft.com/office/drawing/2016/ink" xmlns:am3d="http://schemas.microsoft.com/office/drawing/2017/model3d" xmlns:o="urn:schemas-microsoft-com:office:office" xmlns:oel="http://schemas.microsoft.com/office/2019/extlst" xmlns:r="http://schemas.openxmlformats.org/officeDocument/2006/relationships" xmlns:m="http://schemas.openxmlformats.org/officeDocument/2006/math" xmlns:v="urn:schemas-microsoft-com:vml" xmlns:wp14="http://schemas.microsoft.com/office/word/2010/wordprocessingDrawing" xmlns:wp="http://schemas.openxmlformats.org/drawingml/2006/wordprocessingDrawing" xmlns:w10="urn:schemas-microsoft-com:office:word" xmlns:w="http://schemas.openxmlformats.org/wordprocessingml/2006/main" xmlns:w14="http://schemas.microsoft.com/office/word/2010/wordml" xmlns:w15="http://schemas.microsoft.com/office/word/2012/wordml" xmlns:w16cex="http://schemas.microsoft.com/office/word/2018/wordml/cex" xmlns:w16cid="http://schemas.microsoft.com/office/word/2016/wordml/cid" xmlns:w16="http://schemas.microsoft.com/office/word/2018/wordml" xmlns:w16sdtdh="http://schemas.microsoft.com/office/word/2020/wordml/sdtdatahash" xmlns:w16se="http://schemas.microsoft.com/office/word/2015/wordml/symex" xmlns:wpg="http://schemas.microsoft.com/office/word/2010/wordprocessingGroup" xmlns:wpi="http://schemas.microsoft.com/office/word/2010/wordprocessingInk" xmlns:wne="http://schemas.microsoft.com/office/word/2006/wordml" xmlns:wps="http://schemas.microsoft.com/office/word/2010/wordprocessingShape" mc:Ignorable="w14 w15 w16se w16cid w16 w16cex w16sdtdh wp14">
+<w:footnotes xmlns:wpc="http://schemas.microsoft.com/office/word/2010/wordprocessingCanvas" xmlns:cx="http://schemas.microsoft.com/office/drawing/2014/chartex" xmlns:cx1="http://schemas.microsoft.com/office/drawing/2015/9/8/chartex" xmlns:cx2="http://schemas.microsoft.com/office/drawing/2015/10/21/chartex" xmlns:cx3="http://schemas.microsoft.com/office/drawing/2016/5/9/chartex" xmlns:cx4="http://schemas.microsoft.com/office/drawing/2016/5/10/chartex" xmlns:cx5="http://schemas.microsoft.com/office/drawing/2016/5/11/chartex" xmlns:cx6="http://schemas.microsoft.com/office/drawing/2016/5/12/chartex" xmlns:cx7="http://schemas.microsoft.com/office/drawing/2016/5/13/chartex" xmlns:cx8="http://schemas.microsoft.com/office/drawing/2016/5/14/chartex" xmlns:mc="http://schemas.openxmlformats.org/markup-compatibility/2006" xmlns:aink="http://schemas.microsoft.com/office/drawing/2016/ink" xmlns:am3d="http://schemas.microsoft.com/office/drawing/2017/model3d" xmlns:o="urn:schemas-microsoft-com:office:office" xmlns:oel="http://schemas.microsoft.com/office/2019/extlst" xmlns:r="http://schemas.openxmlformats.org/officeDocument/2006/relationships" xmlns:m="http://schemas.openxmlformats.org/officeDocument/2006/math" xmlns:v="urn:schemas-microsoft-com:vml" xmlns:wp14="http://schemas.microsoft.com/office/word/2010/wordprocessingDrawing" xmlns:wp="http://schemas.openxmlformats.org/drawingml/2006/wordprocessingDrawing" xmlns:w10="urn:schemas-microsoft-com:office:word" xmlns:w="http://schemas.openxmlformats.org/wordprocessingml/2006/main" xmlns:w14="http://schemas.microsoft.com/office/word/2010/wordml" xmlns:w15="http://schemas.microsoft.com/office/word/2012/wordml" xmlns:w16cex="http://schemas.microsoft.com/office/word/2018/wordml/cex" xmlns:w16cid="http://schemas.microsoft.com/office/word/2016/wordml/cid" xmlns:w16="http://schemas.microsoft.com/office/word/2018/wordml" xmlns:w16du="http://schemas.microsoft.com/office/word/2023/wordml/word16du" xmlns:w16sdtdh="http://schemas.microsoft.com/office/word/2020/wordml/sdtdatahash" xmlns:w16sdtfl="http://schemas.microsoft.com/office/word/2024/wordml/sdtformatlock" xmlns:w16se="http://schemas.microsoft.com/office/word/2015/wordml/symex" xmlns:wpg="http://schemas.microsoft.com/office/word/2010/wordprocessingGroup" xmlns:wpi="http://schemas.microsoft.com/office/word/2010/wordprocessingInk" xmlns:wne="http://schemas.microsoft.com/office/word/2006/wordml" xmlns:wps="http://schemas.microsoft.com/office/word/2010/wordprocessingShape" mc:Ignorable="w14 w15 w16se w16cid w16 w16cex w16sdtdh w16sdtfl w16du wp14">
   <w:footnote w:type="separator" w:id="-1">
     <w:p>
       <w:pPr>
@@ -9385,7 +8485,7 @@
 </file>
 
 <file path=word/numbering.xml><?xml version="1.0" encoding="utf-8"?>
-<w:numbering xmlns:wpc="http://schemas.microsoft.com/office/word/2010/wordprocessingCanvas" xmlns:cx="http://schemas.microsoft.com/office/drawing/2014/chartex" xmlns:cx1="http://schemas.microsoft.com/office/drawing/2015/9/8/chartex" xmlns:cx2="http://schemas.microsoft.com/office/drawing/2015/10/21/chartex" xmlns:cx3="http://schemas.microsoft.com/office/drawing/2016/5/9/chartex" xmlns:cx4="http://schemas.microsoft.com/office/drawing/2016/5/10/chartex" xmlns:cx5="http://schemas.microsoft.com/office/drawing/2016/5/11/chartex" xmlns:cx6="http://schemas.microsoft.com/office/drawing/2016/5/12/chartex" xmlns:cx7="http://schemas.microsoft.com/office/drawing/2016/5/13/chartex" xmlns:cx8="http://schemas.microsoft.com/office/drawing/2016/5/14/chartex" xmlns:mc="http://schemas.openxmlformats.org/markup-compatibility/2006" xmlns:aink="http://schemas.microsoft.com/office/drawing/2016/ink" xmlns:am3d="http://schemas.microsoft.com/office/drawing/2017/model3d" xmlns:o="urn:schemas-microsoft-com:office:office" xmlns:oel="http://schemas.microsoft.com/office/2019/extlst" xmlns:r="http://schemas.openxmlformats.org/officeDocument/2006/relationships" xmlns:m="http://schemas.openxmlformats.org/officeDocument/2006/math" xmlns:v="urn:schemas-microsoft-com:vml" xmlns:wp14="http://schemas.microsoft.com/office/word/2010/wordprocessingDrawing" xmlns:wp="http://schemas.openxmlformats.org/drawingml/2006/wordprocessingDrawing" xmlns:w10="urn:schemas-microsoft-com:office:word" xmlns:w="http://schemas.openxmlformats.org/wordprocessingml/2006/main" xmlns:w14="http://schemas.microsoft.com/office/word/2010/wordml" xmlns:w15="http://schemas.microsoft.com/office/word/2012/wordml" xmlns:w16cex="http://schemas.microsoft.com/office/word/2018/wordml/cex" xmlns:w16cid="http://schemas.microsoft.com/office/word/2016/wordml/cid" xmlns:w16="http://schemas.microsoft.com/office/word/2018/wordml" xmlns:w16sdtdh="http://schemas.microsoft.com/office/word/2020/wordml/sdtdatahash" xmlns:w16se="http://schemas.microsoft.com/office/word/2015/wordml/symex" xmlns:wpg="http://schemas.microsoft.com/office/word/2010/wordprocessingGroup" xmlns:wpi="http://schemas.microsoft.com/office/word/2010/wordprocessingInk" xmlns:wne="http://schemas.microsoft.com/office/word/2006/wordml" xmlns:wps="http://schemas.microsoft.com/office/word/2010/wordprocessingShape" mc:Ignorable="w14 w15 w16se w16cid w16 w16cex w16sdtdh wp14">
+<w:numbering xmlns:wpc="http://schemas.microsoft.com/office/word/2010/wordprocessingCanvas" xmlns:cx="http://schemas.microsoft.com/office/drawing/2014/chartex" xmlns:cx1="http://schemas.microsoft.com/office/drawing/2015/9/8/chartex" xmlns:cx2="http://schemas.microsoft.com/office/drawing/2015/10/21/chartex" xmlns:cx3="http://schemas.microsoft.com/office/drawing/2016/5/9/chartex" xmlns:cx4="http://schemas.microsoft.com/office/drawing/2016/5/10/chartex" xmlns:cx5="http://schemas.microsoft.com/office/drawing/2016/5/11/chartex" xmlns:cx6="http://schemas.microsoft.com/office/drawing/2016/5/12/chartex" xmlns:cx7="http://schemas.microsoft.com/office/drawing/2016/5/13/chartex" xmlns:cx8="http://schemas.microsoft.com/office/drawing/2016/5/14/chartex" xmlns:mc="http://schemas.openxmlformats.org/markup-compatibility/2006" xmlns:aink="http://schemas.microsoft.com/office/drawing/2016/ink" xmlns:am3d="http://schemas.microsoft.com/office/drawing/2017/model3d" xmlns:o="urn:schemas-microsoft-com:office:office" xmlns:oel="http://schemas.microsoft.com/office/2019/extlst" xmlns:r="http://schemas.openxmlformats.org/officeDocument/2006/relationships" xmlns:m="http://schemas.openxmlformats.org/officeDocument/2006/math" xmlns:v="urn:schemas-microsoft-com:vml" xmlns:wp14="http://schemas.microsoft.com/office/word/2010/wordprocessingDrawing" xmlns:wp="http://schemas.openxmlformats.org/drawingml/2006/wordprocessingDrawing" xmlns:w10="urn:schemas-microsoft-com:office:word" xmlns:w="http://schemas.openxmlformats.org/wordprocessingml/2006/main" xmlns:w14="http://schemas.microsoft.com/office/word/2010/wordml" xmlns:w15="http://schemas.microsoft.com/office/word/2012/wordml" xmlns:w16cex="http://schemas.microsoft.com/office/word/2018/wordml/cex" xmlns:w16cid="http://schemas.microsoft.com/office/word/2016/wordml/cid" xmlns:w16="http://schemas.microsoft.com/office/word/2018/wordml" xmlns:w16du="http://schemas.microsoft.com/office/word/2023/wordml/word16du" xmlns:w16sdtdh="http://schemas.microsoft.com/office/word/2020/wordml/sdtdatahash" xmlns:w16sdtfl="http://schemas.microsoft.com/office/word/2024/wordml/sdtformatlock" xmlns:w16se="http://schemas.microsoft.com/office/word/2015/wordml/symex" xmlns:wpg="http://schemas.microsoft.com/office/word/2010/wordprocessingGroup" xmlns:wpi="http://schemas.microsoft.com/office/word/2010/wordprocessingInk" xmlns:wne="http://schemas.microsoft.com/office/word/2006/wordml" xmlns:wps="http://schemas.microsoft.com/office/word/2010/wordprocessingShape" mc:Ignorable="w14 w15 w16se w16cid w16 w16cex w16sdtdh w16sdtfl w16du wp14">
   <w:abstractNum w:abstractNumId="0" w15:restartNumberingAfterBreak="0">
     <w:nsid w:val="074350D3"/>
     <w:multiLevelType w:val="hybridMultilevel"/>
@@ -11976,7 +11076,7 @@
 </file>
 
 <file path=word/styles.xml><?xml version="1.0" encoding="utf-8"?>
-<w:styles xmlns:mc="http://schemas.openxmlformats.org/markup-compatibility/2006" xmlns:r="http://schemas.openxmlformats.org/officeDocument/2006/relationships" xmlns:w="http://schemas.openxmlformats.org/wordprocessingml/2006/main" xmlns:w14="http://schemas.microsoft.com/office/word/2010/wordml" xmlns:w15="http://schemas.microsoft.com/office/word/2012/wordml" xmlns:w16cex="http://schemas.microsoft.com/office/word/2018/wordml/cex" xmlns:w16cid="http://schemas.microsoft.com/office/word/2016/wordml/cid" xmlns:w16="http://schemas.microsoft.com/office/word/2018/wordml" xmlns:w16sdtdh="http://schemas.microsoft.com/office/word/2020/wordml/sdtdatahash" xmlns:w16se="http://schemas.microsoft.com/office/word/2015/wordml/symex" mc:Ignorable="w14 w15 w16se w16cid w16 w16cex w16sdtdh">
+<w:styles xmlns:mc="http://schemas.openxmlformats.org/markup-compatibility/2006" xmlns:r="http://schemas.openxmlformats.org/officeDocument/2006/relationships" xmlns:w="http://schemas.openxmlformats.org/wordprocessingml/2006/main" xmlns:w14="http://schemas.microsoft.com/office/word/2010/wordml" xmlns:w15="http://schemas.microsoft.com/office/word/2012/wordml" xmlns:w16cex="http://schemas.microsoft.com/office/word/2018/wordml/cex" xmlns:w16cid="http://schemas.microsoft.com/office/word/2016/wordml/cid" xmlns:w16="http://schemas.microsoft.com/office/word/2018/wordml" xmlns:w16du="http://schemas.microsoft.com/office/word/2023/wordml/word16du" xmlns:w16sdtdh="http://schemas.microsoft.com/office/word/2020/wordml/sdtdatahash" xmlns:w16sdtfl="http://schemas.microsoft.com/office/word/2024/wordml/sdtformatlock" xmlns:w16se="http://schemas.microsoft.com/office/word/2015/wordml/symex" mc:Ignorable="w14 w15 w16se w16cid w16 w16cex w16sdtdh w16sdtfl w16du">
   <w:docDefaults>
     <w:rPrDefault>
       <w:rPr>
